--- a/доки/ПЗ1.docx
+++ b/доки/ПЗ1.docx
@@ -87,836 +87,21 @@
     </w:p>
     <w:p>
       <w:pPr>
-        <w:jc w:val="both"/>
-        <w:rPr>
-          <w:rFonts w:eastAsiaTheme="majorEastAsia" w:cs="Times New Roman"/>
-          <w:color w:val="000000" w:themeColor="text1"/>
-          <w:szCs w:val="28"/>
-        </w:rPr>
-      </w:pPr>
-      <w:r>
-        <w:rPr>
-          <w:rFonts w:eastAsiaTheme="majorEastAsia" w:cs="Times New Roman"/>
-          <w:color w:val="000000" w:themeColor="text1"/>
-          <w:szCs w:val="28"/>
-        </w:rPr>
-        <w:t>Программное</w:t>
-      </w:r>
-      <w:r>
-        <w:rPr>
-          <w:rFonts w:eastAsiaTheme="majorEastAsia" w:cs="Times New Roman"/>
-          <w:color w:val="000000" w:themeColor="text1"/>
-          <w:szCs w:val="28"/>
-        </w:rPr>
-        <w:t xml:space="preserve"> </w:t>
-      </w:r>
-      <w:r>
-        <w:rPr>
-          <w:rFonts w:eastAsiaTheme="majorEastAsia" w:cs="Times New Roman"/>
-          <w:color w:val="000000" w:themeColor="text1"/>
-          <w:szCs w:val="28"/>
-        </w:rPr>
-        <w:t>обеспечение</w:t>
-      </w:r>
-      <w:r>
-        <w:rPr>
-          <w:rFonts w:eastAsiaTheme="majorEastAsia" w:cs="Times New Roman"/>
-          <w:color w:val="000000" w:themeColor="text1"/>
-          <w:szCs w:val="28"/>
-        </w:rPr>
-        <w:t xml:space="preserve"> </w:t>
-      </w:r>
-      <w:r>
-        <w:rPr>
-          <w:rFonts w:eastAsiaTheme="majorEastAsia" w:cs="Times New Roman"/>
-          <w:color w:val="000000" w:themeColor="text1"/>
-          <w:szCs w:val="28"/>
-        </w:rPr>
-        <w:t>(далее</w:t>
-      </w:r>
-      <w:r>
-        <w:rPr>
-          <w:rFonts w:eastAsiaTheme="majorEastAsia" w:cs="Times New Roman"/>
-          <w:color w:val="000000" w:themeColor="text1"/>
-          <w:szCs w:val="28"/>
-        </w:rPr>
-        <w:t xml:space="preserve"> </w:t>
-      </w:r>
-      <w:r>
-        <w:rPr>
-          <w:rFonts w:eastAsiaTheme="majorEastAsia" w:cs="Times New Roman"/>
-          <w:color w:val="000000" w:themeColor="text1"/>
-          <w:szCs w:val="28"/>
-        </w:rPr>
-        <w:t>–</w:t>
-      </w:r>
-      <w:r>
-        <w:rPr>
-          <w:rFonts w:eastAsiaTheme="majorEastAsia" w:cs="Times New Roman"/>
-          <w:color w:val="000000" w:themeColor="text1"/>
-          <w:szCs w:val="28"/>
-        </w:rPr>
-        <w:t xml:space="preserve"> </w:t>
-      </w:r>
-      <w:r>
-        <w:rPr>
-          <w:rFonts w:eastAsiaTheme="majorEastAsia" w:cs="Times New Roman"/>
-          <w:color w:val="000000" w:themeColor="text1"/>
-          <w:szCs w:val="28"/>
-        </w:rPr>
-        <w:t>ПО)</w:t>
-      </w:r>
-      <w:r>
-        <w:rPr>
-          <w:rFonts w:eastAsiaTheme="majorEastAsia" w:cs="Times New Roman"/>
-          <w:color w:val="000000" w:themeColor="text1"/>
-          <w:szCs w:val="28"/>
-        </w:rPr>
-        <w:t xml:space="preserve"> </w:t>
-      </w:r>
-      <w:r>
-        <w:rPr>
-          <w:rFonts w:eastAsiaTheme="majorEastAsia" w:cs="Times New Roman"/>
-          <w:color w:val="000000" w:themeColor="text1"/>
-          <w:szCs w:val="28"/>
-        </w:rPr>
-        <w:t>предназначено</w:t>
-      </w:r>
-      <w:r>
-        <w:rPr>
-          <w:rFonts w:eastAsiaTheme="majorEastAsia" w:cs="Times New Roman"/>
-          <w:color w:val="000000" w:themeColor="text1"/>
-          <w:szCs w:val="28"/>
-        </w:rPr>
-        <w:t xml:space="preserve"> </w:t>
-      </w:r>
-      <w:r>
-        <w:rPr>
-          <w:rFonts w:eastAsiaTheme="majorEastAsia" w:cs="Times New Roman"/>
-          <w:color w:val="000000" w:themeColor="text1"/>
-          <w:szCs w:val="28"/>
-        </w:rPr>
-        <w:t>для</w:t>
-      </w:r>
-      <w:r>
-        <w:rPr>
-          <w:rFonts w:eastAsiaTheme="majorEastAsia" w:cs="Times New Roman"/>
-          <w:color w:val="000000" w:themeColor="text1"/>
-          <w:szCs w:val="28"/>
-        </w:rPr>
-        <w:t xml:space="preserve"> </w:t>
-      </w:r>
-      <w:r>
-        <w:rPr>
-          <w:rFonts w:eastAsiaTheme="majorEastAsia" w:cs="Times New Roman"/>
-          <w:color w:val="000000" w:themeColor="text1"/>
-          <w:szCs w:val="28"/>
-        </w:rPr>
-        <w:t>автоматизации</w:t>
-      </w:r>
-      <w:r>
-        <w:rPr>
-          <w:rFonts w:eastAsiaTheme="majorEastAsia" w:cs="Times New Roman"/>
-          <w:color w:val="000000" w:themeColor="text1"/>
-          <w:szCs w:val="28"/>
-        </w:rPr>
-        <w:t xml:space="preserve"> </w:t>
-      </w:r>
-      <w:r>
-        <w:rPr>
-          <w:rFonts w:eastAsiaTheme="majorEastAsia" w:cs="Times New Roman"/>
-          <w:color w:val="000000" w:themeColor="text1"/>
-          <w:szCs w:val="28"/>
-        </w:rPr>
-        <w:t>процессов</w:t>
-      </w:r>
-      <w:r>
-        <w:rPr>
-          <w:rFonts w:eastAsiaTheme="majorEastAsia" w:cs="Times New Roman"/>
-          <w:color w:val="000000" w:themeColor="text1"/>
-          <w:szCs w:val="28"/>
-        </w:rPr>
-        <w:t xml:space="preserve"> </w:t>
-      </w:r>
-      <w:r>
-        <w:rPr>
-          <w:rFonts w:eastAsiaTheme="majorEastAsia" w:cs="Times New Roman"/>
-          <w:color w:val="000000" w:themeColor="text1"/>
-          <w:szCs w:val="28"/>
-        </w:rPr>
-        <w:t>приёма,</w:t>
-      </w:r>
-      <w:r>
-        <w:rPr>
-          <w:rFonts w:eastAsiaTheme="majorEastAsia" w:cs="Times New Roman"/>
-          <w:color w:val="000000" w:themeColor="text1"/>
-          <w:szCs w:val="28"/>
-        </w:rPr>
-        <w:t xml:space="preserve"> </w:t>
-      </w:r>
-      <w:r>
-        <w:rPr>
-          <w:rFonts w:eastAsiaTheme="majorEastAsia" w:cs="Times New Roman"/>
-          <w:color w:val="000000" w:themeColor="text1"/>
-          <w:szCs w:val="28"/>
-        </w:rPr>
-        <w:t>визуализации,</w:t>
-      </w:r>
-      <w:r>
-        <w:rPr>
-          <w:rFonts w:eastAsiaTheme="majorEastAsia" w:cs="Times New Roman"/>
-          <w:color w:val="000000" w:themeColor="text1"/>
-          <w:szCs w:val="28"/>
-        </w:rPr>
-        <w:t xml:space="preserve"> </w:t>
-      </w:r>
-      <w:r>
-        <w:rPr>
-          <w:rFonts w:eastAsiaTheme="majorEastAsia" w:cs="Times New Roman"/>
-          <w:color w:val="000000" w:themeColor="text1"/>
-          <w:szCs w:val="28"/>
-        </w:rPr>
-        <w:t>хранения</w:t>
-      </w:r>
-      <w:r>
-        <w:rPr>
-          <w:rFonts w:eastAsiaTheme="majorEastAsia" w:cs="Times New Roman"/>
-          <w:color w:val="000000" w:themeColor="text1"/>
-          <w:szCs w:val="28"/>
-        </w:rPr>
-        <w:t xml:space="preserve"> </w:t>
-      </w:r>
-      <w:r>
-        <w:rPr>
-          <w:rFonts w:eastAsiaTheme="majorEastAsia" w:cs="Times New Roman"/>
-          <w:color w:val="000000" w:themeColor="text1"/>
-          <w:szCs w:val="28"/>
-        </w:rPr>
-        <w:t>и</w:t>
-      </w:r>
-      <w:r>
-        <w:rPr>
-          <w:rFonts w:eastAsiaTheme="majorEastAsia" w:cs="Times New Roman"/>
-          <w:color w:val="000000" w:themeColor="text1"/>
-          <w:szCs w:val="28"/>
-        </w:rPr>
-        <w:t xml:space="preserve"> </w:t>
-      </w:r>
-      <w:r>
-        <w:rPr>
-          <w:rFonts w:eastAsiaTheme="majorEastAsia" w:cs="Times New Roman"/>
-          <w:color w:val="000000" w:themeColor="text1"/>
-          <w:szCs w:val="28"/>
-        </w:rPr>
-        <w:t>интеллектуального</w:t>
-      </w:r>
-      <w:r>
-        <w:rPr>
-          <w:rFonts w:eastAsiaTheme="majorEastAsia" w:cs="Times New Roman"/>
-          <w:color w:val="000000" w:themeColor="text1"/>
-          <w:szCs w:val="28"/>
-        </w:rPr>
-        <w:t xml:space="preserve"> </w:t>
-      </w:r>
-      <w:r>
-        <w:rPr>
-          <w:rFonts w:eastAsiaTheme="majorEastAsia" w:cs="Times New Roman"/>
-          <w:color w:val="000000" w:themeColor="text1"/>
-          <w:szCs w:val="28"/>
-        </w:rPr>
-        <w:t>анализа</w:t>
-      </w:r>
-      <w:r>
-        <w:rPr>
-          <w:rFonts w:eastAsiaTheme="majorEastAsia" w:cs="Times New Roman"/>
-          <w:color w:val="000000" w:themeColor="text1"/>
-          <w:szCs w:val="28"/>
-        </w:rPr>
-        <w:t xml:space="preserve"> </w:t>
-      </w:r>
-      <w:r>
-        <w:rPr>
-          <w:rFonts w:eastAsiaTheme="majorEastAsia" w:cs="Times New Roman"/>
-          <w:color w:val="000000" w:themeColor="text1"/>
-          <w:szCs w:val="28"/>
-        </w:rPr>
-        <w:t>данных,</w:t>
-      </w:r>
-      <w:r>
-        <w:rPr>
-          <w:rFonts w:eastAsiaTheme="majorEastAsia" w:cs="Times New Roman"/>
-          <w:color w:val="000000" w:themeColor="text1"/>
-          <w:szCs w:val="28"/>
-        </w:rPr>
-        <w:t xml:space="preserve"> </w:t>
-      </w:r>
-      <w:r>
-        <w:rPr>
-          <w:rFonts w:eastAsiaTheme="majorEastAsia" w:cs="Times New Roman"/>
-          <w:color w:val="000000" w:themeColor="text1"/>
-          <w:szCs w:val="28"/>
-        </w:rPr>
-        <w:t>поступающих</w:t>
-      </w:r>
-      <w:r>
-        <w:rPr>
-          <w:rFonts w:eastAsiaTheme="majorEastAsia" w:cs="Times New Roman"/>
-          <w:color w:val="000000" w:themeColor="text1"/>
-          <w:szCs w:val="28"/>
-        </w:rPr>
-        <w:t xml:space="preserve"> </w:t>
-      </w:r>
-      <w:r>
-        <w:rPr>
-          <w:rFonts w:eastAsiaTheme="majorEastAsia" w:cs="Times New Roman"/>
-          <w:color w:val="000000" w:themeColor="text1"/>
-          <w:szCs w:val="28"/>
-        </w:rPr>
-        <w:t>от</w:t>
-      </w:r>
-      <w:r>
-        <w:rPr>
-          <w:rFonts w:eastAsiaTheme="majorEastAsia" w:cs="Times New Roman"/>
-          <w:color w:val="000000" w:themeColor="text1"/>
-          <w:szCs w:val="28"/>
-        </w:rPr>
-        <w:t xml:space="preserve"> </w:t>
-      </w:r>
-      <w:r>
-        <w:rPr>
-          <w:rFonts w:eastAsiaTheme="majorEastAsia" w:cs="Times New Roman"/>
-          <w:color w:val="000000" w:themeColor="text1"/>
-          <w:szCs w:val="28"/>
-        </w:rPr>
-        <w:t>внешнего</w:t>
-      </w:r>
-      <w:r>
-        <w:rPr>
-          <w:rFonts w:eastAsiaTheme="majorEastAsia" w:cs="Times New Roman"/>
-          <w:color w:val="000000" w:themeColor="text1"/>
-          <w:szCs w:val="28"/>
-        </w:rPr>
-        <w:t xml:space="preserve"> </w:t>
-      </w:r>
-      <w:r>
-        <w:rPr>
-          <w:rFonts w:eastAsiaTheme="majorEastAsia" w:cs="Times New Roman"/>
-          <w:color w:val="000000" w:themeColor="text1"/>
-          <w:szCs w:val="28"/>
-        </w:rPr>
-        <w:t>модуля</w:t>
-      </w:r>
-      <w:r>
-        <w:rPr>
-          <w:rFonts w:eastAsiaTheme="majorEastAsia" w:cs="Times New Roman"/>
-          <w:color w:val="000000" w:themeColor="text1"/>
-          <w:szCs w:val="28"/>
-        </w:rPr>
-        <w:t xml:space="preserve"> </w:t>
-      </w:r>
-      <w:r>
-        <w:rPr>
-          <w:rFonts w:eastAsiaTheme="majorEastAsia" w:cs="Times New Roman"/>
-          <w:color w:val="000000" w:themeColor="text1"/>
-          <w:szCs w:val="28"/>
-        </w:rPr>
-        <w:t>тепловизионного</w:t>
-      </w:r>
-      <w:r>
-        <w:rPr>
-          <w:rFonts w:eastAsiaTheme="majorEastAsia" w:cs="Times New Roman"/>
-          <w:color w:val="000000" w:themeColor="text1"/>
-          <w:szCs w:val="28"/>
-        </w:rPr>
-        <w:t xml:space="preserve"> </w:t>
-      </w:r>
-      <w:r>
-        <w:rPr>
-          <w:rFonts w:eastAsiaTheme="majorEastAsia" w:cs="Times New Roman"/>
-          <w:color w:val="000000" w:themeColor="text1"/>
-          <w:szCs w:val="28"/>
-        </w:rPr>
-        <w:t>контроля.</w:t>
-      </w:r>
-      <w:r>
-        <w:rPr>
-          <w:rFonts w:eastAsiaTheme="majorEastAsia" w:cs="Times New Roman"/>
-          <w:color w:val="000000" w:themeColor="text1"/>
-          <w:szCs w:val="28"/>
-        </w:rPr>
-        <w:t xml:space="preserve"> </w:t>
-      </w:r>
-      <w:r>
-        <w:rPr>
-          <w:rFonts w:eastAsiaTheme="majorEastAsia" w:cs="Times New Roman"/>
-          <w:color w:val="000000" w:themeColor="text1"/>
-          <w:szCs w:val="28"/>
-        </w:rPr>
-        <w:t>Внешний</w:t>
-      </w:r>
-      <w:r>
-        <w:rPr>
-          <w:rFonts w:eastAsiaTheme="majorEastAsia" w:cs="Times New Roman"/>
-          <w:color w:val="000000" w:themeColor="text1"/>
-          <w:szCs w:val="28"/>
-        </w:rPr>
-        <w:t xml:space="preserve"> </w:t>
-      </w:r>
-      <w:r>
-        <w:rPr>
-          <w:rFonts w:eastAsiaTheme="majorEastAsia" w:cs="Times New Roman"/>
-          <w:color w:val="000000" w:themeColor="text1"/>
-          <w:szCs w:val="28"/>
-        </w:rPr>
-        <w:t>модуль</w:t>
-      </w:r>
-      <w:r>
-        <w:rPr>
-          <w:rFonts w:eastAsiaTheme="majorEastAsia" w:cs="Times New Roman"/>
-          <w:color w:val="000000" w:themeColor="text1"/>
-          <w:szCs w:val="28"/>
-        </w:rPr>
-        <w:t xml:space="preserve"> </w:t>
-      </w:r>
-      <w:r>
-        <w:rPr>
-          <w:rFonts w:eastAsiaTheme="majorEastAsia" w:cs="Times New Roman"/>
-          <w:color w:val="000000" w:themeColor="text1"/>
-          <w:szCs w:val="28"/>
-        </w:rPr>
-        <w:t>(в</w:t>
-      </w:r>
-      <w:r>
-        <w:rPr>
-          <w:rFonts w:eastAsiaTheme="majorEastAsia" w:cs="Times New Roman"/>
-          <w:color w:val="000000" w:themeColor="text1"/>
-          <w:szCs w:val="28"/>
-        </w:rPr>
-        <w:t xml:space="preserve"> </w:t>
-      </w:r>
-      <w:r>
-        <w:rPr>
-          <w:rFonts w:eastAsiaTheme="majorEastAsia" w:cs="Times New Roman"/>
-          <w:color w:val="000000" w:themeColor="text1"/>
-          <w:szCs w:val="28"/>
-        </w:rPr>
-        <w:t>рамках</w:t>
-      </w:r>
-      <w:r>
-        <w:rPr>
-          <w:rFonts w:eastAsiaTheme="majorEastAsia" w:cs="Times New Roman"/>
-          <w:color w:val="000000" w:themeColor="text1"/>
-          <w:szCs w:val="28"/>
-        </w:rPr>
-        <w:t xml:space="preserve"> </w:t>
-      </w:r>
-      <w:r>
-        <w:rPr>
-          <w:rFonts w:eastAsiaTheme="majorEastAsia" w:cs="Times New Roman"/>
-          <w:color w:val="000000" w:themeColor="text1"/>
-          <w:szCs w:val="28"/>
-        </w:rPr>
-        <w:t>смежной</w:t>
-      </w:r>
-      <w:r>
-        <w:rPr>
-          <w:rFonts w:eastAsiaTheme="majorEastAsia" w:cs="Times New Roman"/>
-          <w:color w:val="000000" w:themeColor="text1"/>
-          <w:szCs w:val="28"/>
-        </w:rPr>
-        <w:t xml:space="preserve"> </w:t>
-      </w:r>
-      <w:r>
-        <w:rPr>
-          <w:rFonts w:eastAsiaTheme="majorEastAsia" w:cs="Times New Roman"/>
-          <w:color w:val="000000" w:themeColor="text1"/>
-          <w:szCs w:val="28"/>
-        </w:rPr>
-        <w:t>работы)</w:t>
-      </w:r>
-      <w:r>
-        <w:rPr>
-          <w:rFonts w:eastAsiaTheme="majorEastAsia" w:cs="Times New Roman"/>
-          <w:color w:val="000000" w:themeColor="text1"/>
-          <w:szCs w:val="28"/>
-        </w:rPr>
-        <w:t xml:space="preserve"> </w:t>
-      </w:r>
-      <w:r>
-        <w:rPr>
-          <w:rFonts w:eastAsiaTheme="majorEastAsia" w:cs="Times New Roman"/>
-          <w:color w:val="000000" w:themeColor="text1"/>
-          <w:szCs w:val="28"/>
-        </w:rPr>
-        <w:t>передаёт</w:t>
-      </w:r>
-      <w:r>
-        <w:rPr>
-          <w:rFonts w:eastAsiaTheme="majorEastAsia" w:cs="Times New Roman"/>
-          <w:color w:val="000000" w:themeColor="text1"/>
-          <w:szCs w:val="28"/>
-        </w:rPr>
-        <w:t xml:space="preserve"> </w:t>
-      </w:r>
-      <w:r>
-        <w:rPr>
-          <w:rFonts w:eastAsiaTheme="majorEastAsia" w:cs="Times New Roman"/>
-          <w:color w:val="000000" w:themeColor="text1"/>
-          <w:szCs w:val="28"/>
-        </w:rPr>
-        <w:t>оптическое</w:t>
-      </w:r>
-      <w:r>
-        <w:rPr>
-          <w:rFonts w:eastAsiaTheme="majorEastAsia" w:cs="Times New Roman"/>
-          <w:color w:val="000000" w:themeColor="text1"/>
-          <w:szCs w:val="28"/>
-        </w:rPr>
-        <w:t xml:space="preserve"> </w:t>
-      </w:r>
-      <w:r>
-        <w:rPr>
-          <w:rFonts w:eastAsiaTheme="majorEastAsia" w:cs="Times New Roman"/>
-          <w:color w:val="000000" w:themeColor="text1"/>
-          <w:szCs w:val="28"/>
-        </w:rPr>
-        <w:t>изображение</w:t>
-      </w:r>
-      <w:r>
-        <w:rPr>
-          <w:rFonts w:eastAsiaTheme="majorEastAsia" w:cs="Times New Roman"/>
-          <w:color w:val="000000" w:themeColor="text1"/>
-          <w:szCs w:val="28"/>
-        </w:rPr>
-        <w:t xml:space="preserve"> </w:t>
-      </w:r>
-      <w:r>
-        <w:rPr>
-          <w:rFonts w:eastAsiaTheme="majorEastAsia" w:cs="Times New Roman"/>
-          <w:color w:val="000000" w:themeColor="text1"/>
-          <w:szCs w:val="28"/>
-        </w:rPr>
-        <w:t>и</w:t>
-      </w:r>
-      <w:r>
-        <w:rPr>
-          <w:rFonts w:eastAsiaTheme="majorEastAsia" w:cs="Times New Roman"/>
-          <w:color w:val="000000" w:themeColor="text1"/>
-          <w:szCs w:val="28"/>
-        </w:rPr>
-        <w:t xml:space="preserve"> </w:t>
-      </w:r>
-      <w:r>
-        <w:rPr>
-          <w:rFonts w:eastAsiaTheme="majorEastAsia" w:cs="Times New Roman"/>
-          <w:color w:val="000000" w:themeColor="text1"/>
-          <w:szCs w:val="28"/>
-        </w:rPr>
-        <w:t>измеренное</w:t>
-      </w:r>
-      <w:r>
-        <w:rPr>
-          <w:rFonts w:eastAsiaTheme="majorEastAsia" w:cs="Times New Roman"/>
-          <w:color w:val="000000" w:themeColor="text1"/>
-          <w:szCs w:val="28"/>
-        </w:rPr>
-        <w:t xml:space="preserve"> </w:t>
-      </w:r>
-      <w:r>
-        <w:rPr>
-          <w:rFonts w:eastAsiaTheme="majorEastAsia" w:cs="Times New Roman"/>
-          <w:color w:val="000000" w:themeColor="text1"/>
-          <w:szCs w:val="28"/>
-        </w:rPr>
-        <w:t>значение</w:t>
-      </w:r>
-      <w:r>
-        <w:rPr>
-          <w:rFonts w:eastAsiaTheme="majorEastAsia" w:cs="Times New Roman"/>
-          <w:color w:val="000000" w:themeColor="text1"/>
-          <w:szCs w:val="28"/>
-        </w:rPr>
-        <w:t xml:space="preserve"> </w:t>
-      </w:r>
-      <w:r>
-        <w:rPr>
-          <w:rFonts w:eastAsiaTheme="majorEastAsia" w:cs="Times New Roman"/>
-          <w:color w:val="000000" w:themeColor="text1"/>
-          <w:szCs w:val="28"/>
-        </w:rPr>
-        <w:t>температуры</w:t>
-      </w:r>
-      <w:r>
-        <w:rPr>
-          <w:rFonts w:eastAsiaTheme="majorEastAsia" w:cs="Times New Roman"/>
-          <w:color w:val="000000" w:themeColor="text1"/>
-          <w:szCs w:val="28"/>
-        </w:rPr>
-        <w:t xml:space="preserve"> </w:t>
-      </w:r>
-      <w:r>
-        <w:rPr>
-          <w:rFonts w:eastAsiaTheme="majorEastAsia" w:cs="Times New Roman"/>
-          <w:color w:val="000000" w:themeColor="text1"/>
-          <w:szCs w:val="28"/>
-        </w:rPr>
-        <w:t>в</w:t>
-      </w:r>
-      <w:r>
-        <w:rPr>
-          <w:rFonts w:eastAsiaTheme="majorEastAsia" w:cs="Times New Roman"/>
-          <w:color w:val="000000" w:themeColor="text1"/>
-          <w:szCs w:val="28"/>
-        </w:rPr>
-        <w:t xml:space="preserve"> </w:t>
-      </w:r>
-      <w:r>
-        <w:rPr>
-          <w:rFonts w:eastAsiaTheme="majorEastAsia" w:cs="Times New Roman"/>
-          <w:color w:val="000000" w:themeColor="text1"/>
-          <w:szCs w:val="28"/>
-        </w:rPr>
-        <w:t>одной</w:t>
-      </w:r>
-      <w:r>
-        <w:rPr>
-          <w:rFonts w:eastAsiaTheme="majorEastAsia" w:cs="Times New Roman"/>
-          <w:color w:val="000000" w:themeColor="text1"/>
-          <w:szCs w:val="28"/>
-        </w:rPr>
-        <w:t xml:space="preserve"> </w:t>
-      </w:r>
-      <w:r>
-        <w:rPr>
-          <w:rFonts w:eastAsiaTheme="majorEastAsia" w:cs="Times New Roman"/>
-          <w:color w:val="000000" w:themeColor="text1"/>
-          <w:szCs w:val="28"/>
-        </w:rPr>
-        <w:t>или</w:t>
-      </w:r>
-      <w:r>
-        <w:rPr>
-          <w:rFonts w:eastAsiaTheme="majorEastAsia" w:cs="Times New Roman"/>
-          <w:color w:val="000000" w:themeColor="text1"/>
-          <w:szCs w:val="28"/>
-        </w:rPr>
-        <w:t xml:space="preserve"> </w:t>
-      </w:r>
-      <w:r>
-        <w:rPr>
-          <w:rFonts w:eastAsiaTheme="majorEastAsia" w:cs="Times New Roman"/>
-          <w:color w:val="000000" w:themeColor="text1"/>
-          <w:szCs w:val="28"/>
-        </w:rPr>
-        <w:t>нескольких</w:t>
-      </w:r>
-      <w:r>
-        <w:rPr>
-          <w:rFonts w:eastAsiaTheme="majorEastAsia" w:cs="Times New Roman"/>
-          <w:color w:val="000000" w:themeColor="text1"/>
-          <w:szCs w:val="28"/>
-        </w:rPr>
-        <w:t xml:space="preserve"> </w:t>
-      </w:r>
-      <w:r>
-        <w:rPr>
-          <w:rFonts w:eastAsiaTheme="majorEastAsia" w:cs="Times New Roman"/>
-          <w:color w:val="000000" w:themeColor="text1"/>
-          <w:szCs w:val="28"/>
-        </w:rPr>
-        <w:t>координатных</w:t>
-      </w:r>
-      <w:r>
-        <w:rPr>
-          <w:rFonts w:eastAsiaTheme="majorEastAsia" w:cs="Times New Roman"/>
-          <w:color w:val="000000" w:themeColor="text1"/>
-          <w:szCs w:val="28"/>
-        </w:rPr>
-        <w:t xml:space="preserve"> </w:t>
-      </w:r>
-      <w:r>
-        <w:rPr>
-          <w:rFonts w:eastAsiaTheme="majorEastAsia" w:cs="Times New Roman"/>
-          <w:color w:val="000000" w:themeColor="text1"/>
-          <w:szCs w:val="28"/>
-        </w:rPr>
-        <w:t>точках.</w:t>
-      </w:r>
-      <w:r>
-        <w:rPr>
-          <w:rFonts w:eastAsiaTheme="majorEastAsia" w:cs="Times New Roman"/>
-          <w:color w:val="000000" w:themeColor="text1"/>
-          <w:szCs w:val="28"/>
-        </w:rPr>
-        <w:t xml:space="preserve"> </w:t>
-      </w:r>
-      <w:r>
-        <w:rPr>
-          <w:rFonts w:eastAsiaTheme="majorEastAsia" w:cs="Times New Roman"/>
-          <w:color w:val="000000" w:themeColor="text1"/>
-          <w:szCs w:val="28"/>
-        </w:rPr>
-        <w:t>Разрабатываемое</w:t>
-      </w:r>
-      <w:r>
-        <w:rPr>
-          <w:rFonts w:eastAsiaTheme="majorEastAsia" w:cs="Times New Roman"/>
-          <w:color w:val="000000" w:themeColor="text1"/>
-          <w:szCs w:val="28"/>
-        </w:rPr>
-        <w:t xml:space="preserve"> </w:t>
-      </w:r>
-      <w:r>
-        <w:rPr>
-          <w:rFonts w:eastAsiaTheme="majorEastAsia" w:cs="Times New Roman"/>
-          <w:color w:val="000000" w:themeColor="text1"/>
-          <w:szCs w:val="28"/>
-        </w:rPr>
-        <w:t>ПО</w:t>
-      </w:r>
-      <w:r>
-        <w:rPr>
-          <w:rFonts w:eastAsiaTheme="majorEastAsia" w:cs="Times New Roman"/>
-          <w:color w:val="000000" w:themeColor="text1"/>
-          <w:szCs w:val="28"/>
-        </w:rPr>
-        <w:t xml:space="preserve"> </w:t>
-      </w:r>
-      <w:r>
-        <w:rPr>
-          <w:rFonts w:eastAsiaTheme="majorEastAsia" w:cs="Times New Roman"/>
-          <w:color w:val="000000" w:themeColor="text1"/>
-          <w:szCs w:val="28"/>
-        </w:rPr>
-        <w:t>реализует</w:t>
-      </w:r>
-      <w:r>
-        <w:rPr>
-          <w:rFonts w:eastAsiaTheme="majorEastAsia" w:cs="Times New Roman"/>
-          <w:color w:val="000000" w:themeColor="text1"/>
-          <w:szCs w:val="28"/>
-        </w:rPr>
-        <w:t xml:space="preserve"> </w:t>
-      </w:r>
-      <w:r>
-        <w:rPr>
-          <w:rFonts w:eastAsiaTheme="majorEastAsia" w:cs="Times New Roman"/>
-          <w:color w:val="000000" w:themeColor="text1"/>
-          <w:szCs w:val="28"/>
-        </w:rPr>
-        <w:t>обработку</w:t>
-      </w:r>
-      <w:r>
-        <w:rPr>
-          <w:rFonts w:eastAsiaTheme="majorEastAsia" w:cs="Times New Roman"/>
-          <w:color w:val="000000" w:themeColor="text1"/>
-          <w:szCs w:val="28"/>
-        </w:rPr>
-        <w:t xml:space="preserve"> </w:t>
-      </w:r>
-      <w:r>
-        <w:rPr>
-          <w:rFonts w:eastAsiaTheme="majorEastAsia" w:cs="Times New Roman"/>
-          <w:color w:val="000000" w:themeColor="text1"/>
-          <w:szCs w:val="28"/>
-        </w:rPr>
-        <w:t>этих</w:t>
-      </w:r>
-      <w:r>
-        <w:rPr>
-          <w:rFonts w:eastAsiaTheme="majorEastAsia" w:cs="Times New Roman"/>
-          <w:color w:val="000000" w:themeColor="text1"/>
-          <w:szCs w:val="28"/>
-        </w:rPr>
-        <w:t xml:space="preserve"> </w:t>
-      </w:r>
-      <w:r>
-        <w:rPr>
-          <w:rFonts w:eastAsiaTheme="majorEastAsia" w:cs="Times New Roman"/>
-          <w:color w:val="000000" w:themeColor="text1"/>
-          <w:szCs w:val="28"/>
-        </w:rPr>
-        <w:t>данных</w:t>
-      </w:r>
-      <w:r>
-        <w:rPr>
-          <w:rFonts w:eastAsiaTheme="majorEastAsia" w:cs="Times New Roman"/>
-          <w:color w:val="000000" w:themeColor="text1"/>
-          <w:szCs w:val="28"/>
-        </w:rPr>
-        <w:t xml:space="preserve"> </w:t>
-      </w:r>
-      <w:r>
-        <w:rPr>
-          <w:rFonts w:eastAsiaTheme="majorEastAsia" w:cs="Times New Roman"/>
-          <w:color w:val="000000" w:themeColor="text1"/>
-          <w:szCs w:val="28"/>
-        </w:rPr>
-        <w:t>на</w:t>
-      </w:r>
-      <w:r>
-        <w:rPr>
-          <w:rFonts w:eastAsiaTheme="majorEastAsia" w:cs="Times New Roman"/>
-          <w:color w:val="000000" w:themeColor="text1"/>
-          <w:szCs w:val="28"/>
-        </w:rPr>
-        <w:t xml:space="preserve"> </w:t>
-      </w:r>
-      <w:r>
-        <w:rPr>
-          <w:rFonts w:eastAsiaTheme="majorEastAsia" w:cs="Times New Roman"/>
-          <w:color w:val="000000" w:themeColor="text1"/>
-          <w:szCs w:val="28"/>
-        </w:rPr>
-        <w:t>стороне</w:t>
-      </w:r>
-      <w:r>
-        <w:rPr>
-          <w:rFonts w:eastAsiaTheme="majorEastAsia" w:cs="Times New Roman"/>
-          <w:color w:val="000000" w:themeColor="text1"/>
-          <w:szCs w:val="28"/>
-        </w:rPr>
-        <w:t xml:space="preserve"> </w:t>
-      </w:r>
-      <w:r>
-        <w:rPr>
-          <w:rFonts w:eastAsiaTheme="majorEastAsia" w:cs="Times New Roman"/>
-          <w:color w:val="000000" w:themeColor="text1"/>
-          <w:szCs w:val="28"/>
-        </w:rPr>
-        <w:t>сервера/рабочей</w:t>
-      </w:r>
-      <w:r>
-        <w:rPr>
-          <w:rFonts w:eastAsiaTheme="majorEastAsia" w:cs="Times New Roman"/>
-          <w:color w:val="000000" w:themeColor="text1"/>
-          <w:szCs w:val="28"/>
-        </w:rPr>
-        <w:t xml:space="preserve"> </w:t>
-      </w:r>
-      <w:r>
-        <w:rPr>
-          <w:rFonts w:eastAsiaTheme="majorEastAsia" w:cs="Times New Roman"/>
-          <w:color w:val="000000" w:themeColor="text1"/>
-          <w:szCs w:val="28"/>
-        </w:rPr>
-        <w:t>станции</w:t>
-      </w:r>
-      <w:r>
-        <w:rPr>
-          <w:rFonts w:eastAsiaTheme="majorEastAsia" w:cs="Times New Roman"/>
-          <w:color w:val="000000" w:themeColor="text1"/>
-          <w:szCs w:val="28"/>
-        </w:rPr>
-        <w:t xml:space="preserve"> </w:t>
-      </w:r>
-      <w:r>
-        <w:rPr>
-          <w:rFonts w:eastAsiaTheme="majorEastAsia" w:cs="Times New Roman"/>
-          <w:color w:val="000000" w:themeColor="text1"/>
-          <w:szCs w:val="28"/>
-        </w:rPr>
-        <w:t>оператора.</w:t>
+        <w:spacing w:line="278" w:lineRule="auto"/>
+        <w:ind w:firstLine="0"/>
+        <w:rPr>
+          <w:rFonts w:eastAsiaTheme="majorEastAsia" w:cs="Times New Roman"/>
+          <w:color w:val="000000" w:themeColor="text1"/>
+          <w:szCs w:val="28"/>
+        </w:rPr>
+      </w:pPr>
+      <w:r>
+        <w:rPr>
+          <w:rFonts w:eastAsiaTheme="majorEastAsia" w:cs="Times New Roman"/>
+          <w:color w:val="000000" w:themeColor="text1"/>
+          <w:szCs w:val="28"/>
+        </w:rPr>
+        <w:t>1.1 Назначение системы в целом</w:t>
       </w:r>
     </w:p>
     <w:p>
@@ -933,39 +118,24 @@
           <w:color w:val="000000" w:themeColor="text1"/>
           <w:szCs w:val="28"/>
         </w:rPr>
-        <w:t>Цели</w:t>
-      </w:r>
-      <w:r>
-        <w:rPr>
-          <w:rFonts w:eastAsiaTheme="majorEastAsia" w:cs="Times New Roman"/>
-          <w:color w:val="000000" w:themeColor="text1"/>
-          <w:szCs w:val="28"/>
-        </w:rPr>
-        <w:t xml:space="preserve"> </w:t>
-      </w:r>
-      <w:r>
-        <w:rPr>
-          <w:rFonts w:eastAsiaTheme="majorEastAsia" w:cs="Times New Roman"/>
-          <w:color w:val="000000" w:themeColor="text1"/>
-          <w:szCs w:val="28"/>
-        </w:rPr>
-        <w:t>создания</w:t>
-      </w:r>
-      <w:r>
-        <w:rPr>
-          <w:rFonts w:eastAsiaTheme="majorEastAsia" w:cs="Times New Roman"/>
-          <w:color w:val="000000" w:themeColor="text1"/>
-          <w:szCs w:val="28"/>
-        </w:rPr>
-        <w:t xml:space="preserve"> </w:t>
-      </w:r>
-      <w:r>
-        <w:rPr>
-          <w:rFonts w:eastAsiaTheme="majorEastAsia" w:cs="Times New Roman"/>
-          <w:color w:val="000000" w:themeColor="text1"/>
-          <w:szCs w:val="28"/>
-        </w:rPr>
-        <w:t>ПО:</w:t>
+        <w:t>Разрабатываемая система предназначена для автоматизированного бесконтактного теплового контроля электронных компонентов, печатных плат и готовых изделий в лабораторных и цеховых условиях приборостроительного предприятия. Контроль осуществляется с применением инфракрасного датчика температуры MLX90614, закреплённого на двухосевой поворотной платформе.</w:t>
+      </w:r>
+    </w:p>
+    <w:p>
+      <w:pPr>
+        <w:rPr>
+          <w:rFonts w:eastAsiaTheme="majorEastAsia" w:cs="Times New Roman"/>
+          <w:color w:val="000000" w:themeColor="text1"/>
+          <w:szCs w:val="28"/>
+        </w:rPr>
+      </w:pPr>
+      <w:r>
+        <w:rPr>
+          <w:rFonts w:eastAsiaTheme="majorEastAsia" w:cs="Times New Roman"/>
+          <w:color w:val="000000" w:themeColor="text1"/>
+          <w:szCs w:val="28"/>
+        </w:rPr>
+        <w:t>Система решает следующие задачи:</w:t>
       </w:r>
     </w:p>
     <w:p>
@@ -973,246 +143,21 @@
         <w:pStyle w:val="a7"/>
         <w:numPr>
           <w:ilvl w:val="0"/>
-          <w:numId w:val="18"/>
+          <w:numId w:val="24"/>
         </w:numPr>
-        <w:jc w:val="both"/>
-        <w:rPr>
-          <w:rFonts w:eastAsiaTheme="majorEastAsia" w:cs="Times New Roman"/>
-          <w:color w:val="000000" w:themeColor="text1"/>
-          <w:szCs w:val="28"/>
-        </w:rPr>
-      </w:pPr>
-      <w:r>
-        <w:rPr>
-          <w:rFonts w:eastAsiaTheme="majorEastAsia" w:cs="Times New Roman"/>
-          <w:color w:val="000000" w:themeColor="text1"/>
-          <w:szCs w:val="28"/>
-        </w:rPr>
-        <w:t>сокращение</w:t>
-      </w:r>
-      <w:r>
-        <w:rPr>
-          <w:rFonts w:eastAsiaTheme="majorEastAsia" w:cs="Times New Roman"/>
-          <w:color w:val="000000" w:themeColor="text1"/>
-          <w:szCs w:val="28"/>
-        </w:rPr>
-        <w:t xml:space="preserve"> </w:t>
-      </w:r>
-      <w:r>
-        <w:rPr>
-          <w:rFonts w:eastAsiaTheme="majorEastAsia" w:cs="Times New Roman"/>
-          <w:color w:val="000000" w:themeColor="text1"/>
-          <w:szCs w:val="28"/>
-        </w:rPr>
-        <w:t>времени</w:t>
-      </w:r>
-      <w:r>
-        <w:rPr>
-          <w:rFonts w:eastAsiaTheme="majorEastAsia" w:cs="Times New Roman"/>
-          <w:color w:val="000000" w:themeColor="text1"/>
-          <w:szCs w:val="28"/>
-        </w:rPr>
-        <w:t xml:space="preserve"> </w:t>
-      </w:r>
-      <w:r>
-        <w:rPr>
-          <w:rFonts w:eastAsiaTheme="majorEastAsia" w:cs="Times New Roman"/>
-          <w:color w:val="000000" w:themeColor="text1"/>
-          <w:szCs w:val="28"/>
-        </w:rPr>
-        <w:t>обработки</w:t>
-      </w:r>
-      <w:r>
-        <w:rPr>
-          <w:rFonts w:eastAsiaTheme="majorEastAsia" w:cs="Times New Roman"/>
-          <w:color w:val="000000" w:themeColor="text1"/>
-          <w:szCs w:val="28"/>
-        </w:rPr>
-        <w:t xml:space="preserve"> </w:t>
-      </w:r>
-      <w:r>
-        <w:rPr>
-          <w:rFonts w:eastAsiaTheme="majorEastAsia" w:cs="Times New Roman"/>
-          <w:color w:val="000000" w:themeColor="text1"/>
-          <w:szCs w:val="28"/>
-        </w:rPr>
-        <w:t>первичных</w:t>
-      </w:r>
-      <w:r>
-        <w:rPr>
-          <w:rFonts w:eastAsiaTheme="majorEastAsia" w:cs="Times New Roman"/>
-          <w:color w:val="000000" w:themeColor="text1"/>
-          <w:szCs w:val="28"/>
-        </w:rPr>
-        <w:t xml:space="preserve"> </w:t>
-      </w:r>
-      <w:r>
-        <w:rPr>
-          <w:rFonts w:eastAsiaTheme="majorEastAsia" w:cs="Times New Roman"/>
-          <w:color w:val="000000" w:themeColor="text1"/>
-          <w:szCs w:val="28"/>
-        </w:rPr>
-        <w:t>данных</w:t>
-      </w:r>
-      <w:r>
-        <w:rPr>
-          <w:rFonts w:eastAsiaTheme="majorEastAsia" w:cs="Times New Roman"/>
-          <w:color w:val="000000" w:themeColor="text1"/>
-          <w:szCs w:val="28"/>
-        </w:rPr>
-        <w:t xml:space="preserve"> </w:t>
-      </w:r>
-      <w:r>
-        <w:rPr>
-          <w:rFonts w:eastAsiaTheme="majorEastAsia" w:cs="Times New Roman"/>
-          <w:color w:val="000000" w:themeColor="text1"/>
-          <w:szCs w:val="28"/>
-        </w:rPr>
-        <w:t>за</w:t>
-      </w:r>
-      <w:r>
-        <w:rPr>
-          <w:rFonts w:eastAsiaTheme="majorEastAsia" w:cs="Times New Roman"/>
-          <w:color w:val="000000" w:themeColor="text1"/>
-          <w:szCs w:val="28"/>
-        </w:rPr>
-        <w:t xml:space="preserve"> </w:t>
-      </w:r>
-      <w:r>
-        <w:rPr>
-          <w:rFonts w:eastAsiaTheme="majorEastAsia" w:cs="Times New Roman"/>
-          <w:color w:val="000000" w:themeColor="text1"/>
-          <w:szCs w:val="28"/>
-        </w:rPr>
-        <w:t>счёт</w:t>
-      </w:r>
-      <w:r>
-        <w:rPr>
-          <w:rFonts w:eastAsiaTheme="majorEastAsia" w:cs="Times New Roman"/>
-          <w:color w:val="000000" w:themeColor="text1"/>
-          <w:szCs w:val="28"/>
-        </w:rPr>
-        <w:t xml:space="preserve"> </w:t>
-      </w:r>
-      <w:r>
-        <w:rPr>
-          <w:rFonts w:eastAsiaTheme="majorEastAsia" w:cs="Times New Roman"/>
-          <w:color w:val="000000" w:themeColor="text1"/>
-          <w:szCs w:val="28"/>
-        </w:rPr>
-        <w:t>автоматической</w:t>
-      </w:r>
-      <w:r>
-        <w:rPr>
-          <w:rFonts w:eastAsiaTheme="majorEastAsia" w:cs="Times New Roman"/>
-          <w:color w:val="000000" w:themeColor="text1"/>
-          <w:szCs w:val="28"/>
-        </w:rPr>
-        <w:t xml:space="preserve"> </w:t>
-      </w:r>
-      <w:r>
-        <w:rPr>
-          <w:rFonts w:eastAsiaTheme="majorEastAsia" w:cs="Times New Roman"/>
-          <w:color w:val="000000" w:themeColor="text1"/>
-          <w:szCs w:val="28"/>
-        </w:rPr>
-        <w:t>маркировки</w:t>
-      </w:r>
-      <w:r>
-        <w:rPr>
-          <w:rFonts w:eastAsiaTheme="majorEastAsia" w:cs="Times New Roman"/>
-          <w:color w:val="000000" w:themeColor="text1"/>
-          <w:szCs w:val="28"/>
-        </w:rPr>
-        <w:t xml:space="preserve"> </w:t>
-      </w:r>
-      <w:r>
-        <w:rPr>
-          <w:rFonts w:eastAsiaTheme="majorEastAsia" w:cs="Times New Roman"/>
-          <w:color w:val="000000" w:themeColor="text1"/>
-          <w:szCs w:val="28"/>
-        </w:rPr>
-        <w:t>изображений</w:t>
-      </w:r>
-      <w:r>
-        <w:rPr>
-          <w:rFonts w:eastAsiaTheme="majorEastAsia" w:cs="Times New Roman"/>
-          <w:color w:val="000000" w:themeColor="text1"/>
-          <w:szCs w:val="28"/>
-        </w:rPr>
-        <w:t xml:space="preserve"> </w:t>
-      </w:r>
-      <w:r>
-        <w:rPr>
-          <w:rFonts w:eastAsiaTheme="majorEastAsia" w:cs="Times New Roman"/>
-          <w:color w:val="000000" w:themeColor="text1"/>
-          <w:szCs w:val="28"/>
-        </w:rPr>
-        <w:t>и</w:t>
-      </w:r>
-      <w:r>
-        <w:rPr>
-          <w:rFonts w:eastAsiaTheme="majorEastAsia" w:cs="Times New Roman"/>
-          <w:color w:val="000000" w:themeColor="text1"/>
-          <w:szCs w:val="28"/>
-        </w:rPr>
-        <w:t xml:space="preserve"> </w:t>
-      </w:r>
-      <w:r>
-        <w:rPr>
-          <w:rFonts w:eastAsiaTheme="majorEastAsia" w:cs="Times New Roman"/>
-          <w:color w:val="000000" w:themeColor="text1"/>
-          <w:szCs w:val="28"/>
-        </w:rPr>
-        <w:t>записи</w:t>
-      </w:r>
-      <w:r>
-        <w:rPr>
-          <w:rFonts w:eastAsiaTheme="majorEastAsia" w:cs="Times New Roman"/>
-          <w:color w:val="000000" w:themeColor="text1"/>
-          <w:szCs w:val="28"/>
-        </w:rPr>
-        <w:t xml:space="preserve"> </w:t>
-      </w:r>
-      <w:r>
-        <w:rPr>
-          <w:rFonts w:eastAsiaTheme="majorEastAsia" w:cs="Times New Roman"/>
-          <w:color w:val="000000" w:themeColor="text1"/>
-          <w:szCs w:val="28"/>
-        </w:rPr>
-        <w:t>в</w:t>
-      </w:r>
-      <w:r>
-        <w:rPr>
-          <w:rFonts w:eastAsiaTheme="majorEastAsia" w:cs="Times New Roman"/>
-          <w:color w:val="000000" w:themeColor="text1"/>
-          <w:szCs w:val="28"/>
-        </w:rPr>
-        <w:t xml:space="preserve"> </w:t>
-      </w:r>
-      <w:r>
-        <w:rPr>
-          <w:rFonts w:eastAsiaTheme="majorEastAsia" w:cs="Times New Roman"/>
-          <w:color w:val="000000" w:themeColor="text1"/>
-          <w:szCs w:val="28"/>
-        </w:rPr>
-        <w:t>базу</w:t>
-      </w:r>
-      <w:r>
-        <w:rPr>
-          <w:rFonts w:eastAsiaTheme="majorEastAsia" w:cs="Times New Roman"/>
-          <w:color w:val="000000" w:themeColor="text1"/>
-          <w:szCs w:val="28"/>
-        </w:rPr>
-        <w:t xml:space="preserve"> </w:t>
-      </w:r>
-      <w:r>
-        <w:rPr>
-          <w:rFonts w:eastAsiaTheme="majorEastAsia" w:cs="Times New Roman"/>
-          <w:color w:val="000000" w:themeColor="text1"/>
-          <w:szCs w:val="28"/>
-        </w:rPr>
-        <w:t>данных;</w:t>
+        <w:rPr>
+          <w:rFonts w:eastAsiaTheme="majorEastAsia" w:cs="Times New Roman"/>
+          <w:color w:val="000000" w:themeColor="text1"/>
+          <w:szCs w:val="28"/>
+        </w:rPr>
+      </w:pPr>
+      <w:r>
+        <w:rPr>
+          <w:rFonts w:eastAsiaTheme="majorEastAsia" w:cs="Times New Roman"/>
+          <w:color w:val="000000" w:themeColor="text1"/>
+          <w:szCs w:val="28"/>
+        </w:rPr>
+        <w:t>циклический обход до 20 контрольных точек, заданных оператором на поверхности изделия;</w:t>
       </w:r>
     </w:p>
     <w:p>
@@ -1220,198 +165,21 @@
         <w:pStyle w:val="a7"/>
         <w:numPr>
           <w:ilvl w:val="0"/>
-          <w:numId w:val="18"/>
+          <w:numId w:val="24"/>
         </w:numPr>
-        <w:jc w:val="both"/>
-        <w:rPr>
-          <w:rFonts w:eastAsiaTheme="majorEastAsia" w:cs="Times New Roman"/>
-          <w:color w:val="000000" w:themeColor="text1"/>
-          <w:szCs w:val="28"/>
-        </w:rPr>
-      </w:pPr>
-      <w:r>
-        <w:rPr>
-          <w:rFonts w:eastAsiaTheme="majorEastAsia" w:cs="Times New Roman"/>
-          <w:color w:val="000000" w:themeColor="text1"/>
-          <w:szCs w:val="28"/>
-        </w:rPr>
-        <w:t>обеспечение</w:t>
-      </w:r>
-      <w:r>
-        <w:rPr>
-          <w:rFonts w:eastAsiaTheme="majorEastAsia" w:cs="Times New Roman"/>
-          <w:color w:val="000000" w:themeColor="text1"/>
-          <w:szCs w:val="28"/>
-        </w:rPr>
-        <w:t xml:space="preserve"> </w:t>
-      </w:r>
-      <w:r>
-        <w:rPr>
-          <w:rFonts w:eastAsiaTheme="majorEastAsia" w:cs="Times New Roman"/>
-          <w:color w:val="000000" w:themeColor="text1"/>
-          <w:szCs w:val="28"/>
-        </w:rPr>
-        <w:t>долговременного</w:t>
-      </w:r>
-      <w:r>
-        <w:rPr>
-          <w:rFonts w:eastAsiaTheme="majorEastAsia" w:cs="Times New Roman"/>
-          <w:color w:val="000000" w:themeColor="text1"/>
-          <w:szCs w:val="28"/>
-        </w:rPr>
-        <w:t xml:space="preserve"> </w:t>
-      </w:r>
-      <w:r>
-        <w:rPr>
-          <w:rFonts w:eastAsiaTheme="majorEastAsia" w:cs="Times New Roman"/>
-          <w:color w:val="000000" w:themeColor="text1"/>
-          <w:szCs w:val="28"/>
-        </w:rPr>
-        <w:t>хранения</w:t>
-      </w:r>
-      <w:r>
-        <w:rPr>
-          <w:rFonts w:eastAsiaTheme="majorEastAsia" w:cs="Times New Roman"/>
-          <w:color w:val="000000" w:themeColor="text1"/>
-          <w:szCs w:val="28"/>
-        </w:rPr>
-        <w:t xml:space="preserve"> </w:t>
-      </w:r>
-      <w:r>
-        <w:rPr>
-          <w:rFonts w:eastAsiaTheme="majorEastAsia" w:cs="Times New Roman"/>
-          <w:color w:val="000000" w:themeColor="text1"/>
-          <w:szCs w:val="28"/>
-        </w:rPr>
-        <w:t>результатов</w:t>
-      </w:r>
-      <w:r>
-        <w:rPr>
-          <w:rFonts w:eastAsiaTheme="majorEastAsia" w:cs="Times New Roman"/>
-          <w:color w:val="000000" w:themeColor="text1"/>
-          <w:szCs w:val="28"/>
-        </w:rPr>
-        <w:t xml:space="preserve"> </w:t>
-      </w:r>
-      <w:r>
-        <w:rPr>
-          <w:rFonts w:eastAsiaTheme="majorEastAsia" w:cs="Times New Roman"/>
-          <w:color w:val="000000" w:themeColor="text1"/>
-          <w:szCs w:val="28"/>
-        </w:rPr>
-        <w:t>измерений</w:t>
-      </w:r>
-      <w:r>
-        <w:rPr>
-          <w:rFonts w:eastAsiaTheme="majorEastAsia" w:cs="Times New Roman"/>
-          <w:color w:val="000000" w:themeColor="text1"/>
-          <w:szCs w:val="28"/>
-        </w:rPr>
-        <w:t xml:space="preserve"> </w:t>
-      </w:r>
-      <w:r>
-        <w:rPr>
-          <w:rFonts w:eastAsiaTheme="majorEastAsia" w:cs="Times New Roman"/>
-          <w:color w:val="000000" w:themeColor="text1"/>
-          <w:szCs w:val="28"/>
-        </w:rPr>
-        <w:t>с</w:t>
-      </w:r>
-      <w:r>
-        <w:rPr>
-          <w:rFonts w:eastAsiaTheme="majorEastAsia" w:cs="Times New Roman"/>
-          <w:color w:val="000000" w:themeColor="text1"/>
-          <w:szCs w:val="28"/>
-        </w:rPr>
-        <w:t xml:space="preserve"> </w:t>
-      </w:r>
-      <w:r>
-        <w:rPr>
-          <w:rFonts w:eastAsiaTheme="majorEastAsia" w:cs="Times New Roman"/>
-          <w:color w:val="000000" w:themeColor="text1"/>
-          <w:szCs w:val="28"/>
-        </w:rPr>
-        <w:t>возможностью</w:t>
-      </w:r>
-      <w:r>
-        <w:rPr>
-          <w:rFonts w:eastAsiaTheme="majorEastAsia" w:cs="Times New Roman"/>
-          <w:color w:val="000000" w:themeColor="text1"/>
-          <w:szCs w:val="28"/>
-        </w:rPr>
-        <w:t xml:space="preserve"> </w:t>
-      </w:r>
-      <w:r>
-        <w:rPr>
-          <w:rFonts w:eastAsiaTheme="majorEastAsia" w:cs="Times New Roman"/>
-          <w:color w:val="000000" w:themeColor="text1"/>
-          <w:szCs w:val="28"/>
-        </w:rPr>
-        <w:t>поиска</w:t>
-      </w:r>
-      <w:r>
-        <w:rPr>
-          <w:rFonts w:eastAsiaTheme="majorEastAsia" w:cs="Times New Roman"/>
-          <w:color w:val="000000" w:themeColor="text1"/>
-          <w:szCs w:val="28"/>
-        </w:rPr>
-        <w:t xml:space="preserve"> </w:t>
-      </w:r>
-      <w:r>
-        <w:rPr>
-          <w:rFonts w:eastAsiaTheme="majorEastAsia" w:cs="Times New Roman"/>
-          <w:color w:val="000000" w:themeColor="text1"/>
-          <w:szCs w:val="28"/>
-        </w:rPr>
-        <w:t>по</w:t>
-      </w:r>
-      <w:r>
-        <w:rPr>
-          <w:rFonts w:eastAsiaTheme="majorEastAsia" w:cs="Times New Roman"/>
-          <w:color w:val="000000" w:themeColor="text1"/>
-          <w:szCs w:val="28"/>
-        </w:rPr>
-        <w:t xml:space="preserve"> </w:t>
-      </w:r>
-      <w:r>
-        <w:rPr>
-          <w:rFonts w:eastAsiaTheme="majorEastAsia" w:cs="Times New Roman"/>
-          <w:color w:val="000000" w:themeColor="text1"/>
-          <w:szCs w:val="28"/>
-        </w:rPr>
-        <w:t>времени</w:t>
-      </w:r>
-      <w:r>
-        <w:rPr>
-          <w:rFonts w:eastAsiaTheme="majorEastAsia" w:cs="Times New Roman"/>
-          <w:color w:val="000000" w:themeColor="text1"/>
-          <w:szCs w:val="28"/>
-        </w:rPr>
-        <w:t xml:space="preserve"> </w:t>
-      </w:r>
-      <w:r>
-        <w:rPr>
-          <w:rFonts w:eastAsiaTheme="majorEastAsia" w:cs="Times New Roman"/>
-          <w:color w:val="000000" w:themeColor="text1"/>
-          <w:szCs w:val="28"/>
-        </w:rPr>
-        <w:t>и</w:t>
-      </w:r>
-      <w:r>
-        <w:rPr>
-          <w:rFonts w:eastAsiaTheme="majorEastAsia" w:cs="Times New Roman"/>
-          <w:color w:val="000000" w:themeColor="text1"/>
-          <w:szCs w:val="28"/>
-        </w:rPr>
-        <w:t xml:space="preserve"> </w:t>
-      </w:r>
-      <w:r>
-        <w:rPr>
-          <w:rFonts w:eastAsiaTheme="majorEastAsia" w:cs="Times New Roman"/>
-          <w:color w:val="000000" w:themeColor="text1"/>
-          <w:szCs w:val="28"/>
-        </w:rPr>
-        <w:t>координатам;</w:t>
+        <w:rPr>
+          <w:rFonts w:eastAsiaTheme="majorEastAsia" w:cs="Times New Roman"/>
+          <w:color w:val="000000" w:themeColor="text1"/>
+          <w:szCs w:val="28"/>
+        </w:rPr>
+      </w:pPr>
+      <w:r>
+        <w:rPr>
+          <w:rFonts w:eastAsiaTheme="majorEastAsia" w:cs="Times New Roman"/>
+          <w:color w:val="000000" w:themeColor="text1"/>
+          <w:szCs w:val="28"/>
+        </w:rPr>
+        <w:t>адаптивное управление временем измерения на каждой точке в зависимости от текущей тепловой обстановки;</w:t>
       </w:r>
     </w:p>
     <w:p>
@@ -1419,182 +187,21 @@
         <w:pStyle w:val="a7"/>
         <w:numPr>
           <w:ilvl w:val="0"/>
-          <w:numId w:val="18"/>
+          <w:numId w:val="24"/>
         </w:numPr>
-        <w:jc w:val="both"/>
-        <w:rPr>
-          <w:rFonts w:eastAsiaTheme="majorEastAsia" w:cs="Times New Roman"/>
-          <w:color w:val="000000" w:themeColor="text1"/>
-          <w:szCs w:val="28"/>
-        </w:rPr>
-      </w:pPr>
-      <w:r>
-        <w:rPr>
-          <w:rFonts w:eastAsiaTheme="majorEastAsia" w:cs="Times New Roman"/>
-          <w:color w:val="000000" w:themeColor="text1"/>
-          <w:szCs w:val="28"/>
-        </w:rPr>
-        <w:t>предоставление</w:t>
-      </w:r>
-      <w:r>
-        <w:rPr>
-          <w:rFonts w:eastAsiaTheme="majorEastAsia" w:cs="Times New Roman"/>
-          <w:color w:val="000000" w:themeColor="text1"/>
-          <w:szCs w:val="28"/>
-        </w:rPr>
-        <w:t xml:space="preserve"> </w:t>
-      </w:r>
-      <w:r>
-        <w:rPr>
-          <w:rFonts w:eastAsiaTheme="majorEastAsia" w:cs="Times New Roman"/>
-          <w:color w:val="000000" w:themeColor="text1"/>
-          <w:szCs w:val="28"/>
-        </w:rPr>
-        <w:t>средств</w:t>
-      </w:r>
-      <w:r>
-        <w:rPr>
-          <w:rFonts w:eastAsiaTheme="majorEastAsia" w:cs="Times New Roman"/>
-          <w:color w:val="000000" w:themeColor="text1"/>
-          <w:szCs w:val="28"/>
-        </w:rPr>
-        <w:t xml:space="preserve"> </w:t>
-      </w:r>
-      <w:r>
-        <w:rPr>
-          <w:rFonts w:eastAsiaTheme="majorEastAsia" w:cs="Times New Roman"/>
-          <w:color w:val="000000" w:themeColor="text1"/>
-          <w:szCs w:val="28"/>
-        </w:rPr>
-        <w:t>экспорта</w:t>
-      </w:r>
-      <w:r>
-        <w:rPr>
-          <w:rFonts w:eastAsiaTheme="majorEastAsia" w:cs="Times New Roman"/>
-          <w:color w:val="000000" w:themeColor="text1"/>
-          <w:szCs w:val="28"/>
-        </w:rPr>
-        <w:t xml:space="preserve"> </w:t>
-      </w:r>
-      <w:r>
-        <w:rPr>
-          <w:rFonts w:eastAsiaTheme="majorEastAsia" w:cs="Times New Roman"/>
-          <w:color w:val="000000" w:themeColor="text1"/>
-          <w:szCs w:val="28"/>
-        </w:rPr>
-        <w:t>данных</w:t>
-      </w:r>
-      <w:r>
-        <w:rPr>
-          <w:rFonts w:eastAsiaTheme="majorEastAsia" w:cs="Times New Roman"/>
-          <w:color w:val="000000" w:themeColor="text1"/>
-          <w:szCs w:val="28"/>
-        </w:rPr>
-        <w:t xml:space="preserve"> </w:t>
-      </w:r>
-      <w:r>
-        <w:rPr>
-          <w:rFonts w:eastAsiaTheme="majorEastAsia" w:cs="Times New Roman"/>
-          <w:color w:val="000000" w:themeColor="text1"/>
-          <w:szCs w:val="28"/>
-        </w:rPr>
-        <w:t>в</w:t>
-      </w:r>
-      <w:r>
-        <w:rPr>
-          <w:rFonts w:eastAsiaTheme="majorEastAsia" w:cs="Times New Roman"/>
-          <w:color w:val="000000" w:themeColor="text1"/>
-          <w:szCs w:val="28"/>
-        </w:rPr>
-        <w:t xml:space="preserve"> </w:t>
-      </w:r>
-      <w:r>
-        <w:rPr>
-          <w:rFonts w:eastAsiaTheme="majorEastAsia" w:cs="Times New Roman"/>
-          <w:color w:val="000000" w:themeColor="text1"/>
-          <w:szCs w:val="28"/>
-        </w:rPr>
-        <w:t>универсальный</w:t>
-      </w:r>
-      <w:r>
-        <w:rPr>
-          <w:rFonts w:eastAsiaTheme="majorEastAsia" w:cs="Times New Roman"/>
-          <w:color w:val="000000" w:themeColor="text1"/>
-          <w:szCs w:val="28"/>
-        </w:rPr>
-        <w:t xml:space="preserve"> </w:t>
-      </w:r>
-      <w:r>
-        <w:rPr>
-          <w:rFonts w:eastAsiaTheme="majorEastAsia" w:cs="Times New Roman"/>
-          <w:color w:val="000000" w:themeColor="text1"/>
-          <w:szCs w:val="28"/>
-        </w:rPr>
-        <w:t>формат</w:t>
-      </w:r>
-      <w:r>
-        <w:rPr>
-          <w:rFonts w:eastAsiaTheme="majorEastAsia" w:cs="Times New Roman"/>
-          <w:color w:val="000000" w:themeColor="text1"/>
-          <w:szCs w:val="28"/>
-        </w:rPr>
-        <w:t xml:space="preserve"> </w:t>
-      </w:r>
-      <w:r>
-        <w:rPr>
-          <w:rFonts w:eastAsiaTheme="majorEastAsia" w:cs="Times New Roman"/>
-          <w:color w:val="000000" w:themeColor="text1"/>
-          <w:szCs w:val="28"/>
-        </w:rPr>
-        <w:t>CSV</w:t>
-      </w:r>
-      <w:r>
-        <w:rPr>
-          <w:rFonts w:eastAsiaTheme="majorEastAsia" w:cs="Times New Roman"/>
-          <w:color w:val="000000" w:themeColor="text1"/>
-          <w:szCs w:val="28"/>
-        </w:rPr>
-        <w:t xml:space="preserve"> </w:t>
-      </w:r>
-      <w:r>
-        <w:rPr>
-          <w:rFonts w:eastAsiaTheme="majorEastAsia" w:cs="Times New Roman"/>
-          <w:color w:val="000000" w:themeColor="text1"/>
-          <w:szCs w:val="28"/>
-        </w:rPr>
-        <w:t>для</w:t>
-      </w:r>
-      <w:r>
-        <w:rPr>
-          <w:rFonts w:eastAsiaTheme="majorEastAsia" w:cs="Times New Roman"/>
-          <w:color w:val="000000" w:themeColor="text1"/>
-          <w:szCs w:val="28"/>
-        </w:rPr>
-        <w:t xml:space="preserve"> </w:t>
-      </w:r>
-      <w:r>
-        <w:rPr>
-          <w:rFonts w:eastAsiaTheme="majorEastAsia" w:cs="Times New Roman"/>
-          <w:color w:val="000000" w:themeColor="text1"/>
-          <w:szCs w:val="28"/>
-        </w:rPr>
-        <w:t>дальнейшего</w:t>
-      </w:r>
-      <w:r>
-        <w:rPr>
-          <w:rFonts w:eastAsiaTheme="majorEastAsia" w:cs="Times New Roman"/>
-          <w:color w:val="000000" w:themeColor="text1"/>
-          <w:szCs w:val="28"/>
-        </w:rPr>
-        <w:t xml:space="preserve"> </w:t>
-      </w:r>
-      <w:r>
-        <w:rPr>
-          <w:rFonts w:eastAsiaTheme="majorEastAsia" w:cs="Times New Roman"/>
-          <w:color w:val="000000" w:themeColor="text1"/>
-          <w:szCs w:val="28"/>
-        </w:rPr>
-        <w:t>использования;</w:t>
+        <w:rPr>
+          <w:rFonts w:eastAsiaTheme="majorEastAsia" w:cs="Times New Roman"/>
+          <w:color w:val="000000" w:themeColor="text1"/>
+          <w:szCs w:val="28"/>
+        </w:rPr>
+      </w:pPr>
+      <w:r>
+        <w:rPr>
+          <w:rFonts w:eastAsiaTheme="majorEastAsia" w:cs="Times New Roman"/>
+          <w:color w:val="000000" w:themeColor="text1"/>
+          <w:szCs w:val="28"/>
+        </w:rPr>
+        <w:t>сбор, хранение и визуализацию результатов измерений;</w:t>
       </w:r>
     </w:p>
     <w:p>
@@ -1602,374 +209,21 @@
         <w:pStyle w:val="a7"/>
         <w:numPr>
           <w:ilvl w:val="0"/>
-          <w:numId w:val="18"/>
+          <w:numId w:val="24"/>
         </w:numPr>
-        <w:jc w:val="both"/>
-        <w:rPr>
-          <w:rFonts w:eastAsiaTheme="majorEastAsia" w:cs="Times New Roman"/>
-          <w:color w:val="000000" w:themeColor="text1"/>
-          <w:szCs w:val="28"/>
-        </w:rPr>
-      </w:pPr>
-      <w:r>
-        <w:rPr>
-          <w:rFonts w:eastAsiaTheme="majorEastAsia" w:cs="Times New Roman"/>
-          <w:color w:val="000000" w:themeColor="text1"/>
-          <w:szCs w:val="28"/>
-        </w:rPr>
-        <w:t>реализация</w:t>
-      </w:r>
-      <w:r>
-        <w:rPr>
-          <w:rFonts w:eastAsiaTheme="majorEastAsia" w:cs="Times New Roman"/>
-          <w:color w:val="000000" w:themeColor="text1"/>
-          <w:szCs w:val="28"/>
-        </w:rPr>
-        <w:t xml:space="preserve"> </w:t>
-      </w:r>
-      <w:r>
-        <w:rPr>
-          <w:rFonts w:eastAsiaTheme="majorEastAsia" w:cs="Times New Roman"/>
-          <w:color w:val="000000" w:themeColor="text1"/>
-          <w:szCs w:val="28"/>
-        </w:rPr>
-        <w:t>аналитических</w:t>
-      </w:r>
-      <w:r>
-        <w:rPr>
-          <w:rFonts w:eastAsiaTheme="majorEastAsia" w:cs="Times New Roman"/>
-          <w:color w:val="000000" w:themeColor="text1"/>
-          <w:szCs w:val="28"/>
-        </w:rPr>
-        <w:t xml:space="preserve"> </w:t>
-      </w:r>
-      <w:r>
-        <w:rPr>
-          <w:rFonts w:eastAsiaTheme="majorEastAsia" w:cs="Times New Roman"/>
-          <w:color w:val="000000" w:themeColor="text1"/>
-          <w:szCs w:val="28"/>
-        </w:rPr>
-        <w:t>модулей,</w:t>
-      </w:r>
-      <w:r>
-        <w:rPr>
-          <w:rFonts w:eastAsiaTheme="majorEastAsia" w:cs="Times New Roman"/>
-          <w:color w:val="000000" w:themeColor="text1"/>
-          <w:szCs w:val="28"/>
-        </w:rPr>
-        <w:t xml:space="preserve"> </w:t>
-      </w:r>
-      <w:r>
-        <w:rPr>
-          <w:rFonts w:eastAsiaTheme="majorEastAsia" w:cs="Times New Roman"/>
-          <w:color w:val="000000" w:themeColor="text1"/>
-          <w:szCs w:val="28"/>
-        </w:rPr>
-        <w:t>выявляющих</w:t>
-      </w:r>
-      <w:r>
-        <w:rPr>
-          <w:rFonts w:eastAsiaTheme="majorEastAsia" w:cs="Times New Roman"/>
-          <w:color w:val="000000" w:themeColor="text1"/>
-          <w:szCs w:val="28"/>
-        </w:rPr>
-        <w:t xml:space="preserve"> </w:t>
-      </w:r>
-      <w:r>
-        <w:rPr>
-          <w:rFonts w:eastAsiaTheme="majorEastAsia" w:cs="Times New Roman"/>
-          <w:color w:val="000000" w:themeColor="text1"/>
-          <w:szCs w:val="28"/>
-        </w:rPr>
-        <w:t>скрытые</w:t>
-      </w:r>
-      <w:r>
-        <w:rPr>
-          <w:rFonts w:eastAsiaTheme="majorEastAsia" w:cs="Times New Roman"/>
-          <w:color w:val="000000" w:themeColor="text1"/>
-          <w:szCs w:val="28"/>
-        </w:rPr>
-        <w:t xml:space="preserve"> </w:t>
-      </w:r>
-      <w:r>
-        <w:rPr>
-          <w:rFonts w:eastAsiaTheme="majorEastAsia" w:cs="Times New Roman"/>
-          <w:color w:val="000000" w:themeColor="text1"/>
-          <w:szCs w:val="28"/>
-        </w:rPr>
-        <w:t>закономерности</w:t>
-      </w:r>
-      <w:r>
-        <w:rPr>
-          <w:rFonts w:eastAsiaTheme="majorEastAsia" w:cs="Times New Roman"/>
-          <w:color w:val="000000" w:themeColor="text1"/>
-          <w:szCs w:val="28"/>
-        </w:rPr>
-        <w:t xml:space="preserve"> </w:t>
-      </w:r>
-      <w:r>
-        <w:rPr>
-          <w:rFonts w:eastAsiaTheme="majorEastAsia" w:cs="Times New Roman"/>
-          <w:color w:val="000000" w:themeColor="text1"/>
-          <w:szCs w:val="28"/>
-        </w:rPr>
-        <w:t>в</w:t>
-      </w:r>
-      <w:r>
-        <w:rPr>
-          <w:rFonts w:eastAsiaTheme="majorEastAsia" w:cs="Times New Roman"/>
-          <w:color w:val="000000" w:themeColor="text1"/>
-          <w:szCs w:val="28"/>
-        </w:rPr>
-        <w:t xml:space="preserve"> </w:t>
-      </w:r>
-      <w:r>
-        <w:rPr>
-          <w:rFonts w:eastAsiaTheme="majorEastAsia" w:cs="Times New Roman"/>
-          <w:color w:val="000000" w:themeColor="text1"/>
-          <w:szCs w:val="28"/>
-        </w:rPr>
-        <w:t>температурных</w:t>
-      </w:r>
-      <w:r>
-        <w:rPr>
-          <w:rFonts w:eastAsiaTheme="majorEastAsia" w:cs="Times New Roman"/>
-          <w:color w:val="000000" w:themeColor="text1"/>
-          <w:szCs w:val="28"/>
-        </w:rPr>
-        <w:t xml:space="preserve"> </w:t>
-      </w:r>
-      <w:r>
-        <w:rPr>
-          <w:rFonts w:eastAsiaTheme="majorEastAsia" w:cs="Times New Roman"/>
-          <w:color w:val="000000" w:themeColor="text1"/>
-          <w:szCs w:val="28"/>
-        </w:rPr>
-        <w:t>полях:</w:t>
-      </w:r>
-      <w:r>
-        <w:rPr>
-          <w:rFonts w:eastAsiaTheme="majorEastAsia" w:cs="Times New Roman"/>
-          <w:color w:val="000000" w:themeColor="text1"/>
-          <w:szCs w:val="28"/>
-        </w:rPr>
-        <w:t xml:space="preserve"> </w:t>
-      </w:r>
-      <w:r>
-        <w:rPr>
-          <w:rFonts w:eastAsiaTheme="majorEastAsia" w:cs="Times New Roman"/>
-          <w:color w:val="000000" w:themeColor="text1"/>
-          <w:szCs w:val="28"/>
-        </w:rPr>
-        <w:t>группировка</w:t>
-      </w:r>
-      <w:r>
-        <w:rPr>
-          <w:rFonts w:eastAsiaTheme="majorEastAsia" w:cs="Times New Roman"/>
-          <w:color w:val="000000" w:themeColor="text1"/>
-          <w:szCs w:val="28"/>
-        </w:rPr>
-        <w:t xml:space="preserve"> </w:t>
-      </w:r>
-      <w:r>
-        <w:rPr>
-          <w:rFonts w:eastAsiaTheme="majorEastAsia" w:cs="Times New Roman"/>
-          <w:color w:val="000000" w:themeColor="text1"/>
-          <w:szCs w:val="28"/>
-        </w:rPr>
-        <w:t>точек</w:t>
-      </w:r>
-      <w:r>
-        <w:rPr>
-          <w:rFonts w:eastAsiaTheme="majorEastAsia" w:cs="Times New Roman"/>
-          <w:color w:val="000000" w:themeColor="text1"/>
-          <w:szCs w:val="28"/>
-        </w:rPr>
-        <w:t xml:space="preserve"> </w:t>
-      </w:r>
-      <w:r>
-        <w:rPr>
-          <w:rFonts w:eastAsiaTheme="majorEastAsia" w:cs="Times New Roman"/>
-          <w:color w:val="000000" w:themeColor="text1"/>
-          <w:szCs w:val="28"/>
-        </w:rPr>
-        <w:t>по</w:t>
-      </w:r>
-      <w:r>
-        <w:rPr>
-          <w:rFonts w:eastAsiaTheme="majorEastAsia" w:cs="Times New Roman"/>
-          <w:color w:val="000000" w:themeColor="text1"/>
-          <w:szCs w:val="28"/>
-        </w:rPr>
-        <w:t xml:space="preserve"> </w:t>
-      </w:r>
-      <w:r>
-        <w:rPr>
-          <w:rFonts w:eastAsiaTheme="majorEastAsia" w:cs="Times New Roman"/>
-          <w:color w:val="000000" w:themeColor="text1"/>
-          <w:szCs w:val="28"/>
-        </w:rPr>
-        <w:t>уровню</w:t>
-      </w:r>
-      <w:r>
-        <w:rPr>
-          <w:rFonts w:eastAsiaTheme="majorEastAsia" w:cs="Times New Roman"/>
-          <w:color w:val="000000" w:themeColor="text1"/>
-          <w:szCs w:val="28"/>
-        </w:rPr>
-        <w:t xml:space="preserve"> </w:t>
-      </w:r>
-      <w:r>
-        <w:rPr>
-          <w:rFonts w:eastAsiaTheme="majorEastAsia" w:cs="Times New Roman"/>
-          <w:color w:val="000000" w:themeColor="text1"/>
-          <w:szCs w:val="28"/>
-        </w:rPr>
-        <w:t>нагрева</w:t>
-      </w:r>
-      <w:r>
-        <w:rPr>
-          <w:rFonts w:eastAsiaTheme="majorEastAsia" w:cs="Times New Roman"/>
-          <w:color w:val="000000" w:themeColor="text1"/>
-          <w:szCs w:val="28"/>
-        </w:rPr>
-        <w:t xml:space="preserve"> </w:t>
-      </w:r>
-      <w:r>
-        <w:rPr>
-          <w:rFonts w:eastAsiaTheme="majorEastAsia" w:cs="Times New Roman"/>
-          <w:color w:val="000000" w:themeColor="text1"/>
-          <w:szCs w:val="28"/>
-        </w:rPr>
-        <w:t>(кластеризация)</w:t>
-      </w:r>
-      <w:r>
-        <w:rPr>
-          <w:rFonts w:eastAsiaTheme="majorEastAsia" w:cs="Times New Roman"/>
-          <w:color w:val="000000" w:themeColor="text1"/>
-          <w:szCs w:val="28"/>
-        </w:rPr>
-        <w:t xml:space="preserve"> </w:t>
-      </w:r>
-      <w:r>
-        <w:rPr>
-          <w:rFonts w:eastAsiaTheme="majorEastAsia" w:cs="Times New Roman"/>
-          <w:color w:val="000000" w:themeColor="text1"/>
-          <w:szCs w:val="28"/>
-        </w:rPr>
-        <w:t>и</w:t>
-      </w:r>
-      <w:r>
-        <w:rPr>
-          <w:rFonts w:eastAsiaTheme="majorEastAsia" w:cs="Times New Roman"/>
-          <w:color w:val="000000" w:themeColor="text1"/>
-          <w:szCs w:val="28"/>
-        </w:rPr>
-        <w:t xml:space="preserve"> </w:t>
-      </w:r>
-      <w:r>
-        <w:rPr>
-          <w:rFonts w:eastAsiaTheme="majorEastAsia" w:cs="Times New Roman"/>
-          <w:color w:val="000000" w:themeColor="text1"/>
-          <w:szCs w:val="28"/>
-        </w:rPr>
-        <w:t>прогнозирование</w:t>
-      </w:r>
-      <w:r>
-        <w:rPr>
-          <w:rFonts w:eastAsiaTheme="majorEastAsia" w:cs="Times New Roman"/>
-          <w:color w:val="000000" w:themeColor="text1"/>
-          <w:szCs w:val="28"/>
-        </w:rPr>
-        <w:t xml:space="preserve"> </w:t>
-      </w:r>
-      <w:r>
-        <w:rPr>
-          <w:rFonts w:eastAsiaTheme="majorEastAsia" w:cs="Times New Roman"/>
-          <w:color w:val="000000" w:themeColor="text1"/>
-          <w:szCs w:val="28"/>
-        </w:rPr>
-        <w:t>изменения</w:t>
-      </w:r>
-      <w:r>
-        <w:rPr>
-          <w:rFonts w:eastAsiaTheme="majorEastAsia" w:cs="Times New Roman"/>
-          <w:color w:val="000000" w:themeColor="text1"/>
-          <w:szCs w:val="28"/>
-        </w:rPr>
-        <w:t xml:space="preserve"> </w:t>
-      </w:r>
-      <w:r>
-        <w:rPr>
-          <w:rFonts w:eastAsiaTheme="majorEastAsia" w:cs="Times New Roman"/>
-          <w:color w:val="000000" w:themeColor="text1"/>
-          <w:szCs w:val="28"/>
-        </w:rPr>
-        <w:t>температуры</w:t>
-      </w:r>
-      <w:r>
-        <w:rPr>
-          <w:rFonts w:eastAsiaTheme="majorEastAsia" w:cs="Times New Roman"/>
-          <w:color w:val="000000" w:themeColor="text1"/>
-          <w:szCs w:val="28"/>
-        </w:rPr>
-        <w:t xml:space="preserve"> </w:t>
-      </w:r>
-      <w:r>
-        <w:rPr>
-          <w:rFonts w:eastAsiaTheme="majorEastAsia" w:cs="Times New Roman"/>
-          <w:color w:val="000000" w:themeColor="text1"/>
-          <w:szCs w:val="28"/>
-        </w:rPr>
-        <w:t>во</w:t>
-      </w:r>
-      <w:r>
-        <w:rPr>
-          <w:rFonts w:eastAsiaTheme="majorEastAsia" w:cs="Times New Roman"/>
-          <w:color w:val="000000" w:themeColor="text1"/>
-          <w:szCs w:val="28"/>
-        </w:rPr>
-        <w:t xml:space="preserve"> </w:t>
-      </w:r>
-      <w:r>
-        <w:rPr>
-          <w:rFonts w:eastAsiaTheme="majorEastAsia" w:cs="Times New Roman"/>
-          <w:color w:val="000000" w:themeColor="text1"/>
-          <w:szCs w:val="28"/>
-        </w:rPr>
-        <w:t>времени</w:t>
-      </w:r>
-      <w:r>
-        <w:rPr>
-          <w:rFonts w:eastAsiaTheme="majorEastAsia" w:cs="Times New Roman"/>
-          <w:color w:val="000000" w:themeColor="text1"/>
-          <w:szCs w:val="28"/>
-        </w:rPr>
-        <w:t xml:space="preserve"> </w:t>
-      </w:r>
-      <w:r>
-        <w:rPr>
-          <w:rFonts w:eastAsiaTheme="majorEastAsia" w:cs="Times New Roman"/>
-          <w:color w:val="000000" w:themeColor="text1"/>
-          <w:szCs w:val="28"/>
-        </w:rPr>
-        <w:t>(линейная</w:t>
-      </w:r>
-      <w:r>
-        <w:rPr>
-          <w:rFonts w:eastAsiaTheme="majorEastAsia" w:cs="Times New Roman"/>
-          <w:color w:val="000000" w:themeColor="text1"/>
-          <w:szCs w:val="28"/>
-        </w:rPr>
-        <w:t xml:space="preserve"> </w:t>
-      </w:r>
-      <w:r>
-        <w:rPr>
-          <w:rFonts w:eastAsiaTheme="majorEastAsia" w:cs="Times New Roman"/>
-          <w:color w:val="000000" w:themeColor="text1"/>
-          <w:szCs w:val="28"/>
-        </w:rPr>
-        <w:t>регрессия);</w:t>
+        <w:rPr>
+          <w:rFonts w:eastAsiaTheme="majorEastAsia" w:cs="Times New Roman"/>
+          <w:color w:val="000000" w:themeColor="text1"/>
+          <w:szCs w:val="28"/>
+        </w:rPr>
+      </w:pPr>
+      <w:r>
+        <w:rPr>
+          <w:rFonts w:eastAsiaTheme="majorEastAsia" w:cs="Times New Roman"/>
+          <w:color w:val="000000" w:themeColor="text1"/>
+          <w:szCs w:val="28"/>
+        </w:rPr>
+        <w:t>формирование отчётов и экспорт данных;</w:t>
       </w:r>
     </w:p>
     <w:p>
@@ -1977,178 +231,39 @@
         <w:pStyle w:val="a7"/>
         <w:numPr>
           <w:ilvl w:val="0"/>
-          <w:numId w:val="18"/>
+          <w:numId w:val="24"/>
         </w:numPr>
-        <w:jc w:val="both"/>
-        <w:rPr>
-          <w:rFonts w:eastAsiaTheme="majorEastAsia" w:cs="Times New Roman"/>
-          <w:color w:val="000000" w:themeColor="text1"/>
-          <w:szCs w:val="28"/>
-        </w:rPr>
-      </w:pPr>
-      <w:r>
-        <w:rPr>
-          <w:rFonts w:eastAsiaTheme="majorEastAsia" w:cs="Times New Roman"/>
-          <w:color w:val="000000" w:themeColor="text1"/>
-          <w:szCs w:val="28"/>
-        </w:rPr>
-        <w:t>создание</w:t>
-      </w:r>
-      <w:r>
-        <w:rPr>
-          <w:rFonts w:eastAsiaTheme="majorEastAsia" w:cs="Times New Roman"/>
-          <w:color w:val="000000" w:themeColor="text1"/>
-          <w:szCs w:val="28"/>
-        </w:rPr>
-        <w:t xml:space="preserve"> </w:t>
-      </w:r>
-      <w:r>
-        <w:rPr>
-          <w:rFonts w:eastAsiaTheme="majorEastAsia" w:cs="Times New Roman"/>
-          <w:color w:val="000000" w:themeColor="text1"/>
-          <w:szCs w:val="28"/>
-        </w:rPr>
-        <w:t>эргономичного</w:t>
-      </w:r>
-      <w:r>
-        <w:rPr>
-          <w:rFonts w:eastAsiaTheme="majorEastAsia" w:cs="Times New Roman"/>
-          <w:color w:val="000000" w:themeColor="text1"/>
-          <w:szCs w:val="28"/>
-        </w:rPr>
-        <w:t xml:space="preserve"> </w:t>
-      </w:r>
-      <w:r>
-        <w:rPr>
-          <w:rFonts w:eastAsiaTheme="majorEastAsia" w:cs="Times New Roman"/>
-          <w:color w:val="000000" w:themeColor="text1"/>
-          <w:szCs w:val="28"/>
-        </w:rPr>
-        <w:t>графического</w:t>
-      </w:r>
-      <w:r>
-        <w:rPr>
-          <w:rFonts w:eastAsiaTheme="majorEastAsia" w:cs="Times New Roman"/>
-          <w:color w:val="000000" w:themeColor="text1"/>
-          <w:szCs w:val="28"/>
-        </w:rPr>
-        <w:t xml:space="preserve"> </w:t>
-      </w:r>
-      <w:r>
-        <w:rPr>
-          <w:rFonts w:eastAsiaTheme="majorEastAsia" w:cs="Times New Roman"/>
-          <w:color w:val="000000" w:themeColor="text1"/>
-          <w:szCs w:val="28"/>
-        </w:rPr>
-        <w:t>интерфейса,</w:t>
-      </w:r>
-      <w:r>
-        <w:rPr>
-          <w:rFonts w:eastAsiaTheme="majorEastAsia" w:cs="Times New Roman"/>
-          <w:color w:val="000000" w:themeColor="text1"/>
-          <w:szCs w:val="28"/>
-        </w:rPr>
-        <w:t xml:space="preserve"> </w:t>
-      </w:r>
-      <w:r>
-        <w:rPr>
-          <w:rFonts w:eastAsiaTheme="majorEastAsia" w:cs="Times New Roman"/>
-          <w:color w:val="000000" w:themeColor="text1"/>
-          <w:szCs w:val="28"/>
-        </w:rPr>
-        <w:t>объединяющего</w:t>
-      </w:r>
-      <w:r>
-        <w:rPr>
-          <w:rFonts w:eastAsiaTheme="majorEastAsia" w:cs="Times New Roman"/>
-          <w:color w:val="000000" w:themeColor="text1"/>
-          <w:szCs w:val="28"/>
-        </w:rPr>
-        <w:t xml:space="preserve"> </w:t>
-      </w:r>
-      <w:r>
-        <w:rPr>
-          <w:rFonts w:eastAsiaTheme="majorEastAsia" w:cs="Times New Roman"/>
-          <w:color w:val="000000" w:themeColor="text1"/>
-          <w:szCs w:val="28"/>
-        </w:rPr>
-        <w:t>все</w:t>
-      </w:r>
-      <w:r>
-        <w:rPr>
-          <w:rFonts w:eastAsiaTheme="majorEastAsia" w:cs="Times New Roman"/>
-          <w:color w:val="000000" w:themeColor="text1"/>
-          <w:szCs w:val="28"/>
-        </w:rPr>
-        <w:t xml:space="preserve"> </w:t>
-      </w:r>
-      <w:r>
-        <w:rPr>
-          <w:rFonts w:eastAsiaTheme="majorEastAsia" w:cs="Times New Roman"/>
-          <w:color w:val="000000" w:themeColor="text1"/>
-          <w:szCs w:val="28"/>
-        </w:rPr>
-        <w:t>функции</w:t>
-      </w:r>
-      <w:r>
-        <w:rPr>
-          <w:rFonts w:eastAsiaTheme="majorEastAsia" w:cs="Times New Roman"/>
-          <w:color w:val="000000" w:themeColor="text1"/>
-          <w:szCs w:val="28"/>
-        </w:rPr>
-        <w:t xml:space="preserve"> </w:t>
-      </w:r>
-      <w:r>
-        <w:rPr>
-          <w:rFonts w:eastAsiaTheme="majorEastAsia" w:cs="Times New Roman"/>
-          <w:color w:val="000000" w:themeColor="text1"/>
-          <w:szCs w:val="28"/>
-        </w:rPr>
-        <w:t>в</w:t>
-      </w:r>
-      <w:r>
-        <w:rPr>
-          <w:rFonts w:eastAsiaTheme="majorEastAsia" w:cs="Times New Roman"/>
-          <w:color w:val="000000" w:themeColor="text1"/>
-          <w:szCs w:val="28"/>
-        </w:rPr>
-        <w:t xml:space="preserve"> </w:t>
-      </w:r>
-      <w:r>
-        <w:rPr>
-          <w:rFonts w:eastAsiaTheme="majorEastAsia" w:cs="Times New Roman"/>
-          <w:color w:val="000000" w:themeColor="text1"/>
-          <w:szCs w:val="28"/>
-        </w:rPr>
-        <w:t>единой</w:t>
-      </w:r>
-      <w:r>
-        <w:rPr>
-          <w:rFonts w:eastAsiaTheme="majorEastAsia" w:cs="Times New Roman"/>
-          <w:color w:val="000000" w:themeColor="text1"/>
-          <w:szCs w:val="28"/>
-        </w:rPr>
-        <w:t xml:space="preserve"> </w:t>
-      </w:r>
-      <w:r>
-        <w:rPr>
-          <w:rFonts w:eastAsiaTheme="majorEastAsia" w:cs="Times New Roman"/>
-          <w:color w:val="000000" w:themeColor="text1"/>
-          <w:szCs w:val="28"/>
-        </w:rPr>
-        <w:t>среде.</w:t>
+        <w:rPr>
+          <w:rFonts w:eastAsiaTheme="majorEastAsia" w:cs="Times New Roman"/>
+          <w:color w:val="000000" w:themeColor="text1"/>
+          <w:szCs w:val="28"/>
+        </w:rPr>
+      </w:pPr>
+      <w:r>
+        <w:rPr>
+          <w:rFonts w:eastAsiaTheme="majorEastAsia" w:cs="Times New Roman"/>
+          <w:color w:val="000000" w:themeColor="text1"/>
+          <w:szCs w:val="28"/>
+        </w:rPr>
+        <w:t>выдачу управляющих сигналов для внешних исполнительных устройств (вентилятор, нагреватель, сигнализация) на основе результатов нечёткого анализа.</w:t>
       </w:r>
     </w:p>
     <w:p>
       <w:pPr>
-        <w:spacing w:line="278" w:lineRule="auto"/>
-        <w:ind w:firstLine="0"/>
-        <w:rPr>
-          <w:rFonts w:eastAsiaTheme="majorEastAsia" w:cs="Times New Roman"/>
-          <w:color w:val="000000" w:themeColor="text1"/>
-          <w:szCs w:val="28"/>
-        </w:rPr>
-      </w:pPr>
+        <w:rPr>
+          <w:rFonts w:eastAsiaTheme="majorEastAsia" w:cs="Times New Roman"/>
+          <w:color w:val="000000" w:themeColor="text1"/>
+          <w:szCs w:val="28"/>
+        </w:rPr>
+      </w:pPr>
+      <w:r>
+        <w:rPr>
+          <w:rFonts w:eastAsiaTheme="majorEastAsia" w:cs="Times New Roman"/>
+          <w:color w:val="000000" w:themeColor="text1"/>
+          <w:szCs w:val="28"/>
+        </w:rPr>
+        <w:t>Система состоит из двух взаимодействующих подсистем, разрабатываемых в рамках двух выпускных квалификационных работ.</w:t>
+      </w:r>
       <w:r>
         <w:rPr>
           <w:rFonts w:eastAsiaTheme="majorEastAsia" w:cs="Times New Roman"/>
@@ -9389,23 +7504,7 @@
           <w:color w:val="000000" w:themeColor="text1"/>
           <w:szCs w:val="28"/>
         </w:rPr>
-        <w:t>(</w:t>
-      </w:r>
-      <w:r>
-        <w:rPr>
-          <w:rFonts w:eastAsiaTheme="majorEastAsia" w:cs="Times New Roman"/>
-          <w:color w:val="000000" w:themeColor="text1"/>
-          <w:szCs w:val="28"/>
-        </w:rPr>
-        <w:t>MySQL</w:t>
-      </w:r>
-      <w:r>
-        <w:rPr>
-          <w:rFonts w:eastAsiaTheme="majorEastAsia" w:cs="Times New Roman"/>
-          <w:color w:val="000000" w:themeColor="text1"/>
-          <w:szCs w:val="28"/>
-        </w:rPr>
-        <w:t>).</w:t>
+        <w:t>(MySQL).</w:t>
       </w:r>
       <w:r>
         <w:rPr>
@@ -21111,6 +19210,119 @@
     </w:lvl>
   </w:abstractNum>
   <w:abstractNum w:abstractNumId="12" w15:restartNumberingAfterBreak="0">
+    <w:nsid w:val="48843476"/>
+    <w:multiLevelType w:val="hybridMultilevel"/>
+    <w:tmpl w:val="A1A6F770"/>
+    <w:lvl w:ilvl="0" w:tplc="364ECA70">
+      <w:start w:val="1"/>
+      <w:numFmt w:val="bullet"/>
+      <w:lvlText w:val=""/>
+      <w:lvlJc w:val="left"/>
+      <w:pPr>
+        <w:ind w:left="1429" w:hanging="360"/>
+      </w:pPr>
+      <w:rPr>
+        <w:rFonts w:ascii="Symbol" w:hAnsi="Symbol" w:hint="default"/>
+      </w:rPr>
+    </w:lvl>
+    <w:lvl w:ilvl="1" w:tplc="04190003" w:tentative="1">
+      <w:start w:val="1"/>
+      <w:numFmt w:val="bullet"/>
+      <w:lvlText w:val="o"/>
+      <w:lvlJc w:val="left"/>
+      <w:pPr>
+        <w:ind w:left="2149" w:hanging="360"/>
+      </w:pPr>
+      <w:rPr>
+        <w:rFonts w:ascii="Courier New" w:hAnsi="Courier New" w:cs="Courier New" w:hint="default"/>
+      </w:rPr>
+    </w:lvl>
+    <w:lvl w:ilvl="2" w:tplc="04190005" w:tentative="1">
+      <w:start w:val="1"/>
+      <w:numFmt w:val="bullet"/>
+      <w:lvlText w:val=""/>
+      <w:lvlJc w:val="left"/>
+      <w:pPr>
+        <w:ind w:left="2869" w:hanging="360"/>
+      </w:pPr>
+      <w:rPr>
+        <w:rFonts w:ascii="Wingdings" w:hAnsi="Wingdings" w:hint="default"/>
+      </w:rPr>
+    </w:lvl>
+    <w:lvl w:ilvl="3" w:tplc="04190001" w:tentative="1">
+      <w:start w:val="1"/>
+      <w:numFmt w:val="bullet"/>
+      <w:lvlText w:val=""/>
+      <w:lvlJc w:val="left"/>
+      <w:pPr>
+        <w:ind w:left="3589" w:hanging="360"/>
+      </w:pPr>
+      <w:rPr>
+        <w:rFonts w:ascii="Symbol" w:hAnsi="Symbol" w:hint="default"/>
+      </w:rPr>
+    </w:lvl>
+    <w:lvl w:ilvl="4" w:tplc="04190003" w:tentative="1">
+      <w:start w:val="1"/>
+      <w:numFmt w:val="bullet"/>
+      <w:lvlText w:val="o"/>
+      <w:lvlJc w:val="left"/>
+      <w:pPr>
+        <w:ind w:left="4309" w:hanging="360"/>
+      </w:pPr>
+      <w:rPr>
+        <w:rFonts w:ascii="Courier New" w:hAnsi="Courier New" w:cs="Courier New" w:hint="default"/>
+      </w:rPr>
+    </w:lvl>
+    <w:lvl w:ilvl="5" w:tplc="04190005" w:tentative="1">
+      <w:start w:val="1"/>
+      <w:numFmt w:val="bullet"/>
+      <w:lvlText w:val=""/>
+      <w:lvlJc w:val="left"/>
+      <w:pPr>
+        <w:ind w:left="5029" w:hanging="360"/>
+      </w:pPr>
+      <w:rPr>
+        <w:rFonts w:ascii="Wingdings" w:hAnsi="Wingdings" w:hint="default"/>
+      </w:rPr>
+    </w:lvl>
+    <w:lvl w:ilvl="6" w:tplc="04190001" w:tentative="1">
+      <w:start w:val="1"/>
+      <w:numFmt w:val="bullet"/>
+      <w:lvlText w:val=""/>
+      <w:lvlJc w:val="left"/>
+      <w:pPr>
+        <w:ind w:left="5749" w:hanging="360"/>
+      </w:pPr>
+      <w:rPr>
+        <w:rFonts w:ascii="Symbol" w:hAnsi="Symbol" w:hint="default"/>
+      </w:rPr>
+    </w:lvl>
+    <w:lvl w:ilvl="7" w:tplc="04190003" w:tentative="1">
+      <w:start w:val="1"/>
+      <w:numFmt w:val="bullet"/>
+      <w:lvlText w:val="o"/>
+      <w:lvlJc w:val="left"/>
+      <w:pPr>
+        <w:ind w:left="6469" w:hanging="360"/>
+      </w:pPr>
+      <w:rPr>
+        <w:rFonts w:ascii="Courier New" w:hAnsi="Courier New" w:cs="Courier New" w:hint="default"/>
+      </w:rPr>
+    </w:lvl>
+    <w:lvl w:ilvl="8" w:tplc="04190005" w:tentative="1">
+      <w:start w:val="1"/>
+      <w:numFmt w:val="bullet"/>
+      <w:lvlText w:val=""/>
+      <w:lvlJc w:val="left"/>
+      <w:pPr>
+        <w:ind w:left="7189" w:hanging="360"/>
+      </w:pPr>
+      <w:rPr>
+        <w:rFonts w:ascii="Wingdings" w:hAnsi="Wingdings" w:hint="default"/>
+      </w:rPr>
+    </w:lvl>
+  </w:abstractNum>
+  <w:abstractNum w:abstractNumId="13" w15:restartNumberingAfterBreak="0">
     <w:nsid w:val="48C97BDC"/>
     <w:multiLevelType w:val="hybridMultilevel"/>
     <w:tmpl w:val="A28EB8D6"/>
@@ -21196,7 +19408,7 @@
       </w:pPr>
     </w:lvl>
   </w:abstractNum>
-  <w:abstractNum w:abstractNumId="13" w15:restartNumberingAfterBreak="0">
+  <w:abstractNum w:abstractNumId="14" w15:restartNumberingAfterBreak="0">
     <w:nsid w:val="49421A07"/>
     <w:multiLevelType w:val="multilevel"/>
     <w:tmpl w:val="607C0DFA"/>
@@ -21345,7 +19557,7 @@
       </w:rPr>
     </w:lvl>
   </w:abstractNum>
-  <w:abstractNum w:abstractNumId="14" w15:restartNumberingAfterBreak="0">
+  <w:abstractNum w:abstractNumId="15" w15:restartNumberingAfterBreak="0">
     <w:nsid w:val="504B1B48"/>
     <w:multiLevelType w:val="multilevel"/>
     <w:tmpl w:val="93AEF916"/>
@@ -21494,7 +19706,7 @@
       </w:rPr>
     </w:lvl>
   </w:abstractNum>
-  <w:abstractNum w:abstractNumId="15" w15:restartNumberingAfterBreak="0">
+  <w:abstractNum w:abstractNumId="16" w15:restartNumberingAfterBreak="0">
     <w:nsid w:val="57E47E6E"/>
     <w:multiLevelType w:val="multilevel"/>
     <w:tmpl w:val="259667AE"/>
@@ -21580,7 +19792,7 @@
       </w:pPr>
     </w:lvl>
   </w:abstractNum>
-  <w:abstractNum w:abstractNumId="16" w15:restartNumberingAfterBreak="0">
+  <w:abstractNum w:abstractNumId="17" w15:restartNumberingAfterBreak="0">
     <w:nsid w:val="5D041DA7"/>
     <w:multiLevelType w:val="multilevel"/>
     <w:tmpl w:val="88F00958"/>
@@ -21729,7 +19941,7 @@
       </w:rPr>
     </w:lvl>
   </w:abstractNum>
-  <w:abstractNum w:abstractNumId="17" w15:restartNumberingAfterBreak="0">
+  <w:abstractNum w:abstractNumId="18" w15:restartNumberingAfterBreak="0">
     <w:nsid w:val="679453C0"/>
     <w:multiLevelType w:val="multilevel"/>
     <w:tmpl w:val="662AC184"/>
@@ -21878,7 +20090,7 @@
       </w:rPr>
     </w:lvl>
   </w:abstractNum>
-  <w:abstractNum w:abstractNumId="18" w15:restartNumberingAfterBreak="0">
+  <w:abstractNum w:abstractNumId="19" w15:restartNumberingAfterBreak="0">
     <w:nsid w:val="72B00B4A"/>
     <w:multiLevelType w:val="multilevel"/>
     <w:tmpl w:val="9CAE446E"/>
@@ -22027,7 +20239,7 @@
       </w:rPr>
     </w:lvl>
   </w:abstractNum>
-  <w:abstractNum w:abstractNumId="19" w15:restartNumberingAfterBreak="0">
+  <w:abstractNum w:abstractNumId="20" w15:restartNumberingAfterBreak="0">
     <w:nsid w:val="72ED4115"/>
     <w:multiLevelType w:val="hybridMultilevel"/>
     <w:tmpl w:val="8780DEBC"/>
@@ -22116,7 +20328,7 @@
       </w:pPr>
     </w:lvl>
   </w:abstractNum>
-  <w:abstractNum w:abstractNumId="20" w15:restartNumberingAfterBreak="0">
+  <w:abstractNum w:abstractNumId="21" w15:restartNumberingAfterBreak="0">
     <w:nsid w:val="79063673"/>
     <w:multiLevelType w:val="hybridMultilevel"/>
     <w:tmpl w:val="1042F7A4"/>
@@ -22230,7 +20442,7 @@
     </w:lvl>
   </w:abstractNum>
   <w:num w:numId="1" w16cid:durableId="642270872">
-    <w:abstractNumId w:val="15"/>
+    <w:abstractNumId w:val="16"/>
     <w:lvlOverride w:ilvl="0">
       <w:startOverride w:val="1"/>
     </w:lvlOverride>
@@ -22260,7 +20472,7 @@
     </w:lvlOverride>
   </w:num>
   <w:num w:numId="2" w16cid:durableId="187106269">
-    <w:abstractNumId w:val="19"/>
+    <w:abstractNumId w:val="20"/>
     <w:lvlOverride w:ilvl="0"/>
     <w:lvlOverride w:ilvl="1">
       <w:startOverride w:val="1"/>
@@ -22288,7 +20500,7 @@
     </w:lvlOverride>
   </w:num>
   <w:num w:numId="3" w16cid:durableId="663363132">
-    <w:abstractNumId w:val="12"/>
+    <w:abstractNumId w:val="13"/>
     <w:lvlOverride w:ilvl="0">
       <w:startOverride w:val="1"/>
     </w:lvlOverride>
@@ -22318,25 +20530,25 @@
     </w:lvlOverride>
   </w:num>
   <w:num w:numId="4" w16cid:durableId="1359889586">
-    <w:abstractNumId w:val="12"/>
+    <w:abstractNumId w:val="13"/>
   </w:num>
   <w:num w:numId="5" w16cid:durableId="1360545044">
     <w:abstractNumId w:val="9"/>
   </w:num>
   <w:num w:numId="6" w16cid:durableId="597099913">
-    <w:abstractNumId w:val="19"/>
+    <w:abstractNumId w:val="20"/>
   </w:num>
   <w:num w:numId="7" w16cid:durableId="879590765">
     <w:abstractNumId w:val="11"/>
   </w:num>
   <w:num w:numId="8" w16cid:durableId="286006650">
-    <w:abstractNumId w:val="20"/>
+    <w:abstractNumId w:val="21"/>
   </w:num>
   <w:num w:numId="9" w16cid:durableId="1203863118">
-    <w:abstractNumId w:val="18"/>
+    <w:abstractNumId w:val="19"/>
   </w:num>
   <w:num w:numId="10" w16cid:durableId="1992322338">
-    <w:abstractNumId w:val="16"/>
+    <w:abstractNumId w:val="17"/>
   </w:num>
   <w:num w:numId="11" w16cid:durableId="1902405716">
     <w:abstractNumId w:val="3"/>
@@ -22348,16 +20560,16 @@
     <w:abstractNumId w:val="0"/>
   </w:num>
   <w:num w:numId="14" w16cid:durableId="979724829">
-    <w:abstractNumId w:val="13"/>
+    <w:abstractNumId w:val="14"/>
   </w:num>
   <w:num w:numId="15" w16cid:durableId="170293952">
     <w:abstractNumId w:val="10"/>
   </w:num>
   <w:num w:numId="16" w16cid:durableId="922909195">
-    <w:abstractNumId w:val="17"/>
+    <w:abstractNumId w:val="18"/>
   </w:num>
   <w:num w:numId="17" w16cid:durableId="593709941">
-    <w:abstractNumId w:val="14"/>
+    <w:abstractNumId w:val="15"/>
   </w:num>
   <w:num w:numId="18" w16cid:durableId="1547914479">
     <w:abstractNumId w:val="4"/>
@@ -22376,6 +20588,9 @@
   </w:num>
   <w:num w:numId="23" w16cid:durableId="2083487156">
     <w:abstractNumId w:val="7"/>
+  </w:num>
+  <w:num w:numId="24" w16cid:durableId="1700162792">
+    <w:abstractNumId w:val="12"/>
   </w:num>
 </w:numbering>
 </file>

--- a/доки/ПЗ1.docx
+++ b/доки/ПЗ1.docx
@@ -5,7 +5,6 @@
     <w:p>
       <w:pPr>
         <w:pStyle w:val="1"/>
-        <w:jc w:val="both"/>
       </w:pPr>
       <w:r>
         <w:t>1</w:t>
@@ -52,87 +51,176 @@
         <w:pStyle w:val="2"/>
       </w:pPr>
       <w:r>
-        <w:t>1.1</w:t>
-      </w:r>
-      <w:r>
-        <w:t xml:space="preserve"> </w:t>
-      </w:r>
-      <w:r>
-        <w:t>Назначение</w:t>
-      </w:r>
-      <w:r>
-        <w:t xml:space="preserve"> </w:t>
-      </w:r>
-      <w:r>
-        <w:t>и</w:t>
-      </w:r>
-      <w:r>
-        <w:t xml:space="preserve"> </w:t>
-      </w:r>
-      <w:r>
-        <w:t>цели</w:t>
-      </w:r>
-      <w:r>
-        <w:t xml:space="preserve"> </w:t>
-      </w:r>
-      <w:r>
-        <w:t>создания</w:t>
-      </w:r>
-      <w:r>
-        <w:t xml:space="preserve"> </w:t>
-      </w:r>
-      <w:r>
-        <w:t>системы</w:t>
+        <w:t xml:space="preserve">1.1 </w:t>
+      </w:r>
+      <w:r>
+        <w:t>Назначение системы в целом</w:t>
       </w:r>
     </w:p>
     <w:p>
       <w:pPr>
+        <w:rPr>
+          <w:rFonts w:eastAsiaTheme="majorEastAsia" w:cs="Times New Roman"/>
+          <w:color w:val="000000" w:themeColor="text1"/>
+          <w:szCs w:val="28"/>
+        </w:rPr>
+      </w:pPr>
+      <w:r>
+        <w:rPr>
+          <w:rFonts w:eastAsiaTheme="majorEastAsia" w:cs="Times New Roman"/>
+          <w:color w:val="000000" w:themeColor="text1"/>
+          <w:szCs w:val="28"/>
+        </w:rPr>
+        <w:t>Разрабатываемая система предназначена для автоматизированного бесконтактного теплового контроля электронных компонентов, печатных плат и готовых изделий в лабораторных и цеховых условиях приборостроительного предприятия. Контроль осуществляется с применением инфракрасного датчика температуры MLX90614, закреплённого на двухосевой поворотной платформе.</w:t>
+      </w:r>
+    </w:p>
+    <w:p>
+      <w:pPr>
+        <w:rPr>
+          <w:rFonts w:eastAsiaTheme="majorEastAsia" w:cs="Times New Roman"/>
+          <w:color w:val="000000" w:themeColor="text1"/>
+          <w:szCs w:val="28"/>
+        </w:rPr>
+      </w:pPr>
+      <w:r>
+        <w:rPr>
+          <w:rFonts w:eastAsiaTheme="majorEastAsia" w:cs="Times New Roman"/>
+          <w:color w:val="000000" w:themeColor="text1"/>
+          <w:szCs w:val="28"/>
+        </w:rPr>
+        <w:t>Система состоит из двух взаимодействующих подсистем, разрабатываемых в рамках двух выпускных квалификационных работ.</w:t>
+      </w:r>
+    </w:p>
+    <w:p>
+      <w:pPr>
         <w:spacing w:line="278" w:lineRule="auto"/>
         <w:ind w:firstLine="0"/>
         <w:rPr>
-          <w:rFonts w:eastAsiaTheme="majorEastAsia" w:cs="Times New Roman"/>
-          <w:color w:val="000000" w:themeColor="text1"/>
-          <w:szCs w:val="28"/>
-        </w:rPr>
-      </w:pPr>
-      <w:r>
-        <w:rPr>
-          <w:rFonts w:eastAsiaTheme="majorEastAsia" w:cs="Times New Roman"/>
-          <w:color w:val="000000" w:themeColor="text1"/>
-          <w:szCs w:val="28"/>
-        </w:rPr>
-        <w:t>1.1 Назначение системы в целом</w:t>
+          <w:rStyle w:val="a8"/>
+          <w:color w:val="C00000"/>
+        </w:rPr>
+      </w:pPr>
+      <w:r>
+        <w:rPr>
+          <w:rStyle w:val="a8"/>
+          <w:color w:val="C00000"/>
+        </w:rPr>
+        <w:t>Перенести текст выше в п. 1.2.</w:t>
       </w:r>
     </w:p>
     <w:p>
       <w:pPr>
-        <w:rPr>
-          <w:rFonts w:eastAsiaTheme="majorEastAsia" w:cs="Times New Roman"/>
-          <w:color w:val="000000" w:themeColor="text1"/>
-          <w:szCs w:val="28"/>
-        </w:rPr>
-      </w:pPr>
-      <w:r>
-        <w:rPr>
-          <w:rFonts w:eastAsiaTheme="majorEastAsia" w:cs="Times New Roman"/>
-          <w:color w:val="000000" w:themeColor="text1"/>
-          <w:szCs w:val="28"/>
-        </w:rPr>
-        <w:t>Разрабатываемая система предназначена для автоматизированного бесконтактного теплового контроля электронных компонентов, печатных плат и готовых изделий в лабораторных и цеховых условиях приборостроительного предприятия. Контроль осуществляется с применением инфракрасного датчика температуры MLX90614, закреплённого на двухосевой поворотной платформе.</w:t>
+        <w:spacing w:line="278" w:lineRule="auto"/>
+        <w:ind w:firstLine="0"/>
+        <w:rPr>
+          <w:rFonts w:eastAsiaTheme="majorEastAsia" w:cs="Times New Roman"/>
+          <w:color w:val="000000" w:themeColor="text1"/>
+          <w:szCs w:val="28"/>
+        </w:rPr>
+      </w:pPr>
+      <w:r>
+        <w:rPr>
+          <w:rFonts w:eastAsiaTheme="majorEastAsia" w:cs="Times New Roman"/>
+          <w:color w:val="000000" w:themeColor="text1"/>
+          <w:szCs w:val="28"/>
+        </w:rPr>
+        <w:br w:type="page"/>
       </w:r>
     </w:p>
     <w:p>
       <w:pPr>
-        <w:rPr>
-          <w:rFonts w:eastAsiaTheme="majorEastAsia" w:cs="Times New Roman"/>
-          <w:color w:val="000000" w:themeColor="text1"/>
-          <w:szCs w:val="28"/>
-        </w:rPr>
-      </w:pPr>
-      <w:r>
-        <w:rPr>
-          <w:rFonts w:eastAsiaTheme="majorEastAsia" w:cs="Times New Roman"/>
-          <w:color w:val="000000" w:themeColor="text1"/>
+        <w:pStyle w:val="2"/>
+        <w:jc w:val="both"/>
+      </w:pPr>
+      <w:r>
+        <w:lastRenderedPageBreak/>
+        <w:t>1.2</w:t>
+      </w:r>
+      <w:r>
+        <w:t xml:space="preserve"> </w:t>
+      </w:r>
+      <w:r>
+        <w:t>Характеристика</w:t>
+      </w:r>
+      <w:r>
+        <w:t xml:space="preserve"> </w:t>
+      </w:r>
+      <w:r>
+        <w:t>объекта</w:t>
+      </w:r>
+      <w:r>
+        <w:t xml:space="preserve"> </w:t>
+      </w:r>
+      <w:r>
+        <w:t>автоматизации</w:t>
+      </w:r>
+    </w:p>
+    <w:p>
+      <w:pPr>
+        <w:pStyle w:val="3"/>
+      </w:pPr>
+      <w:r>
+        <w:t>1.2.1</w:t>
+      </w:r>
+      <w:r>
+        <w:t xml:space="preserve"> Общее описание</w:t>
+      </w:r>
+    </w:p>
+    <w:p>
+      <w:pPr>
+        <w:jc w:val="both"/>
+        <w:rPr>
+          <w:rFonts w:eastAsiaTheme="majorEastAsia" w:cs="Times New Roman"/>
+          <w:color w:val="000000" w:themeColor="text1"/>
+          <w:szCs w:val="28"/>
+        </w:rPr>
+      </w:pPr>
+      <w:r>
+        <w:t>Объектом</w:t>
+      </w:r>
+      <w:r>
+        <w:t xml:space="preserve"> </w:t>
+      </w:r>
+      <w:r>
+        <w:t>автоматизации</w:t>
+      </w:r>
+      <w:r>
+        <w:t xml:space="preserve"> </w:t>
+      </w:r>
+      <w:r>
+        <w:t>является</w:t>
+      </w:r>
+      <w:r>
+        <w:t xml:space="preserve"> </w:t>
+      </w:r>
+      <w:r>
+        <w:t>процесс</w:t>
+      </w:r>
+      <w:r>
+        <w:t xml:space="preserve"> сбора, анализа и обработки данных, поступающих с установки.</w:t>
+      </w:r>
+      <w:r>
+        <w:t xml:space="preserve"> </w:t>
+      </w:r>
+      <w:r>
+        <w:rPr>
+          <w:rFonts w:eastAsiaTheme="majorEastAsia" w:cs="Times New Roman"/>
+          <w:color w:val="000000" w:themeColor="text1"/>
+          <w:szCs w:val="28"/>
+        </w:rPr>
+        <w:t xml:space="preserve">Система принимает температурные показатели, координаты и временную метку с установки для записи в базу данных. </w:t>
+      </w:r>
+    </w:p>
+    <w:p>
+      <w:pPr>
+        <w:rPr>
+          <w:rFonts w:eastAsiaTheme="majorEastAsia" w:cs="Times New Roman"/>
+          <w:szCs w:val="28"/>
+        </w:rPr>
+      </w:pPr>
+      <w:r>
+        <w:rPr>
+          <w:rFonts w:eastAsiaTheme="majorEastAsia" w:cs="Times New Roman"/>
           <w:szCs w:val="28"/>
         </w:rPr>
         <w:t>Система решает следующие задачи:</w:t>
@@ -147,14 +235,12 @@
         </w:numPr>
         <w:rPr>
           <w:rFonts w:eastAsiaTheme="majorEastAsia" w:cs="Times New Roman"/>
-          <w:color w:val="000000" w:themeColor="text1"/>
-          <w:szCs w:val="28"/>
-        </w:rPr>
-      </w:pPr>
-      <w:r>
-        <w:rPr>
-          <w:rFonts w:eastAsiaTheme="majorEastAsia" w:cs="Times New Roman"/>
-          <w:color w:val="000000" w:themeColor="text1"/>
+          <w:szCs w:val="28"/>
+        </w:rPr>
+      </w:pPr>
+      <w:r>
+        <w:rPr>
+          <w:rFonts w:eastAsiaTheme="majorEastAsia" w:cs="Times New Roman"/>
           <w:szCs w:val="28"/>
         </w:rPr>
         <w:t>циклический обход до 20 контрольных точек, заданных оператором на поверхности изделия;</w:t>
@@ -169,14 +255,12 @@
         </w:numPr>
         <w:rPr>
           <w:rFonts w:eastAsiaTheme="majorEastAsia" w:cs="Times New Roman"/>
-          <w:color w:val="000000" w:themeColor="text1"/>
-          <w:szCs w:val="28"/>
-        </w:rPr>
-      </w:pPr>
-      <w:r>
-        <w:rPr>
-          <w:rFonts w:eastAsiaTheme="majorEastAsia" w:cs="Times New Roman"/>
-          <w:color w:val="000000" w:themeColor="text1"/>
+          <w:szCs w:val="28"/>
+        </w:rPr>
+      </w:pPr>
+      <w:r>
+        <w:rPr>
+          <w:rFonts w:eastAsiaTheme="majorEastAsia" w:cs="Times New Roman"/>
           <w:szCs w:val="28"/>
         </w:rPr>
         <w:t>адаптивное управление временем измерения на каждой точке в зависимости от текущей тепловой обстановки;</w:t>
@@ -184,1518 +268,227 @@
     </w:p>
     <w:p>
       <w:pPr>
-        <w:pStyle w:val="a7"/>
-        <w:numPr>
-          <w:ilvl w:val="0"/>
-          <w:numId w:val="24"/>
-        </w:numPr>
-        <w:rPr>
-          <w:rFonts w:eastAsiaTheme="majorEastAsia" w:cs="Times New Roman"/>
-          <w:color w:val="000000" w:themeColor="text1"/>
-          <w:szCs w:val="28"/>
-        </w:rPr>
-      </w:pPr>
-      <w:r>
-        <w:rPr>
-          <w:rFonts w:eastAsiaTheme="majorEastAsia" w:cs="Times New Roman"/>
-          <w:color w:val="000000" w:themeColor="text1"/>
-          <w:szCs w:val="28"/>
-        </w:rPr>
-        <w:t>сбор, хранение и визуализацию результатов измерений;</w:t>
-      </w:r>
+        <w:ind w:left="1069" w:firstLine="0"/>
+        <w:rPr>
+          <w:rFonts w:eastAsiaTheme="majorEastAsia" w:cs="Times New Roman"/>
+          <w:szCs w:val="28"/>
+        </w:rPr>
+      </w:pPr>
     </w:p>
     <w:p>
       <w:pPr>
-        <w:pStyle w:val="a7"/>
-        <w:numPr>
-          <w:ilvl w:val="0"/>
-          <w:numId w:val="24"/>
-        </w:numPr>
-        <w:rPr>
-          <w:rFonts w:eastAsiaTheme="majorEastAsia" w:cs="Times New Roman"/>
-          <w:color w:val="000000" w:themeColor="text1"/>
-          <w:szCs w:val="28"/>
-        </w:rPr>
-      </w:pPr>
-      <w:r>
-        <w:rPr>
-          <w:rFonts w:eastAsiaTheme="majorEastAsia" w:cs="Times New Roman"/>
-          <w:color w:val="000000" w:themeColor="text1"/>
-          <w:szCs w:val="28"/>
-        </w:rPr>
-        <w:t>формирование отчётов и экспорт данных;</w:t>
+        <w:rPr>
+          <w:rFonts w:eastAsiaTheme="majorEastAsia" w:cs="Times New Roman"/>
+          <w:szCs w:val="28"/>
+        </w:rPr>
+      </w:pPr>
+      <w:r>
+        <w:rPr>
+          <w:rFonts w:eastAsiaTheme="majorEastAsia" w:cs="Times New Roman"/>
+          <w:szCs w:val="28"/>
+        </w:rPr>
+        <w:t>а) С</w:t>
+      </w:r>
+      <w:r>
+        <w:rPr>
+          <w:rFonts w:eastAsiaTheme="majorEastAsia" w:cs="Times New Roman"/>
+          <w:szCs w:val="28"/>
+        </w:rPr>
+        <w:t>бор, хранение и визуализацию результатов измерений</w:t>
+      </w:r>
+      <w:r>
+        <w:rPr>
+          <w:rFonts w:eastAsiaTheme="majorEastAsia" w:cs="Times New Roman"/>
+          <w:szCs w:val="28"/>
+        </w:rPr>
+        <w:t>: после цикла работы установки, данные измерений записываются в базу данных системы для последующего сохранения, анализа и обработки.</w:t>
+      </w:r>
+      <w:r>
+        <w:rPr>
+          <w:rFonts w:eastAsiaTheme="majorEastAsia" w:cs="Times New Roman"/>
+          <w:szCs w:val="28"/>
+        </w:rPr>
+        <w:t xml:space="preserve"> Визуализация производится благодаря фотосъёмке с модуля камеры </w:t>
+      </w:r>
+      <w:r>
+        <w:rPr>
+          <w:rFonts w:eastAsiaTheme="majorEastAsia" w:cs="Times New Roman"/>
+          <w:szCs w:val="28"/>
+          <w:lang w:val="en-US"/>
+        </w:rPr>
+        <w:t>ESP</w:t>
+      </w:r>
+      <w:r>
+        <w:rPr>
+          <w:rFonts w:eastAsiaTheme="majorEastAsia" w:cs="Times New Roman"/>
+          <w:szCs w:val="28"/>
+        </w:rPr>
+        <w:t>32-</w:t>
+      </w:r>
+      <w:r>
+        <w:rPr>
+          <w:rFonts w:eastAsiaTheme="majorEastAsia" w:cs="Times New Roman"/>
+          <w:szCs w:val="28"/>
+          <w:lang w:val="en-US"/>
+        </w:rPr>
+        <w:t>CAM</w:t>
+      </w:r>
+      <w:r>
+        <w:rPr>
+          <w:rFonts w:eastAsiaTheme="majorEastAsia" w:cs="Times New Roman"/>
+          <w:szCs w:val="28"/>
+        </w:rPr>
+        <w:t xml:space="preserve"> и рисованию точек с цветами, зависящими от температуры. Градиент от красного, выражающего температуру выше двойного среднего </w:t>
+      </w:r>
+      <w:r>
+        <w:rPr>
+          <w:rFonts w:eastAsiaTheme="majorEastAsia" w:cs="Times New Roman"/>
+          <w:szCs w:val="28"/>
+        </w:rPr>
+        <w:t>рассчитанного</w:t>
+      </w:r>
+      <w:r>
+        <w:rPr>
+          <w:rFonts w:eastAsiaTheme="majorEastAsia" w:cs="Times New Roman"/>
+          <w:szCs w:val="28"/>
+        </w:rPr>
+        <w:t xml:space="preserve"> значения, до тёмно-синего, выражающего температуру ниже нуля.</w:t>
+      </w:r>
+      <w:r>
+        <w:rPr>
+          <w:rFonts w:eastAsiaTheme="majorEastAsia" w:cs="Times New Roman"/>
+          <w:szCs w:val="28"/>
+        </w:rPr>
+        <w:t xml:space="preserve"> </w:t>
+      </w:r>
+      <w:r>
+        <w:rPr>
+          <w:rFonts w:eastAsiaTheme="majorEastAsia" w:cs="Times New Roman"/>
+          <w:szCs w:val="28"/>
+        </w:rPr>
+        <w:t>Платы с компонентами одной партии или производства могут иметь одинаковые дефекты</w:t>
+      </w:r>
+      <w:r>
+        <w:rPr>
+          <w:rFonts w:eastAsiaTheme="majorEastAsia" w:cs="Times New Roman"/>
+          <w:szCs w:val="28"/>
+        </w:rPr>
+        <w:t>, которые можно увидеть на фото.</w:t>
       </w:r>
     </w:p>
     <w:p>
       <w:pPr>
-        <w:pStyle w:val="a7"/>
-        <w:numPr>
-          <w:ilvl w:val="0"/>
-          <w:numId w:val="24"/>
-        </w:numPr>
-        <w:rPr>
-          <w:rFonts w:eastAsiaTheme="majorEastAsia" w:cs="Times New Roman"/>
-          <w:color w:val="000000" w:themeColor="text1"/>
-          <w:szCs w:val="28"/>
-        </w:rPr>
-      </w:pPr>
-      <w:r>
-        <w:rPr>
-          <w:rFonts w:eastAsiaTheme="majorEastAsia" w:cs="Times New Roman"/>
-          <w:color w:val="000000" w:themeColor="text1"/>
-          <w:szCs w:val="28"/>
-        </w:rPr>
-        <w:t>выдачу управляющих сигналов для внешних исполнительных устройств (вентилятор, нагреватель, сигнализация) на основе результатов нечёткого анализа.</w:t>
+        <w:rPr>
+          <w:rFonts w:eastAsiaTheme="majorEastAsia" w:cs="Times New Roman"/>
+          <w:szCs w:val="28"/>
+        </w:rPr>
+      </w:pPr>
+      <w:r>
+        <w:rPr>
+          <w:rFonts w:eastAsiaTheme="majorEastAsia" w:cs="Times New Roman"/>
+          <w:szCs w:val="28"/>
+        </w:rPr>
+        <w:t>б) Ф</w:t>
+      </w:r>
+      <w:r>
+        <w:rPr>
+          <w:rFonts w:eastAsiaTheme="majorEastAsia" w:cs="Times New Roman"/>
+          <w:szCs w:val="28"/>
+        </w:rPr>
+        <w:t>ормирование отчётов и экспорт данных</w:t>
+      </w:r>
+      <w:r>
+        <w:rPr>
+          <w:rFonts w:eastAsiaTheme="majorEastAsia" w:cs="Times New Roman"/>
+          <w:szCs w:val="28"/>
+        </w:rPr>
+        <w:t>:</w:t>
+      </w:r>
+      <w:r>
+        <w:rPr>
+          <w:rFonts w:eastAsiaTheme="majorEastAsia" w:cs="Times New Roman"/>
+          <w:szCs w:val="28"/>
+        </w:rPr>
+        <w:t xml:space="preserve"> после сохранения данных система формирует отчёт с полученными значениями для ускоренного анализа </w:t>
+      </w:r>
+      <w:r>
+        <w:rPr>
+          <w:rFonts w:eastAsiaTheme="majorEastAsia" w:cs="Times New Roman"/>
+          <w:szCs w:val="28"/>
+        </w:rPr>
+        <w:t>результатов испытаний. В отчёт</w:t>
+      </w:r>
+      <w:r>
+        <w:rPr>
+          <w:rFonts w:eastAsiaTheme="majorEastAsia" w:cs="Times New Roman"/>
+          <w:szCs w:val="28"/>
+        </w:rPr>
+        <w:t xml:space="preserve"> пользователем</w:t>
+      </w:r>
+      <w:r>
+        <w:rPr>
+          <w:rFonts w:eastAsiaTheme="majorEastAsia" w:cs="Times New Roman"/>
+          <w:szCs w:val="28"/>
+        </w:rPr>
+        <w:t xml:space="preserve"> заносятся название изделия</w:t>
+      </w:r>
+      <w:r>
+        <w:rPr>
+          <w:rFonts w:eastAsiaTheme="majorEastAsia" w:cs="Times New Roman"/>
+          <w:szCs w:val="28"/>
+        </w:rPr>
+        <w:t xml:space="preserve"> прошедшего испытания, дата и время.</w:t>
+      </w:r>
+      <w:r>
+        <w:rPr>
+          <w:rFonts w:eastAsiaTheme="majorEastAsia" w:cs="Times New Roman"/>
+          <w:szCs w:val="28"/>
+        </w:rPr>
+        <w:t xml:space="preserve"> Основные точки, на которые следует обратить внимание выделяются и отображаются в отчёте.</w:t>
       </w:r>
     </w:p>
     <w:p>
       <w:pPr>
         <w:rPr>
           <w:rFonts w:eastAsiaTheme="majorEastAsia" w:cs="Times New Roman"/>
-          <w:color w:val="000000" w:themeColor="text1"/>
-          <w:szCs w:val="28"/>
-        </w:rPr>
-      </w:pPr>
-      <w:r>
-        <w:rPr>
-          <w:rFonts w:eastAsiaTheme="majorEastAsia" w:cs="Times New Roman"/>
-          <w:color w:val="000000" w:themeColor="text1"/>
-          <w:szCs w:val="28"/>
-        </w:rPr>
-        <w:t>Система состоит из двух взаимодействующих подсистем, разрабатываемых в рамках двух выпускных квалификационных работ.</w:t>
-      </w:r>
-      <w:r>
-        <w:rPr>
-          <w:rFonts w:eastAsiaTheme="majorEastAsia" w:cs="Times New Roman"/>
-          <w:color w:val="000000" w:themeColor="text1"/>
-          <w:szCs w:val="28"/>
-        </w:rPr>
-        <w:br w:type="page"/>
+          <w:szCs w:val="28"/>
+        </w:rPr>
+      </w:pPr>
+      <w:r>
+        <w:rPr>
+          <w:rFonts w:eastAsiaTheme="majorEastAsia" w:cs="Times New Roman"/>
+          <w:szCs w:val="28"/>
+        </w:rPr>
+        <w:lastRenderedPageBreak/>
+        <w:t>в) В</w:t>
+      </w:r>
+      <w:r>
+        <w:rPr>
+          <w:rFonts w:eastAsiaTheme="majorEastAsia" w:cs="Times New Roman"/>
+          <w:szCs w:val="28"/>
+        </w:rPr>
+        <w:t>ыдачу управляющих сигналов для внешних исполнительных устройств (вентилятор, нагреватель, сигнализация) на основе результатов нечёткого анализа</w:t>
+      </w:r>
+      <w:r>
+        <w:rPr>
+          <w:rFonts w:eastAsiaTheme="majorEastAsia" w:cs="Times New Roman"/>
+          <w:szCs w:val="28"/>
+        </w:rPr>
+        <w:t>: в случае резкого превышения показателями заданных норм, срабатывает сигнализация в виде мигающего красного светодиода. Данное оповещение будет сигнализировать о поломке прибора, превышения тока питания или иных ситуациях, во время которых может резко превышаться температура.</w:t>
       </w:r>
     </w:p>
     <w:p>
       <w:pPr>
-        <w:pStyle w:val="3"/>
-      </w:pPr>
-      <w:r>
-        <w:lastRenderedPageBreak/>
-        <w:t>1.1.</w:t>
-      </w:r>
-      <w:r>
-        <w:t>1</w:t>
-      </w:r>
-      <w:r>
-        <w:t xml:space="preserve"> Обоснование необходимости применения методов интеллектуального анализа данных</w:t>
-      </w:r>
-    </w:p>
-    <w:p>
-      <w:pPr>
         <w:jc w:val="both"/>
         <w:rPr>
-          <w:rFonts w:eastAsiaTheme="majorEastAsia" w:cs="Times New Roman"/>
-          <w:color w:val="000000" w:themeColor="text1"/>
-          <w:szCs w:val="28"/>
-        </w:rPr>
-      </w:pPr>
-      <w:r>
-        <w:rPr>
-          <w:rFonts w:eastAsiaTheme="majorEastAsia" w:cs="Times New Roman"/>
-          <w:color w:val="000000" w:themeColor="text1"/>
-          <w:szCs w:val="28"/>
-        </w:rPr>
-        <w:t>Специфика тепловизионного мониторинга такова, что простого накопления значений температуры недостаточно для эффективного контроля состояния объекта. С ростом числа контрольных точек и длительности наблюдения оператор сталкивается с двумя принципиальными трудностями.</w:t>
-      </w:r>
-    </w:p>
-    <w:p>
-      <w:pPr>
-        <w:jc w:val="both"/>
-        <w:rPr>
-          <w:rFonts w:eastAsiaTheme="majorEastAsia" w:cs="Times New Roman"/>
-          <w:color w:val="000000" w:themeColor="text1"/>
-          <w:szCs w:val="28"/>
-        </w:rPr>
-      </w:pPr>
-      <w:r>
-        <w:rPr>
-          <w:rFonts w:eastAsiaTheme="majorEastAsia" w:cs="Times New Roman"/>
-          <w:color w:val="000000" w:themeColor="text1"/>
-          <w:szCs w:val="28"/>
-        </w:rPr>
-        <w:t>Во-первых, большой объём собранных измерений делает невозможным визуальное выделение групп точек со схожими тепловыми характеристиками. Традиционные средства (электронные таблицы) позволяют лишь сортировать и фильтровать данные, но не способны автоматически выявить структуру теплового поля. Метод кластеризации k‑средних, относящийся к области машинного обучения, решает эту задачу: он без участия человека разбивает все измерения на заданное количество кластеров по близости температуры, что позволяет мгновенно локализовать зоны перегрева, нормального режима и недостаточного прогрева. Инженер-испытатель получает не таблицу с сотнями чисел, а наглядную диаграмму рассеяния, где цвет точки сразу указывает на принадлежность к определённой тепловой группе.</w:t>
-      </w:r>
-    </w:p>
-    <w:p>
-      <w:pPr>
-        <w:jc w:val="both"/>
-        <w:rPr>
-          <w:rFonts w:eastAsiaTheme="majorEastAsia" w:cs="Times New Roman"/>
-          <w:color w:val="000000" w:themeColor="text1"/>
-          <w:szCs w:val="28"/>
-        </w:rPr>
-      </w:pPr>
-      <w:r>
-        <w:rPr>
-          <w:rFonts w:eastAsiaTheme="majorEastAsia" w:cs="Times New Roman"/>
-          <w:color w:val="000000" w:themeColor="text1"/>
-          <w:szCs w:val="28"/>
-        </w:rPr>
-        <w:t xml:space="preserve">Во-вторых, важной задачей является оценка динамики изменения температуры на ранних стадиях, когда абсолютное значение ещё находится в пределах допуска, но уже сформировался устойчивый тренд роста или падения. Пороговый контроль, сравнивающий текущую температуру с предельно допустимой, не способен предсказать будущее состояние, и сигнал тревоги срабатывает только </w:t>
-      </w:r>
-      <w:proofErr w:type="spellStart"/>
-      <w:r>
-        <w:rPr>
-          <w:rFonts w:eastAsiaTheme="majorEastAsia" w:cs="Times New Roman"/>
-          <w:color w:val="000000" w:themeColor="text1"/>
-          <w:szCs w:val="28"/>
-        </w:rPr>
-        <w:t>post</w:t>
-      </w:r>
-      <w:proofErr w:type="spellEnd"/>
-      <w:r>
-        <w:rPr>
-          <w:rFonts w:eastAsiaTheme="majorEastAsia" w:cs="Times New Roman"/>
-          <w:color w:val="000000" w:themeColor="text1"/>
-          <w:szCs w:val="28"/>
-        </w:rPr>
-        <w:t xml:space="preserve"> </w:t>
-      </w:r>
-      <w:proofErr w:type="spellStart"/>
-      <w:r>
-        <w:rPr>
-          <w:rFonts w:eastAsiaTheme="majorEastAsia" w:cs="Times New Roman"/>
-          <w:color w:val="000000" w:themeColor="text1"/>
-          <w:szCs w:val="28"/>
-        </w:rPr>
-        <w:t>factum</w:t>
-      </w:r>
-      <w:proofErr w:type="spellEnd"/>
-      <w:r>
-        <w:rPr>
-          <w:rFonts w:eastAsiaTheme="majorEastAsia" w:cs="Times New Roman"/>
-          <w:color w:val="000000" w:themeColor="text1"/>
-          <w:szCs w:val="28"/>
-        </w:rPr>
-        <w:t xml:space="preserve"> – когда допустимый порог уже превышен. Метод линейной регрессии, применяемый к временному ряду измерений, позволяет количественно оценить скорость изменения температуры и получить точечный прогноз на заданный горизонт. Это даёт оператору упреждающую информацию: например, можно увидеть, что при сохранении текущей скорости нагрева контролируемая точка достигнет </w:t>
-      </w:r>
-      <w:r>
-        <w:rPr>
-          <w:rFonts w:eastAsiaTheme="majorEastAsia" w:cs="Times New Roman"/>
-          <w:color w:val="000000" w:themeColor="text1"/>
-          <w:szCs w:val="28"/>
-        </w:rPr>
-        <w:lastRenderedPageBreak/>
-        <w:t>критической отметки через 15 минут, и принять меры до наступления аварийной ситуации.</w:t>
-      </w:r>
-    </w:p>
-    <w:p>
-      <w:pPr>
-        <w:jc w:val="both"/>
-        <w:rPr>
-          <w:rFonts w:eastAsiaTheme="majorEastAsia" w:cs="Times New Roman"/>
-          <w:color w:val="000000" w:themeColor="text1"/>
-          <w:szCs w:val="28"/>
-        </w:rPr>
-      </w:pPr>
-      <w:r>
-        <w:rPr>
-          <w:rFonts w:eastAsiaTheme="majorEastAsia" w:cs="Times New Roman"/>
-          <w:color w:val="000000" w:themeColor="text1"/>
-          <w:szCs w:val="28"/>
-        </w:rPr>
-        <w:t>Таким образом, включение в состав ПО алгоритмов кластеризации и регрессионного прогнозирования превращает систему из пассивного регистратора в средство интеллектуальной поддержки принятия решений, что существенно повышает эффективность и безопасность теплового контроля.</w:t>
-      </w:r>
-    </w:p>
-    <w:p>
-      <w:pPr>
-        <w:pStyle w:val="2"/>
-        <w:jc w:val="both"/>
-      </w:pPr>
-      <w:r>
-        <w:t>1.2</w:t>
-      </w:r>
-      <w:r>
-        <w:t xml:space="preserve"> </w:t>
-      </w:r>
-      <w:r>
-        <w:t>Характеристика</w:t>
-      </w:r>
-      <w:r>
-        <w:t xml:space="preserve"> </w:t>
-      </w:r>
-      <w:r>
-        <w:t>объекта</w:t>
-      </w:r>
-      <w:r>
-        <w:t xml:space="preserve"> </w:t>
-      </w:r>
-      <w:r>
-        <w:t>автоматизации</w:t>
-      </w:r>
-    </w:p>
-    <w:p>
-      <w:pPr>
-        <w:jc w:val="both"/>
-        <w:rPr>
-          <w:rFonts w:eastAsiaTheme="majorEastAsia" w:cs="Times New Roman"/>
-          <w:color w:val="000000" w:themeColor="text1"/>
-          <w:szCs w:val="28"/>
-        </w:rPr>
-      </w:pPr>
-      <w:r>
-        <w:t>Объектом</w:t>
-      </w:r>
-      <w:r>
-        <w:t xml:space="preserve"> </w:t>
-      </w:r>
-      <w:r>
-        <w:t>автоматизации</w:t>
-      </w:r>
-      <w:r>
-        <w:t xml:space="preserve"> </w:t>
-      </w:r>
-      <w:r>
-        <w:t>является</w:t>
-      </w:r>
-      <w:r>
-        <w:t xml:space="preserve"> </w:t>
-      </w:r>
-      <w:r>
-        <w:t>процесс</w:t>
-      </w:r>
-      <w:r>
-        <w:t xml:space="preserve"> </w:t>
-      </w:r>
-      <w:r>
-        <w:t>обработки</w:t>
-      </w:r>
-      <w:r>
-        <w:t xml:space="preserve"> </w:t>
-      </w:r>
-      <w:r>
-        <w:t>и</w:t>
-      </w:r>
-      <w:r>
-        <w:t xml:space="preserve"> </w:t>
-      </w:r>
-      <w:r>
-        <w:t>анализа</w:t>
-      </w:r>
-      <w:r>
-        <w:t xml:space="preserve"> </w:t>
-      </w:r>
-      <w:r>
-        <w:t>тепловизионных</w:t>
-      </w:r>
-      <w:r>
-        <w:t xml:space="preserve"> </w:t>
-      </w:r>
-      <w:r>
-        <w:t>данных,</w:t>
-      </w:r>
-      <w:r>
-        <w:t xml:space="preserve"> </w:t>
-      </w:r>
-      <w:r>
-        <w:t>поступающих</w:t>
-      </w:r>
-      <w:r>
-        <w:t xml:space="preserve"> </w:t>
-      </w:r>
-      <w:r>
-        <w:t>от</w:t>
-      </w:r>
-      <w:r>
-        <w:t xml:space="preserve"> </w:t>
-      </w:r>
-      <w:r>
-        <w:t>измерительного</w:t>
-      </w:r>
-      <w:r>
-        <w:t xml:space="preserve"> </w:t>
-      </w:r>
-      <w:r>
-        <w:t>стенда.</w:t>
-      </w:r>
-      <w:r>
-        <w:t xml:space="preserve"> </w:t>
-      </w:r>
-      <w:r>
-        <w:t>Данные</w:t>
-      </w:r>
-      <w:r>
-        <w:t xml:space="preserve"> </w:t>
-      </w:r>
-      <w:r>
-        <w:t>включают:</w:t>
-      </w:r>
-    </w:p>
-    <w:p>
-      <w:pPr>
-        <w:pStyle w:val="a7"/>
-        <w:numPr>
-          <w:ilvl w:val="0"/>
-          <w:numId w:val="19"/>
-        </w:numPr>
-        <w:jc w:val="both"/>
-        <w:rPr>
-          <w:rFonts w:eastAsiaTheme="majorEastAsia" w:cs="Times New Roman"/>
-          <w:color w:val="000000" w:themeColor="text1"/>
-          <w:szCs w:val="28"/>
-        </w:rPr>
-      </w:pPr>
-      <w:r>
-        <w:rPr>
-          <w:rFonts w:eastAsiaTheme="majorEastAsia" w:cs="Times New Roman"/>
-          <w:color w:val="000000" w:themeColor="text1"/>
-          <w:szCs w:val="28"/>
-        </w:rPr>
-        <w:t>цветное</w:t>
-      </w:r>
-      <w:r>
-        <w:rPr>
-          <w:rFonts w:eastAsiaTheme="majorEastAsia" w:cs="Times New Roman"/>
-          <w:color w:val="000000" w:themeColor="text1"/>
-          <w:szCs w:val="28"/>
-        </w:rPr>
-        <w:t xml:space="preserve"> </w:t>
-      </w:r>
-      <w:r>
-        <w:rPr>
-          <w:rFonts w:eastAsiaTheme="majorEastAsia" w:cs="Times New Roman"/>
-          <w:color w:val="000000" w:themeColor="text1"/>
-          <w:szCs w:val="28"/>
-        </w:rPr>
-        <w:t>изображение</w:t>
-      </w:r>
-      <w:r>
-        <w:rPr>
-          <w:rFonts w:eastAsiaTheme="majorEastAsia" w:cs="Times New Roman"/>
-          <w:color w:val="000000" w:themeColor="text1"/>
-          <w:szCs w:val="28"/>
-        </w:rPr>
-        <w:t xml:space="preserve"> </w:t>
-      </w:r>
-      <w:r>
-        <w:rPr>
-          <w:rFonts w:eastAsiaTheme="majorEastAsia" w:cs="Times New Roman"/>
-          <w:color w:val="000000" w:themeColor="text1"/>
-          <w:szCs w:val="28"/>
-        </w:rPr>
-        <w:t>(JPEG)</w:t>
-      </w:r>
-      <w:r>
-        <w:rPr>
-          <w:rFonts w:eastAsiaTheme="majorEastAsia" w:cs="Times New Roman"/>
-          <w:color w:val="000000" w:themeColor="text1"/>
-          <w:szCs w:val="28"/>
-        </w:rPr>
-        <w:t xml:space="preserve"> </w:t>
-      </w:r>
-      <w:r>
-        <w:rPr>
-          <w:rFonts w:eastAsiaTheme="majorEastAsia" w:cs="Times New Roman"/>
-          <w:color w:val="000000" w:themeColor="text1"/>
-          <w:szCs w:val="28"/>
-        </w:rPr>
-        <w:t>от</w:t>
-      </w:r>
-      <w:r>
-        <w:rPr>
-          <w:rFonts w:eastAsiaTheme="majorEastAsia" w:cs="Times New Roman"/>
-          <w:color w:val="000000" w:themeColor="text1"/>
-          <w:szCs w:val="28"/>
-        </w:rPr>
-        <w:t xml:space="preserve"> </w:t>
-      </w:r>
-      <w:r>
-        <w:rPr>
-          <w:rFonts w:eastAsiaTheme="majorEastAsia" w:cs="Times New Roman"/>
-          <w:color w:val="000000" w:themeColor="text1"/>
-          <w:szCs w:val="28"/>
-        </w:rPr>
-        <w:t>камеры,</w:t>
-      </w:r>
-      <w:r>
-        <w:rPr>
-          <w:rFonts w:eastAsiaTheme="majorEastAsia" w:cs="Times New Roman"/>
-          <w:color w:val="000000" w:themeColor="text1"/>
-          <w:szCs w:val="28"/>
-        </w:rPr>
-        <w:t xml:space="preserve"> </w:t>
-      </w:r>
-      <w:r>
-        <w:rPr>
-          <w:rFonts w:eastAsiaTheme="majorEastAsia" w:cs="Times New Roman"/>
-          <w:color w:val="000000" w:themeColor="text1"/>
-          <w:szCs w:val="28"/>
-        </w:rPr>
-        <w:t>зарегистрированное</w:t>
-      </w:r>
-      <w:r>
-        <w:rPr>
-          <w:rFonts w:eastAsiaTheme="majorEastAsia" w:cs="Times New Roman"/>
-          <w:color w:val="000000" w:themeColor="text1"/>
-          <w:szCs w:val="28"/>
-        </w:rPr>
-        <w:t xml:space="preserve"> </w:t>
-      </w:r>
-      <w:r>
-        <w:rPr>
-          <w:rFonts w:eastAsiaTheme="majorEastAsia" w:cs="Times New Roman"/>
-          <w:color w:val="000000" w:themeColor="text1"/>
-          <w:szCs w:val="28"/>
-        </w:rPr>
-        <w:t>в</w:t>
-      </w:r>
-      <w:r>
-        <w:rPr>
-          <w:rFonts w:eastAsiaTheme="majorEastAsia" w:cs="Times New Roman"/>
-          <w:color w:val="000000" w:themeColor="text1"/>
-          <w:szCs w:val="28"/>
-        </w:rPr>
-        <w:t xml:space="preserve"> </w:t>
-      </w:r>
-      <w:r>
-        <w:rPr>
-          <w:rFonts w:eastAsiaTheme="majorEastAsia" w:cs="Times New Roman"/>
-          <w:color w:val="000000" w:themeColor="text1"/>
-          <w:szCs w:val="28"/>
-        </w:rPr>
-        <w:t>момент</w:t>
-      </w:r>
-      <w:r>
-        <w:rPr>
-          <w:rFonts w:eastAsiaTheme="majorEastAsia" w:cs="Times New Roman"/>
-          <w:color w:val="000000" w:themeColor="text1"/>
-          <w:szCs w:val="28"/>
-        </w:rPr>
-        <w:t xml:space="preserve"> </w:t>
-      </w:r>
-      <w:r>
-        <w:rPr>
-          <w:rFonts w:eastAsiaTheme="majorEastAsia" w:cs="Times New Roman"/>
-          <w:color w:val="000000" w:themeColor="text1"/>
-          <w:szCs w:val="28"/>
-        </w:rPr>
-        <w:t>измерения;</w:t>
-      </w:r>
-    </w:p>
-    <w:p>
-      <w:pPr>
-        <w:pStyle w:val="a7"/>
-        <w:numPr>
-          <w:ilvl w:val="0"/>
-          <w:numId w:val="19"/>
-        </w:numPr>
-        <w:jc w:val="both"/>
-        <w:rPr>
-          <w:rFonts w:eastAsiaTheme="majorEastAsia" w:cs="Times New Roman"/>
-          <w:color w:val="000000" w:themeColor="text1"/>
-          <w:szCs w:val="28"/>
-        </w:rPr>
-      </w:pPr>
-      <w:r>
-        <w:rPr>
-          <w:rFonts w:eastAsiaTheme="majorEastAsia" w:cs="Times New Roman"/>
-          <w:color w:val="000000" w:themeColor="text1"/>
-          <w:szCs w:val="28"/>
-        </w:rPr>
-        <w:t>значение</w:t>
-      </w:r>
-      <w:r>
-        <w:rPr>
-          <w:rFonts w:eastAsiaTheme="majorEastAsia" w:cs="Times New Roman"/>
-          <w:color w:val="000000" w:themeColor="text1"/>
-          <w:szCs w:val="28"/>
-        </w:rPr>
-        <w:t xml:space="preserve"> </w:t>
-      </w:r>
-      <w:r>
-        <w:rPr>
-          <w:rFonts w:eastAsiaTheme="majorEastAsia" w:cs="Times New Roman"/>
-          <w:color w:val="000000" w:themeColor="text1"/>
-          <w:szCs w:val="28"/>
-        </w:rPr>
-        <w:t>температуры</w:t>
-      </w:r>
-      <w:r>
-        <w:rPr>
-          <w:rFonts w:eastAsiaTheme="majorEastAsia" w:cs="Times New Roman"/>
-          <w:color w:val="000000" w:themeColor="text1"/>
-          <w:szCs w:val="28"/>
-        </w:rPr>
-        <w:t xml:space="preserve"> </w:t>
-      </w:r>
-      <w:r>
-        <w:rPr>
-          <w:rFonts w:eastAsiaTheme="majorEastAsia" w:cs="Times New Roman"/>
-          <w:color w:val="000000" w:themeColor="text1"/>
-          <w:szCs w:val="28"/>
-        </w:rPr>
-        <w:t>в</w:t>
-      </w:r>
-      <w:r>
-        <w:rPr>
-          <w:rFonts w:eastAsiaTheme="majorEastAsia" w:cs="Times New Roman"/>
-          <w:color w:val="000000" w:themeColor="text1"/>
-          <w:szCs w:val="28"/>
-        </w:rPr>
-        <w:t xml:space="preserve"> </w:t>
-      </w:r>
-      <w:r>
-        <w:rPr>
-          <w:rFonts w:eastAsiaTheme="majorEastAsia" w:cs="Times New Roman"/>
-          <w:color w:val="000000" w:themeColor="text1"/>
-          <w:szCs w:val="28"/>
-        </w:rPr>
-        <w:t>точке</w:t>
-      </w:r>
-      <w:r>
-        <w:rPr>
-          <w:rFonts w:eastAsiaTheme="majorEastAsia" w:cs="Times New Roman"/>
-          <w:color w:val="000000" w:themeColor="text1"/>
-          <w:szCs w:val="28"/>
-        </w:rPr>
-        <w:t xml:space="preserve"> </w:t>
-      </w:r>
-      <w:r>
-        <w:rPr>
-          <w:rFonts w:eastAsiaTheme="majorEastAsia" w:cs="Times New Roman"/>
-          <w:color w:val="000000" w:themeColor="text1"/>
-          <w:szCs w:val="28"/>
-        </w:rPr>
-        <w:t>(°C),</w:t>
-      </w:r>
-      <w:r>
-        <w:rPr>
-          <w:rFonts w:eastAsiaTheme="majorEastAsia" w:cs="Times New Roman"/>
-          <w:color w:val="000000" w:themeColor="text1"/>
-          <w:szCs w:val="28"/>
-        </w:rPr>
-        <w:t xml:space="preserve"> </w:t>
-      </w:r>
-      <w:r>
-        <w:rPr>
-          <w:rFonts w:eastAsiaTheme="majorEastAsia" w:cs="Times New Roman"/>
-          <w:color w:val="000000" w:themeColor="text1"/>
-          <w:szCs w:val="28"/>
-        </w:rPr>
-        <w:t>полученное</w:t>
-      </w:r>
-      <w:r>
-        <w:rPr>
-          <w:rFonts w:eastAsiaTheme="majorEastAsia" w:cs="Times New Roman"/>
-          <w:color w:val="000000" w:themeColor="text1"/>
-          <w:szCs w:val="28"/>
-        </w:rPr>
-        <w:t xml:space="preserve"> </w:t>
-      </w:r>
-      <w:r>
-        <w:rPr>
-          <w:rFonts w:eastAsiaTheme="majorEastAsia" w:cs="Times New Roman"/>
-          <w:color w:val="000000" w:themeColor="text1"/>
-          <w:szCs w:val="28"/>
-        </w:rPr>
-        <w:t>от</w:t>
-      </w:r>
-      <w:r>
-        <w:rPr>
-          <w:rFonts w:eastAsiaTheme="majorEastAsia" w:cs="Times New Roman"/>
-          <w:color w:val="000000" w:themeColor="text1"/>
-          <w:szCs w:val="28"/>
-        </w:rPr>
-        <w:t xml:space="preserve"> </w:t>
-      </w:r>
-      <w:r>
-        <w:rPr>
-          <w:rFonts w:eastAsiaTheme="majorEastAsia" w:cs="Times New Roman"/>
-          <w:color w:val="000000" w:themeColor="text1"/>
-          <w:szCs w:val="28"/>
-        </w:rPr>
-        <w:t>инфракрасного</w:t>
-      </w:r>
-      <w:r>
-        <w:rPr>
-          <w:rFonts w:eastAsiaTheme="majorEastAsia" w:cs="Times New Roman"/>
-          <w:color w:val="000000" w:themeColor="text1"/>
-          <w:szCs w:val="28"/>
-        </w:rPr>
-        <w:t xml:space="preserve"> </w:t>
-      </w:r>
-      <w:r>
-        <w:rPr>
-          <w:rFonts w:eastAsiaTheme="majorEastAsia" w:cs="Times New Roman"/>
-          <w:color w:val="000000" w:themeColor="text1"/>
-          <w:szCs w:val="28"/>
-        </w:rPr>
-        <w:t>датчика;</w:t>
-      </w:r>
-    </w:p>
-    <w:p>
-      <w:pPr>
-        <w:pStyle w:val="a7"/>
-        <w:numPr>
-          <w:ilvl w:val="0"/>
-          <w:numId w:val="19"/>
-        </w:numPr>
-        <w:jc w:val="both"/>
-        <w:rPr>
-          <w:rFonts w:eastAsiaTheme="majorEastAsia" w:cs="Times New Roman"/>
-          <w:color w:val="000000" w:themeColor="text1"/>
-          <w:szCs w:val="28"/>
-        </w:rPr>
-      </w:pPr>
-      <w:r>
-        <w:rPr>
-          <w:rFonts w:eastAsiaTheme="majorEastAsia" w:cs="Times New Roman"/>
-          <w:color w:val="000000" w:themeColor="text1"/>
-          <w:szCs w:val="28"/>
-        </w:rPr>
-        <w:t>временную</w:t>
-      </w:r>
-      <w:r>
-        <w:rPr>
-          <w:rFonts w:eastAsiaTheme="majorEastAsia" w:cs="Times New Roman"/>
-          <w:color w:val="000000" w:themeColor="text1"/>
-          <w:szCs w:val="28"/>
-        </w:rPr>
-        <w:t xml:space="preserve"> </w:t>
-      </w:r>
-      <w:r>
-        <w:rPr>
-          <w:rFonts w:eastAsiaTheme="majorEastAsia" w:cs="Times New Roman"/>
-          <w:color w:val="000000" w:themeColor="text1"/>
-          <w:szCs w:val="28"/>
-        </w:rPr>
-        <w:t>метку</w:t>
-      </w:r>
-      <w:r>
-        <w:rPr>
-          <w:rFonts w:eastAsiaTheme="majorEastAsia" w:cs="Times New Roman"/>
-          <w:color w:val="000000" w:themeColor="text1"/>
-          <w:szCs w:val="28"/>
-        </w:rPr>
-        <w:t xml:space="preserve"> </w:t>
-      </w:r>
-      <w:r>
-        <w:rPr>
-          <w:rFonts w:eastAsiaTheme="majorEastAsia" w:cs="Times New Roman"/>
-          <w:color w:val="000000" w:themeColor="text1"/>
-          <w:szCs w:val="28"/>
-        </w:rPr>
-        <w:t>и,</w:t>
-      </w:r>
-      <w:r>
-        <w:rPr>
-          <w:rFonts w:eastAsiaTheme="majorEastAsia" w:cs="Times New Roman"/>
-          <w:color w:val="000000" w:themeColor="text1"/>
-          <w:szCs w:val="28"/>
-        </w:rPr>
-        <w:t xml:space="preserve"> </w:t>
-      </w:r>
-      <w:r>
-        <w:rPr>
-          <w:rFonts w:eastAsiaTheme="majorEastAsia" w:cs="Times New Roman"/>
-          <w:color w:val="000000" w:themeColor="text1"/>
-          <w:szCs w:val="28"/>
-        </w:rPr>
-        <w:t>опционально,</w:t>
-      </w:r>
-      <w:r>
-        <w:rPr>
-          <w:rFonts w:eastAsiaTheme="majorEastAsia" w:cs="Times New Roman"/>
-          <w:color w:val="000000" w:themeColor="text1"/>
-          <w:szCs w:val="28"/>
-        </w:rPr>
-        <w:t xml:space="preserve"> </w:t>
-      </w:r>
-      <w:r>
-        <w:rPr>
-          <w:rFonts w:eastAsiaTheme="majorEastAsia" w:cs="Times New Roman"/>
-          <w:color w:val="000000" w:themeColor="text1"/>
-          <w:szCs w:val="28"/>
-        </w:rPr>
-        <w:t>координаты</w:t>
-      </w:r>
-      <w:r>
-        <w:rPr>
-          <w:rFonts w:eastAsiaTheme="majorEastAsia" w:cs="Times New Roman"/>
-          <w:color w:val="000000" w:themeColor="text1"/>
-          <w:szCs w:val="28"/>
-        </w:rPr>
-        <w:t xml:space="preserve"> </w:t>
-      </w:r>
-      <w:r>
-        <w:rPr>
-          <w:rFonts w:eastAsiaTheme="majorEastAsia" w:cs="Times New Roman"/>
-          <w:color w:val="000000" w:themeColor="text1"/>
-          <w:szCs w:val="28"/>
-        </w:rPr>
-        <w:t>точки</w:t>
-      </w:r>
-      <w:r>
-        <w:rPr>
-          <w:rFonts w:eastAsiaTheme="majorEastAsia" w:cs="Times New Roman"/>
-          <w:color w:val="000000" w:themeColor="text1"/>
-          <w:szCs w:val="28"/>
-        </w:rPr>
-        <w:t xml:space="preserve"> </w:t>
-      </w:r>
-      <w:r>
-        <w:rPr>
-          <w:rFonts w:eastAsiaTheme="majorEastAsia" w:cs="Times New Roman"/>
-          <w:color w:val="000000" w:themeColor="text1"/>
-          <w:szCs w:val="28"/>
-        </w:rPr>
-        <w:t>(x,</w:t>
-      </w:r>
-      <w:r>
-        <w:rPr>
-          <w:rFonts w:eastAsiaTheme="majorEastAsia" w:cs="Times New Roman"/>
-          <w:color w:val="000000" w:themeColor="text1"/>
-          <w:szCs w:val="28"/>
-        </w:rPr>
-        <w:t xml:space="preserve"> </w:t>
-      </w:r>
-      <w:r>
-        <w:rPr>
-          <w:rFonts w:eastAsiaTheme="majorEastAsia" w:cs="Times New Roman"/>
-          <w:color w:val="000000" w:themeColor="text1"/>
-          <w:szCs w:val="28"/>
-        </w:rPr>
-        <w:t>y)</w:t>
-      </w:r>
-      <w:r>
-        <w:rPr>
-          <w:rFonts w:eastAsiaTheme="majorEastAsia" w:cs="Times New Roman"/>
-          <w:color w:val="000000" w:themeColor="text1"/>
-          <w:szCs w:val="28"/>
-        </w:rPr>
-        <w:t xml:space="preserve"> </w:t>
-      </w:r>
-      <w:r>
-        <w:rPr>
-          <w:rFonts w:eastAsiaTheme="majorEastAsia" w:cs="Times New Roman"/>
-          <w:color w:val="000000" w:themeColor="text1"/>
-          <w:szCs w:val="28"/>
-        </w:rPr>
-        <w:t>в</w:t>
-      </w:r>
-      <w:r>
-        <w:rPr>
-          <w:rFonts w:eastAsiaTheme="majorEastAsia" w:cs="Times New Roman"/>
-          <w:color w:val="000000" w:themeColor="text1"/>
-          <w:szCs w:val="28"/>
-        </w:rPr>
-        <w:t xml:space="preserve"> </w:t>
-      </w:r>
-      <w:r>
-        <w:rPr>
-          <w:rFonts w:eastAsiaTheme="majorEastAsia" w:cs="Times New Roman"/>
-          <w:color w:val="000000" w:themeColor="text1"/>
-          <w:szCs w:val="28"/>
-        </w:rPr>
-        <w:t>пикселях.</w:t>
-      </w:r>
-    </w:p>
-    <w:p>
-      <w:pPr>
-        <w:jc w:val="both"/>
-        <w:rPr>
-          <w:rFonts w:eastAsiaTheme="majorEastAsia" w:cs="Times New Roman"/>
-          <w:color w:val="000000" w:themeColor="text1"/>
-          <w:szCs w:val="28"/>
-        </w:rPr>
-      </w:pPr>
-      <w:r>
-        <w:rPr>
-          <w:rFonts w:eastAsiaTheme="majorEastAsia" w:cs="Times New Roman"/>
-          <w:color w:val="000000" w:themeColor="text1"/>
-          <w:szCs w:val="28"/>
-        </w:rPr>
-        <w:t>До</w:t>
-      </w:r>
-      <w:r>
-        <w:rPr>
-          <w:rFonts w:eastAsiaTheme="majorEastAsia" w:cs="Times New Roman"/>
-          <w:color w:val="000000" w:themeColor="text1"/>
-          <w:szCs w:val="28"/>
-        </w:rPr>
-        <w:t xml:space="preserve"> </w:t>
-      </w:r>
-      <w:r>
-        <w:rPr>
-          <w:rFonts w:eastAsiaTheme="majorEastAsia" w:cs="Times New Roman"/>
-          <w:color w:val="000000" w:themeColor="text1"/>
-          <w:szCs w:val="28"/>
-        </w:rPr>
-        <w:t>автоматизации</w:t>
-      </w:r>
-      <w:r>
-        <w:rPr>
-          <w:rFonts w:eastAsiaTheme="majorEastAsia" w:cs="Times New Roman"/>
-          <w:color w:val="000000" w:themeColor="text1"/>
-          <w:szCs w:val="28"/>
-        </w:rPr>
-        <w:t xml:space="preserve"> </w:t>
-      </w:r>
-      <w:r>
-        <w:rPr>
-          <w:rFonts w:eastAsiaTheme="majorEastAsia" w:cs="Times New Roman"/>
-          <w:color w:val="000000" w:themeColor="text1"/>
-          <w:szCs w:val="28"/>
-        </w:rPr>
-        <w:t>обработка</w:t>
-      </w:r>
-      <w:r>
-        <w:rPr>
-          <w:rFonts w:eastAsiaTheme="majorEastAsia" w:cs="Times New Roman"/>
-          <w:color w:val="000000" w:themeColor="text1"/>
-          <w:szCs w:val="28"/>
-        </w:rPr>
-        <w:t xml:space="preserve"> </w:t>
-      </w:r>
-      <w:r>
-        <w:rPr>
-          <w:rFonts w:eastAsiaTheme="majorEastAsia" w:cs="Times New Roman"/>
-          <w:color w:val="000000" w:themeColor="text1"/>
-          <w:szCs w:val="28"/>
-        </w:rPr>
-        <w:t>велась</w:t>
-      </w:r>
-      <w:r>
-        <w:rPr>
-          <w:rFonts w:eastAsiaTheme="majorEastAsia" w:cs="Times New Roman"/>
-          <w:color w:val="000000" w:themeColor="text1"/>
-          <w:szCs w:val="28"/>
-        </w:rPr>
-        <w:t xml:space="preserve"> </w:t>
-      </w:r>
-      <w:r>
-        <w:rPr>
-          <w:rFonts w:eastAsiaTheme="majorEastAsia" w:cs="Times New Roman"/>
-          <w:color w:val="000000" w:themeColor="text1"/>
-          <w:szCs w:val="28"/>
-        </w:rPr>
-        <w:t>вручную:</w:t>
-      </w:r>
-      <w:r>
-        <w:rPr>
-          <w:rFonts w:eastAsiaTheme="majorEastAsia" w:cs="Times New Roman"/>
-          <w:color w:val="000000" w:themeColor="text1"/>
-          <w:szCs w:val="28"/>
-        </w:rPr>
-        <w:t xml:space="preserve"> </w:t>
-      </w:r>
-      <w:r>
-        <w:rPr>
-          <w:rFonts w:eastAsiaTheme="majorEastAsia" w:cs="Times New Roman"/>
-          <w:color w:val="000000" w:themeColor="text1"/>
-          <w:szCs w:val="28"/>
-        </w:rPr>
-        <w:t>оператор</w:t>
-      </w:r>
-      <w:r>
-        <w:rPr>
-          <w:rFonts w:eastAsiaTheme="majorEastAsia" w:cs="Times New Roman"/>
-          <w:color w:val="000000" w:themeColor="text1"/>
-          <w:szCs w:val="28"/>
-        </w:rPr>
-        <w:t xml:space="preserve"> </w:t>
-      </w:r>
-      <w:r>
-        <w:rPr>
-          <w:rFonts w:eastAsiaTheme="majorEastAsia" w:cs="Times New Roman"/>
-          <w:color w:val="000000" w:themeColor="text1"/>
-          <w:szCs w:val="28"/>
-        </w:rPr>
-        <w:t>визуально</w:t>
-      </w:r>
-      <w:r>
-        <w:rPr>
-          <w:rFonts w:eastAsiaTheme="majorEastAsia" w:cs="Times New Roman"/>
-          <w:color w:val="000000" w:themeColor="text1"/>
-          <w:szCs w:val="28"/>
-        </w:rPr>
-        <w:t xml:space="preserve"> </w:t>
-      </w:r>
-      <w:r>
-        <w:rPr>
-          <w:rFonts w:eastAsiaTheme="majorEastAsia" w:cs="Times New Roman"/>
-          <w:color w:val="000000" w:themeColor="text1"/>
-          <w:szCs w:val="28"/>
-        </w:rPr>
-        <w:t>сопоставлял</w:t>
-      </w:r>
-      <w:r>
-        <w:rPr>
-          <w:rFonts w:eastAsiaTheme="majorEastAsia" w:cs="Times New Roman"/>
-          <w:color w:val="000000" w:themeColor="text1"/>
-          <w:szCs w:val="28"/>
-        </w:rPr>
-        <w:t xml:space="preserve"> </w:t>
-      </w:r>
-      <w:r>
-        <w:rPr>
-          <w:rFonts w:eastAsiaTheme="majorEastAsia" w:cs="Times New Roman"/>
-          <w:color w:val="000000" w:themeColor="text1"/>
-          <w:szCs w:val="28"/>
-        </w:rPr>
-        <w:t>показания</w:t>
-      </w:r>
-      <w:r>
-        <w:rPr>
-          <w:rFonts w:eastAsiaTheme="majorEastAsia" w:cs="Times New Roman"/>
-          <w:color w:val="000000" w:themeColor="text1"/>
-          <w:szCs w:val="28"/>
-        </w:rPr>
-        <w:t xml:space="preserve"> </w:t>
-      </w:r>
-      <w:r>
-        <w:rPr>
-          <w:rFonts w:eastAsiaTheme="majorEastAsia" w:cs="Times New Roman"/>
-          <w:color w:val="000000" w:themeColor="text1"/>
-          <w:szCs w:val="28"/>
-        </w:rPr>
-        <w:t>температуры</w:t>
-      </w:r>
-      <w:r>
-        <w:rPr>
-          <w:rFonts w:eastAsiaTheme="majorEastAsia" w:cs="Times New Roman"/>
-          <w:color w:val="000000" w:themeColor="text1"/>
-          <w:szCs w:val="28"/>
-        </w:rPr>
-        <w:t xml:space="preserve"> </w:t>
-      </w:r>
-      <w:r>
-        <w:rPr>
-          <w:rFonts w:eastAsiaTheme="majorEastAsia" w:cs="Times New Roman"/>
-          <w:color w:val="000000" w:themeColor="text1"/>
-          <w:szCs w:val="28"/>
-        </w:rPr>
-        <w:t>с</w:t>
-      </w:r>
-      <w:r>
-        <w:rPr>
-          <w:rFonts w:eastAsiaTheme="majorEastAsia" w:cs="Times New Roman"/>
-          <w:color w:val="000000" w:themeColor="text1"/>
-          <w:szCs w:val="28"/>
-        </w:rPr>
-        <w:t xml:space="preserve"> </w:t>
-      </w:r>
-      <w:r>
-        <w:rPr>
-          <w:rFonts w:eastAsiaTheme="majorEastAsia" w:cs="Times New Roman"/>
-          <w:color w:val="000000" w:themeColor="text1"/>
-          <w:szCs w:val="28"/>
-        </w:rPr>
-        <w:t>номером</w:t>
-      </w:r>
-      <w:r>
-        <w:rPr>
-          <w:rFonts w:eastAsiaTheme="majorEastAsia" w:cs="Times New Roman"/>
-          <w:color w:val="000000" w:themeColor="text1"/>
-          <w:szCs w:val="28"/>
-        </w:rPr>
-        <w:t xml:space="preserve"> </w:t>
-      </w:r>
-      <w:r>
-        <w:rPr>
-          <w:rFonts w:eastAsiaTheme="majorEastAsia" w:cs="Times New Roman"/>
-          <w:color w:val="000000" w:themeColor="text1"/>
-          <w:szCs w:val="28"/>
-        </w:rPr>
-        <w:t>кадра,</w:t>
-      </w:r>
-      <w:r>
-        <w:rPr>
-          <w:rFonts w:eastAsiaTheme="majorEastAsia" w:cs="Times New Roman"/>
-          <w:color w:val="000000" w:themeColor="text1"/>
-          <w:szCs w:val="28"/>
-        </w:rPr>
-        <w:t xml:space="preserve"> </w:t>
-      </w:r>
-      <w:r>
-        <w:rPr>
-          <w:rFonts w:eastAsiaTheme="majorEastAsia" w:cs="Times New Roman"/>
-          <w:color w:val="000000" w:themeColor="text1"/>
-          <w:szCs w:val="28"/>
-        </w:rPr>
-        <w:t>заносил</w:t>
-      </w:r>
-      <w:r>
-        <w:rPr>
-          <w:rFonts w:eastAsiaTheme="majorEastAsia" w:cs="Times New Roman"/>
-          <w:color w:val="000000" w:themeColor="text1"/>
-          <w:szCs w:val="28"/>
-        </w:rPr>
-        <w:t xml:space="preserve"> </w:t>
-      </w:r>
-      <w:r>
-        <w:rPr>
-          <w:rFonts w:eastAsiaTheme="majorEastAsia" w:cs="Times New Roman"/>
-          <w:color w:val="000000" w:themeColor="text1"/>
-          <w:szCs w:val="28"/>
-        </w:rPr>
-        <w:t>результаты</w:t>
-      </w:r>
-      <w:r>
-        <w:rPr>
-          <w:rFonts w:eastAsiaTheme="majorEastAsia" w:cs="Times New Roman"/>
-          <w:color w:val="000000" w:themeColor="text1"/>
-          <w:szCs w:val="28"/>
-        </w:rPr>
-        <w:t xml:space="preserve"> </w:t>
-      </w:r>
-      <w:r>
-        <w:rPr>
-          <w:rFonts w:eastAsiaTheme="majorEastAsia" w:cs="Times New Roman"/>
-          <w:color w:val="000000" w:themeColor="text1"/>
-          <w:szCs w:val="28"/>
-        </w:rPr>
-        <w:t>в</w:t>
-      </w:r>
-      <w:r>
-        <w:rPr>
-          <w:rFonts w:eastAsiaTheme="majorEastAsia" w:cs="Times New Roman"/>
-          <w:color w:val="000000" w:themeColor="text1"/>
-          <w:szCs w:val="28"/>
-        </w:rPr>
-        <w:t xml:space="preserve"> </w:t>
-      </w:r>
-      <w:r>
-        <w:rPr>
-          <w:rFonts w:eastAsiaTheme="majorEastAsia" w:cs="Times New Roman"/>
-          <w:color w:val="000000" w:themeColor="text1"/>
-          <w:szCs w:val="28"/>
-        </w:rPr>
-        <w:t>журнал,</w:t>
-      </w:r>
-      <w:r>
-        <w:rPr>
-          <w:rFonts w:eastAsiaTheme="majorEastAsia" w:cs="Times New Roman"/>
-          <w:color w:val="000000" w:themeColor="text1"/>
-          <w:szCs w:val="28"/>
-        </w:rPr>
-        <w:t xml:space="preserve"> </w:t>
-      </w:r>
-      <w:r>
-        <w:rPr>
-          <w:rFonts w:eastAsiaTheme="majorEastAsia" w:cs="Times New Roman"/>
-          <w:color w:val="000000" w:themeColor="text1"/>
-          <w:szCs w:val="28"/>
-        </w:rPr>
-        <w:t>а</w:t>
-      </w:r>
-      <w:r>
-        <w:rPr>
-          <w:rFonts w:eastAsiaTheme="majorEastAsia" w:cs="Times New Roman"/>
-          <w:color w:val="000000" w:themeColor="text1"/>
-          <w:szCs w:val="28"/>
-        </w:rPr>
-        <w:t xml:space="preserve"> </w:t>
-      </w:r>
-      <w:r>
-        <w:rPr>
-          <w:rFonts w:eastAsiaTheme="majorEastAsia" w:cs="Times New Roman"/>
-          <w:color w:val="000000" w:themeColor="text1"/>
-          <w:szCs w:val="28"/>
-        </w:rPr>
-        <w:t>анализ</w:t>
-      </w:r>
-      <w:r>
-        <w:rPr>
-          <w:rFonts w:eastAsiaTheme="majorEastAsia" w:cs="Times New Roman"/>
-          <w:color w:val="000000" w:themeColor="text1"/>
-          <w:szCs w:val="28"/>
-        </w:rPr>
-        <w:t xml:space="preserve"> </w:t>
-      </w:r>
-      <w:r>
-        <w:rPr>
-          <w:rFonts w:eastAsiaTheme="majorEastAsia" w:cs="Times New Roman"/>
-          <w:color w:val="000000" w:themeColor="text1"/>
-          <w:szCs w:val="28"/>
-        </w:rPr>
-        <w:t>выполнял</w:t>
-      </w:r>
-      <w:r>
-        <w:rPr>
-          <w:rFonts w:eastAsiaTheme="majorEastAsia" w:cs="Times New Roman"/>
-          <w:color w:val="000000" w:themeColor="text1"/>
-          <w:szCs w:val="28"/>
-        </w:rPr>
-        <w:t xml:space="preserve"> </w:t>
-      </w:r>
-      <w:r>
-        <w:rPr>
-          <w:rFonts w:eastAsiaTheme="majorEastAsia" w:cs="Times New Roman"/>
-          <w:color w:val="000000" w:themeColor="text1"/>
-          <w:szCs w:val="28"/>
-        </w:rPr>
-        <w:t>эпизодически</w:t>
-      </w:r>
-      <w:r>
-        <w:rPr>
-          <w:rFonts w:eastAsiaTheme="majorEastAsia" w:cs="Times New Roman"/>
-          <w:color w:val="000000" w:themeColor="text1"/>
-          <w:szCs w:val="28"/>
-        </w:rPr>
-        <w:t xml:space="preserve"> </w:t>
-      </w:r>
-      <w:r>
-        <w:rPr>
-          <w:rFonts w:eastAsiaTheme="majorEastAsia" w:cs="Times New Roman"/>
-          <w:color w:val="000000" w:themeColor="text1"/>
-          <w:szCs w:val="28"/>
-        </w:rPr>
-        <w:t>в</w:t>
-      </w:r>
-      <w:r>
-        <w:rPr>
-          <w:rFonts w:eastAsiaTheme="majorEastAsia" w:cs="Times New Roman"/>
-          <w:color w:val="000000" w:themeColor="text1"/>
-          <w:szCs w:val="28"/>
-        </w:rPr>
-        <w:t xml:space="preserve"> </w:t>
-      </w:r>
-      <w:r>
-        <w:rPr>
-          <w:rFonts w:eastAsiaTheme="majorEastAsia" w:cs="Times New Roman"/>
-          <w:color w:val="000000" w:themeColor="text1"/>
-          <w:szCs w:val="28"/>
-        </w:rPr>
-        <w:t>сторонних</w:t>
-      </w:r>
-      <w:r>
-        <w:rPr>
-          <w:rFonts w:eastAsiaTheme="majorEastAsia" w:cs="Times New Roman"/>
-          <w:color w:val="000000" w:themeColor="text1"/>
-          <w:szCs w:val="28"/>
-        </w:rPr>
-        <w:t xml:space="preserve"> </w:t>
-      </w:r>
-      <w:r>
-        <w:rPr>
-          <w:rFonts w:eastAsiaTheme="majorEastAsia" w:cs="Times New Roman"/>
-          <w:color w:val="000000" w:themeColor="text1"/>
-          <w:szCs w:val="28"/>
-        </w:rPr>
-        <w:t>программах</w:t>
-      </w:r>
-      <w:r>
-        <w:rPr>
-          <w:rFonts w:eastAsiaTheme="majorEastAsia" w:cs="Times New Roman"/>
-          <w:color w:val="000000" w:themeColor="text1"/>
-          <w:szCs w:val="28"/>
-        </w:rPr>
-        <w:t xml:space="preserve"> </w:t>
-      </w:r>
-      <w:r>
-        <w:rPr>
-          <w:rFonts w:eastAsiaTheme="majorEastAsia" w:cs="Times New Roman"/>
-          <w:color w:val="000000" w:themeColor="text1"/>
-          <w:szCs w:val="28"/>
-        </w:rPr>
-        <w:t>(Excel,</w:t>
-      </w:r>
-      <w:r>
-        <w:rPr>
-          <w:rFonts w:eastAsiaTheme="majorEastAsia" w:cs="Times New Roman"/>
-          <w:color w:val="000000" w:themeColor="text1"/>
-          <w:szCs w:val="28"/>
-        </w:rPr>
-        <w:t xml:space="preserve"> </w:t>
-      </w:r>
-      <w:proofErr w:type="spellStart"/>
-      <w:r>
-        <w:rPr>
-          <w:rFonts w:eastAsiaTheme="majorEastAsia" w:cs="Times New Roman"/>
-          <w:color w:val="000000" w:themeColor="text1"/>
-          <w:szCs w:val="28"/>
-        </w:rPr>
-        <w:t>Matlab</w:t>
-      </w:r>
-      <w:proofErr w:type="spellEnd"/>
-      <w:r>
-        <w:rPr>
-          <w:rFonts w:eastAsiaTheme="majorEastAsia" w:cs="Times New Roman"/>
-          <w:color w:val="000000" w:themeColor="text1"/>
-          <w:szCs w:val="28"/>
-        </w:rPr>
-        <w:t>).</w:t>
-      </w:r>
-      <w:r>
-        <w:rPr>
-          <w:rFonts w:eastAsiaTheme="majorEastAsia" w:cs="Times New Roman"/>
-          <w:color w:val="000000" w:themeColor="text1"/>
-          <w:szCs w:val="28"/>
-        </w:rPr>
-        <w:t xml:space="preserve"> </w:t>
-      </w:r>
-      <w:r>
-        <w:rPr>
-          <w:rFonts w:eastAsiaTheme="majorEastAsia" w:cs="Times New Roman"/>
-          <w:color w:val="000000" w:themeColor="text1"/>
-          <w:szCs w:val="28"/>
-        </w:rPr>
-        <w:t>Разрабатываемое</w:t>
-      </w:r>
-      <w:r>
-        <w:rPr>
-          <w:rFonts w:eastAsiaTheme="majorEastAsia" w:cs="Times New Roman"/>
-          <w:color w:val="000000" w:themeColor="text1"/>
-          <w:szCs w:val="28"/>
-        </w:rPr>
-        <w:t xml:space="preserve"> </w:t>
-      </w:r>
-      <w:r>
-        <w:rPr>
-          <w:rFonts w:eastAsiaTheme="majorEastAsia" w:cs="Times New Roman"/>
-          <w:color w:val="000000" w:themeColor="text1"/>
-          <w:szCs w:val="28"/>
-        </w:rPr>
-        <w:t>ПО</w:t>
-      </w:r>
-      <w:r>
-        <w:rPr>
-          <w:rFonts w:eastAsiaTheme="majorEastAsia" w:cs="Times New Roman"/>
-          <w:color w:val="000000" w:themeColor="text1"/>
-          <w:szCs w:val="28"/>
-        </w:rPr>
-        <w:t xml:space="preserve"> </w:t>
-      </w:r>
-      <w:r>
-        <w:rPr>
-          <w:rFonts w:eastAsiaTheme="majorEastAsia" w:cs="Times New Roman"/>
-          <w:color w:val="000000" w:themeColor="text1"/>
-          <w:szCs w:val="28"/>
-        </w:rPr>
-        <w:t>заменит</w:t>
-      </w:r>
-      <w:r>
-        <w:rPr>
-          <w:rFonts w:eastAsiaTheme="majorEastAsia" w:cs="Times New Roman"/>
-          <w:color w:val="000000" w:themeColor="text1"/>
-          <w:szCs w:val="28"/>
-        </w:rPr>
-        <w:t xml:space="preserve"> </w:t>
-      </w:r>
-      <w:r>
-        <w:rPr>
-          <w:rFonts w:eastAsiaTheme="majorEastAsia" w:cs="Times New Roman"/>
-          <w:color w:val="000000" w:themeColor="text1"/>
-          <w:szCs w:val="28"/>
-        </w:rPr>
-        <w:t>этот</w:t>
-      </w:r>
-      <w:r>
-        <w:rPr>
-          <w:rFonts w:eastAsiaTheme="majorEastAsia" w:cs="Times New Roman"/>
-          <w:color w:val="000000" w:themeColor="text1"/>
-          <w:szCs w:val="28"/>
-        </w:rPr>
-        <w:t xml:space="preserve"> </w:t>
-      </w:r>
-      <w:r>
-        <w:rPr>
-          <w:rFonts w:eastAsiaTheme="majorEastAsia" w:cs="Times New Roman"/>
-          <w:color w:val="000000" w:themeColor="text1"/>
-          <w:szCs w:val="28"/>
-        </w:rPr>
-        <w:t>разрозненный</w:t>
-      </w:r>
-      <w:r>
-        <w:rPr>
-          <w:rFonts w:eastAsiaTheme="majorEastAsia" w:cs="Times New Roman"/>
-          <w:color w:val="000000" w:themeColor="text1"/>
-          <w:szCs w:val="28"/>
-        </w:rPr>
-        <w:t xml:space="preserve"> </w:t>
-      </w:r>
-      <w:r>
-        <w:rPr>
-          <w:rFonts w:eastAsiaTheme="majorEastAsia" w:cs="Times New Roman"/>
-          <w:color w:val="000000" w:themeColor="text1"/>
-          <w:szCs w:val="28"/>
-        </w:rPr>
-        <w:t>процесс</w:t>
-      </w:r>
-      <w:r>
-        <w:rPr>
-          <w:rFonts w:eastAsiaTheme="majorEastAsia" w:cs="Times New Roman"/>
-          <w:color w:val="000000" w:themeColor="text1"/>
-          <w:szCs w:val="28"/>
-        </w:rPr>
-        <w:t xml:space="preserve"> </w:t>
-      </w:r>
-      <w:r>
-        <w:rPr>
-          <w:rFonts w:eastAsiaTheme="majorEastAsia" w:cs="Times New Roman"/>
-          <w:color w:val="000000" w:themeColor="text1"/>
-          <w:szCs w:val="28"/>
-        </w:rPr>
-        <w:t>единой</w:t>
-      </w:r>
-      <w:r>
-        <w:rPr>
-          <w:rFonts w:eastAsiaTheme="majorEastAsia" w:cs="Times New Roman"/>
-          <w:color w:val="000000" w:themeColor="text1"/>
-          <w:szCs w:val="28"/>
-        </w:rPr>
-        <w:t xml:space="preserve"> </w:t>
-      </w:r>
-      <w:r>
-        <w:rPr>
-          <w:rFonts w:eastAsiaTheme="majorEastAsia" w:cs="Times New Roman"/>
-          <w:color w:val="000000" w:themeColor="text1"/>
-          <w:szCs w:val="28"/>
-        </w:rPr>
-        <w:t>средой,</w:t>
-      </w:r>
-      <w:r>
-        <w:rPr>
-          <w:rFonts w:eastAsiaTheme="majorEastAsia" w:cs="Times New Roman"/>
-          <w:color w:val="000000" w:themeColor="text1"/>
-          <w:szCs w:val="28"/>
-        </w:rPr>
-        <w:t xml:space="preserve"> </w:t>
-      </w:r>
-      <w:r>
-        <w:rPr>
-          <w:rFonts w:eastAsiaTheme="majorEastAsia" w:cs="Times New Roman"/>
-          <w:color w:val="000000" w:themeColor="text1"/>
-          <w:szCs w:val="28"/>
-        </w:rPr>
-        <w:t>обеспечивающей</w:t>
-      </w:r>
-      <w:r>
-        <w:rPr>
-          <w:rFonts w:eastAsiaTheme="majorEastAsia" w:cs="Times New Roman"/>
-          <w:color w:val="000000" w:themeColor="text1"/>
-          <w:szCs w:val="28"/>
-        </w:rPr>
-        <w:t xml:space="preserve"> </w:t>
-      </w:r>
-      <w:r>
-        <w:rPr>
-          <w:rFonts w:eastAsiaTheme="majorEastAsia" w:cs="Times New Roman"/>
-          <w:color w:val="000000" w:themeColor="text1"/>
-          <w:szCs w:val="28"/>
-        </w:rPr>
-        <w:t>сквозную</w:t>
-      </w:r>
-      <w:r>
-        <w:rPr>
-          <w:rFonts w:eastAsiaTheme="majorEastAsia" w:cs="Times New Roman"/>
-          <w:color w:val="000000" w:themeColor="text1"/>
-          <w:szCs w:val="28"/>
-        </w:rPr>
-        <w:t xml:space="preserve"> </w:t>
-      </w:r>
-      <w:r>
-        <w:rPr>
-          <w:rFonts w:eastAsiaTheme="majorEastAsia" w:cs="Times New Roman"/>
-          <w:color w:val="000000" w:themeColor="text1"/>
-          <w:szCs w:val="28"/>
-        </w:rPr>
-        <w:t>автоматизацию</w:t>
-      </w:r>
-      <w:r>
-        <w:rPr>
-          <w:rFonts w:eastAsiaTheme="majorEastAsia" w:cs="Times New Roman"/>
-          <w:color w:val="000000" w:themeColor="text1"/>
-          <w:szCs w:val="28"/>
-        </w:rPr>
-        <w:t xml:space="preserve"> </w:t>
-      </w:r>
-      <w:r>
-        <w:rPr>
-          <w:rFonts w:eastAsiaTheme="majorEastAsia" w:cs="Times New Roman"/>
-          <w:color w:val="000000" w:themeColor="text1"/>
-          <w:szCs w:val="28"/>
-        </w:rPr>
-        <w:t>от</w:t>
-      </w:r>
-      <w:r>
-        <w:rPr>
-          <w:rFonts w:eastAsiaTheme="majorEastAsia" w:cs="Times New Roman"/>
-          <w:color w:val="000000" w:themeColor="text1"/>
-          <w:szCs w:val="28"/>
-        </w:rPr>
-        <w:t xml:space="preserve"> </w:t>
-      </w:r>
-      <w:r>
-        <w:rPr>
-          <w:rFonts w:eastAsiaTheme="majorEastAsia" w:cs="Times New Roman"/>
-          <w:color w:val="000000" w:themeColor="text1"/>
-          <w:szCs w:val="28"/>
-        </w:rPr>
-        <w:t>получения</w:t>
-      </w:r>
-      <w:r>
-        <w:rPr>
-          <w:rFonts w:eastAsiaTheme="majorEastAsia" w:cs="Times New Roman"/>
-          <w:color w:val="000000" w:themeColor="text1"/>
-          <w:szCs w:val="28"/>
-        </w:rPr>
-        <w:t xml:space="preserve"> </w:t>
-      </w:r>
-      <w:r>
-        <w:rPr>
-          <w:rFonts w:eastAsiaTheme="majorEastAsia" w:cs="Times New Roman"/>
-          <w:color w:val="000000" w:themeColor="text1"/>
-          <w:szCs w:val="28"/>
-        </w:rPr>
-        <w:t>данных</w:t>
-      </w:r>
-      <w:r>
-        <w:rPr>
-          <w:rFonts w:eastAsiaTheme="majorEastAsia" w:cs="Times New Roman"/>
-          <w:color w:val="000000" w:themeColor="text1"/>
-          <w:szCs w:val="28"/>
-        </w:rPr>
-        <w:t xml:space="preserve"> </w:t>
-      </w:r>
-      <w:r>
-        <w:rPr>
-          <w:rFonts w:eastAsiaTheme="majorEastAsia" w:cs="Times New Roman"/>
-          <w:color w:val="000000" w:themeColor="text1"/>
-          <w:szCs w:val="28"/>
-        </w:rPr>
-        <w:t>до</w:t>
-      </w:r>
-      <w:r>
-        <w:rPr>
-          <w:rFonts w:eastAsiaTheme="majorEastAsia" w:cs="Times New Roman"/>
-          <w:color w:val="000000" w:themeColor="text1"/>
-          <w:szCs w:val="28"/>
-        </w:rPr>
-        <w:t xml:space="preserve"> </w:t>
-      </w:r>
-      <w:r>
-        <w:rPr>
-          <w:rFonts w:eastAsiaTheme="majorEastAsia" w:cs="Times New Roman"/>
-          <w:color w:val="000000" w:themeColor="text1"/>
-          <w:szCs w:val="28"/>
-        </w:rPr>
-        <w:t>построения</w:t>
-      </w:r>
-      <w:r>
-        <w:rPr>
-          <w:rFonts w:eastAsiaTheme="majorEastAsia" w:cs="Times New Roman"/>
-          <w:color w:val="000000" w:themeColor="text1"/>
-          <w:szCs w:val="28"/>
-        </w:rPr>
-        <w:t xml:space="preserve"> </w:t>
-      </w:r>
-      <w:r>
-        <w:rPr>
-          <w:rFonts w:eastAsiaTheme="majorEastAsia" w:cs="Times New Roman"/>
-          <w:color w:val="000000" w:themeColor="text1"/>
-          <w:szCs w:val="28"/>
-        </w:rPr>
-        <w:t>прогнозов.</w:t>
+          <w:rStyle w:val="a8"/>
+        </w:rPr>
+      </w:pPr>
+      <w:r>
+        <w:rPr>
+          <w:rStyle w:val="a8"/>
+        </w:rPr>
+        <w:t>Крайне желательно здесь расписать задачи системы (п. 1.1), в дальнейшем будет попроще и текста много.</w:t>
       </w:r>
     </w:p>
     <w:p>
@@ -1967,7 +760,6 @@
           <w:color w:val="000000" w:themeColor="text1"/>
           <w:szCs w:val="28"/>
         </w:rPr>
-        <w:lastRenderedPageBreak/>
         <w:t>Подсистема</w:t>
       </w:r>
       <w:r>
@@ -3276,6 +2068,7 @@
           <w:color w:val="000000" w:themeColor="text1"/>
           <w:szCs w:val="28"/>
         </w:rPr>
+        <w:lastRenderedPageBreak/>
         <w:t>Подсистема</w:t>
       </w:r>
       <w:r>
@@ -4395,7 +3188,6 @@
           <w:color w:val="000000" w:themeColor="text1"/>
           <w:szCs w:val="28"/>
         </w:rPr>
-        <w:lastRenderedPageBreak/>
         <w:t>Стандартизация</w:t>
       </w:r>
       <w:r>
@@ -6608,18 +5400,8 @@
           <w:color w:val="000000" w:themeColor="text1"/>
           <w:szCs w:val="28"/>
         </w:rPr>
-        <w:t>HH:</w:t>
-      </w:r>
-      <w:proofErr w:type="gramStart"/>
-      <w:r>
-        <w:rPr>
-          <w:rFonts w:eastAsiaTheme="majorEastAsia" w:cs="Times New Roman"/>
-          <w:color w:val="000000" w:themeColor="text1"/>
-          <w:szCs w:val="28"/>
-        </w:rPr>
-        <w:t>MM:SS.</w:t>
-      </w:r>
-      <w:proofErr w:type="gramEnd"/>
+        <w:t>HH:MM:SS.</w:t>
+      </w:r>
       <w:r>
         <w:rPr>
           <w:rFonts w:eastAsiaTheme="majorEastAsia" w:cs="Times New Roman"/>
@@ -8217,23 +6999,13 @@
         </w:rPr>
         <w:t xml:space="preserve"> </w:t>
       </w:r>
-      <w:proofErr w:type="gramStart"/>
-      <w:r>
-        <w:rPr>
-          <w:rFonts w:eastAsiaTheme="majorEastAsia" w:cs="Times New Roman"/>
-          <w:color w:val="000000" w:themeColor="text1"/>
-          <w:szCs w:val="28"/>
-        </w:rPr>
-        <w:t>ЧЧ:ММ</w:t>
-      </w:r>
-      <w:proofErr w:type="gramEnd"/>
-      <w:r>
-        <w:rPr>
-          <w:rFonts w:eastAsiaTheme="majorEastAsia" w:cs="Times New Roman"/>
-          <w:color w:val="000000" w:themeColor="text1"/>
-          <w:szCs w:val="28"/>
-        </w:rPr>
-        <w:t>:СС),</w:t>
+      <w:r>
+        <w:rPr>
+          <w:rFonts w:eastAsiaTheme="majorEastAsia" w:cs="Times New Roman"/>
+          <w:color w:val="000000" w:themeColor="text1"/>
+          <w:szCs w:val="28"/>
+        </w:rPr>
+        <w:t>ЧЧ:ММ:СС),</w:t>
       </w:r>
       <w:r>
         <w:rPr>
@@ -8453,59 +7225,13 @@
         </w:rPr>
         <w:t xml:space="preserve"> </w:t>
       </w:r>
-      <w:proofErr w:type="gramStart"/>
-      <w:r>
-        <w:rPr>
-          <w:rFonts w:eastAsiaTheme="majorEastAsia" w:cs="Times New Roman"/>
-          <w:color w:val="000000" w:themeColor="text1"/>
-          <w:szCs w:val="28"/>
-        </w:rPr>
-        <w:t>Timestamp;Temperature</w:t>
-      </w:r>
-      <w:proofErr w:type="gramEnd"/>
-      <w:r>
-        <w:rPr>
-          <w:rFonts w:eastAsiaTheme="majorEastAsia" w:cs="Times New Roman"/>
-          <w:color w:val="000000" w:themeColor="text1"/>
-          <w:szCs w:val="28"/>
-        </w:rPr>
-        <w:t>;Pos_</w:t>
-      </w:r>
-      <w:proofErr w:type="gramStart"/>
-      <w:r>
-        <w:rPr>
-          <w:rFonts w:eastAsiaTheme="majorEastAsia" w:cs="Times New Roman"/>
-          <w:color w:val="000000" w:themeColor="text1"/>
-          <w:szCs w:val="28"/>
-        </w:rPr>
-        <w:t>X;Pos</w:t>
-      </w:r>
-      <w:proofErr w:type="gramEnd"/>
-      <w:r>
-        <w:rPr>
-          <w:rFonts w:eastAsiaTheme="majorEastAsia" w:cs="Times New Roman"/>
-          <w:color w:val="000000" w:themeColor="text1"/>
-          <w:szCs w:val="28"/>
-        </w:rPr>
-        <w:t>_</w:t>
-      </w:r>
-      <w:proofErr w:type="gramStart"/>
-      <w:r>
-        <w:rPr>
-          <w:rFonts w:eastAsiaTheme="majorEastAsia" w:cs="Times New Roman"/>
-          <w:color w:val="000000" w:themeColor="text1"/>
-          <w:szCs w:val="28"/>
-        </w:rPr>
-        <w:t>Y;Image</w:t>
-      </w:r>
-      <w:proofErr w:type="gramEnd"/>
-      <w:r>
-        <w:rPr>
-          <w:rFonts w:eastAsiaTheme="majorEastAsia" w:cs="Times New Roman"/>
-          <w:color w:val="000000" w:themeColor="text1"/>
-          <w:szCs w:val="28"/>
-        </w:rPr>
-        <w:t>_Base64.</w:t>
+      <w:r>
+        <w:rPr>
+          <w:rFonts w:eastAsiaTheme="majorEastAsia" w:cs="Times New Roman"/>
+          <w:color w:val="000000" w:themeColor="text1"/>
+          <w:szCs w:val="28"/>
+        </w:rPr>
+        <w:t>Timestamp;Temperature;Pos_X;Pos_Y;Image_Base64.</w:t>
       </w:r>
       <w:r>
         <w:rPr>
@@ -17910,6 +16636,119 @@
     </w:lvl>
   </w:abstractNum>
   <w:abstractNum w:abstractNumId="1" w15:restartNumberingAfterBreak="0">
+    <w:nsid w:val="03766953"/>
+    <w:multiLevelType w:val="multilevel"/>
+    <w:tmpl w:val="C486F348"/>
+    <w:lvl w:ilvl="0">
+      <w:start w:val="1"/>
+      <w:numFmt w:val="decimal"/>
+      <w:lvlText w:val="%1"/>
+      <w:lvlJc w:val="left"/>
+      <w:pPr>
+        <w:ind w:left="645" w:hanging="645"/>
+      </w:pPr>
+      <w:rPr>
+        <w:rFonts w:hint="default"/>
+      </w:rPr>
+    </w:lvl>
+    <w:lvl w:ilvl="1">
+      <w:start w:val="1"/>
+      <w:numFmt w:val="decimal"/>
+      <w:lvlText w:val="%1.%2"/>
+      <w:lvlJc w:val="left"/>
+      <w:pPr>
+        <w:ind w:left="1070" w:hanging="645"/>
+      </w:pPr>
+      <w:rPr>
+        <w:rFonts w:hint="default"/>
+      </w:rPr>
+    </w:lvl>
+    <w:lvl w:ilvl="2">
+      <w:start w:val="1"/>
+      <w:numFmt w:val="decimal"/>
+      <w:lvlText w:val="%1.%2.%3"/>
+      <w:lvlJc w:val="left"/>
+      <w:pPr>
+        <w:ind w:left="1570" w:hanging="720"/>
+      </w:pPr>
+      <w:rPr>
+        <w:rFonts w:hint="default"/>
+      </w:rPr>
+    </w:lvl>
+    <w:lvl w:ilvl="3">
+      <w:start w:val="1"/>
+      <w:numFmt w:val="decimal"/>
+      <w:lvlText w:val="%1.%2.%3.%4"/>
+      <w:lvlJc w:val="left"/>
+      <w:pPr>
+        <w:ind w:left="2355" w:hanging="1080"/>
+      </w:pPr>
+      <w:rPr>
+        <w:rFonts w:hint="default"/>
+      </w:rPr>
+    </w:lvl>
+    <w:lvl w:ilvl="4">
+      <w:start w:val="1"/>
+      <w:numFmt w:val="decimal"/>
+      <w:lvlText w:val="%1.%2.%3.%4.%5"/>
+      <w:lvlJc w:val="left"/>
+      <w:pPr>
+        <w:ind w:left="2780" w:hanging="1080"/>
+      </w:pPr>
+      <w:rPr>
+        <w:rFonts w:hint="default"/>
+      </w:rPr>
+    </w:lvl>
+    <w:lvl w:ilvl="5">
+      <w:start w:val="1"/>
+      <w:numFmt w:val="decimal"/>
+      <w:lvlText w:val="%1.%2.%3.%4.%5.%6"/>
+      <w:lvlJc w:val="left"/>
+      <w:pPr>
+        <w:ind w:left="3565" w:hanging="1440"/>
+      </w:pPr>
+      <w:rPr>
+        <w:rFonts w:hint="default"/>
+      </w:rPr>
+    </w:lvl>
+    <w:lvl w:ilvl="6">
+      <w:start w:val="1"/>
+      <w:numFmt w:val="decimal"/>
+      <w:lvlText w:val="%1.%2.%3.%4.%5.%6.%7"/>
+      <w:lvlJc w:val="left"/>
+      <w:pPr>
+        <w:ind w:left="3990" w:hanging="1440"/>
+      </w:pPr>
+      <w:rPr>
+        <w:rFonts w:hint="default"/>
+      </w:rPr>
+    </w:lvl>
+    <w:lvl w:ilvl="7">
+      <w:start w:val="1"/>
+      <w:numFmt w:val="decimal"/>
+      <w:lvlText w:val="%1.%2.%3.%4.%5.%6.%7.%8"/>
+      <w:lvlJc w:val="left"/>
+      <w:pPr>
+        <w:ind w:left="4775" w:hanging="1800"/>
+      </w:pPr>
+      <w:rPr>
+        <w:rFonts w:hint="default"/>
+      </w:rPr>
+    </w:lvl>
+    <w:lvl w:ilvl="8">
+      <w:start w:val="1"/>
+      <w:numFmt w:val="decimal"/>
+      <w:lvlText w:val="%1.%2.%3.%4.%5.%6.%7.%8.%9"/>
+      <w:lvlJc w:val="left"/>
+      <w:pPr>
+        <w:ind w:left="5560" w:hanging="2160"/>
+      </w:pPr>
+      <w:rPr>
+        <w:rFonts w:hint="default"/>
+      </w:rPr>
+    </w:lvl>
+  </w:abstractNum>
+  <w:abstractNum w:abstractNumId="2" w15:restartNumberingAfterBreak="0">
     <w:nsid w:val="04403BD2"/>
     <w:multiLevelType w:val="hybridMultilevel"/>
     <w:tmpl w:val="34C86ACA"/>
@@ -18022,7 +16861,7 @@
       </w:rPr>
     </w:lvl>
   </w:abstractNum>
-  <w:abstractNum w:abstractNumId="2" w15:restartNumberingAfterBreak="0">
+  <w:abstractNum w:abstractNumId="3" w15:restartNumberingAfterBreak="0">
     <w:nsid w:val="057D4846"/>
     <w:multiLevelType w:val="hybridMultilevel"/>
     <w:tmpl w:val="B6CC4942"/>
@@ -18135,7 +16974,7 @@
       </w:rPr>
     </w:lvl>
   </w:abstractNum>
-  <w:abstractNum w:abstractNumId="3" w15:restartNumberingAfterBreak="0">
+  <w:abstractNum w:abstractNumId="4" w15:restartNumberingAfterBreak="0">
     <w:nsid w:val="101B1E9F"/>
     <w:multiLevelType w:val="multilevel"/>
     <w:tmpl w:val="EC9E21E0"/>
@@ -18284,7 +17123,7 @@
       </w:rPr>
     </w:lvl>
   </w:abstractNum>
-  <w:abstractNum w:abstractNumId="4" w15:restartNumberingAfterBreak="0">
+  <w:abstractNum w:abstractNumId="5" w15:restartNumberingAfterBreak="0">
     <w:nsid w:val="1FE84AFD"/>
     <w:multiLevelType w:val="hybridMultilevel"/>
     <w:tmpl w:val="3DF6674A"/>
@@ -18397,7 +17236,7 @@
       </w:rPr>
     </w:lvl>
   </w:abstractNum>
-  <w:abstractNum w:abstractNumId="5" w15:restartNumberingAfterBreak="0">
+  <w:abstractNum w:abstractNumId="6" w15:restartNumberingAfterBreak="0">
     <w:nsid w:val="23787601"/>
     <w:multiLevelType w:val="hybridMultilevel"/>
     <w:tmpl w:val="87A0741E"/>
@@ -18510,7 +17349,7 @@
       </w:rPr>
     </w:lvl>
   </w:abstractNum>
-  <w:abstractNum w:abstractNumId="6" w15:restartNumberingAfterBreak="0">
+  <w:abstractNum w:abstractNumId="7" w15:restartNumberingAfterBreak="0">
     <w:nsid w:val="267062DA"/>
     <w:multiLevelType w:val="multilevel"/>
     <w:tmpl w:val="2B826E5A"/>
@@ -18659,7 +17498,7 @@
       </w:rPr>
     </w:lvl>
   </w:abstractNum>
-  <w:abstractNum w:abstractNumId="7" w15:restartNumberingAfterBreak="0">
+  <w:abstractNum w:abstractNumId="8" w15:restartNumberingAfterBreak="0">
     <w:nsid w:val="2C113696"/>
     <w:multiLevelType w:val="hybridMultilevel"/>
     <w:tmpl w:val="B41AB64C"/>
@@ -18748,7 +17587,7 @@
       </w:pPr>
     </w:lvl>
   </w:abstractNum>
-  <w:abstractNum w:abstractNumId="8" w15:restartNumberingAfterBreak="0">
+  <w:abstractNum w:abstractNumId="9" w15:restartNumberingAfterBreak="0">
     <w:nsid w:val="2E35606E"/>
     <w:multiLevelType w:val="hybridMultilevel"/>
     <w:tmpl w:val="3BB26426"/>
@@ -18861,7 +17700,7 @@
       </w:rPr>
     </w:lvl>
   </w:abstractNum>
-  <w:abstractNum w:abstractNumId="9" w15:restartNumberingAfterBreak="0">
+  <w:abstractNum w:abstractNumId="10" w15:restartNumberingAfterBreak="0">
     <w:nsid w:val="2EED65CF"/>
     <w:multiLevelType w:val="hybridMultilevel"/>
     <w:tmpl w:val="A28EB8D6"/>
@@ -18947,7 +17786,7 @@
       </w:pPr>
     </w:lvl>
   </w:abstractNum>
-  <w:abstractNum w:abstractNumId="10" w15:restartNumberingAfterBreak="0">
+  <w:abstractNum w:abstractNumId="11" w15:restartNumberingAfterBreak="0">
     <w:nsid w:val="38073669"/>
     <w:multiLevelType w:val="multilevel"/>
     <w:tmpl w:val="4F700DA6"/>
@@ -19096,7 +17935,7 @@
       </w:rPr>
     </w:lvl>
   </w:abstractNum>
-  <w:abstractNum w:abstractNumId="11" w15:restartNumberingAfterBreak="0">
+  <w:abstractNum w:abstractNumId="12" w15:restartNumberingAfterBreak="0">
     <w:nsid w:val="3A022C33"/>
     <w:multiLevelType w:val="hybridMultilevel"/>
     <w:tmpl w:val="C17C6820"/>
@@ -19209,7 +18048,7 @@
       </w:rPr>
     </w:lvl>
   </w:abstractNum>
-  <w:abstractNum w:abstractNumId="12" w15:restartNumberingAfterBreak="0">
+  <w:abstractNum w:abstractNumId="13" w15:restartNumberingAfterBreak="0">
     <w:nsid w:val="48843476"/>
     <w:multiLevelType w:val="hybridMultilevel"/>
     <w:tmpl w:val="A1A6F770"/>
@@ -19322,7 +18161,7 @@
       </w:rPr>
     </w:lvl>
   </w:abstractNum>
-  <w:abstractNum w:abstractNumId="13" w15:restartNumberingAfterBreak="0">
+  <w:abstractNum w:abstractNumId="14" w15:restartNumberingAfterBreak="0">
     <w:nsid w:val="48C97BDC"/>
     <w:multiLevelType w:val="hybridMultilevel"/>
     <w:tmpl w:val="A28EB8D6"/>
@@ -19408,7 +18247,7 @@
       </w:pPr>
     </w:lvl>
   </w:abstractNum>
-  <w:abstractNum w:abstractNumId="14" w15:restartNumberingAfterBreak="0">
+  <w:abstractNum w:abstractNumId="15" w15:restartNumberingAfterBreak="0">
     <w:nsid w:val="49421A07"/>
     <w:multiLevelType w:val="multilevel"/>
     <w:tmpl w:val="607C0DFA"/>
@@ -19557,7 +18396,7 @@
       </w:rPr>
     </w:lvl>
   </w:abstractNum>
-  <w:abstractNum w:abstractNumId="15" w15:restartNumberingAfterBreak="0">
+  <w:abstractNum w:abstractNumId="16" w15:restartNumberingAfterBreak="0">
     <w:nsid w:val="504B1B48"/>
     <w:multiLevelType w:val="multilevel"/>
     <w:tmpl w:val="93AEF916"/>
@@ -19706,7 +18545,7 @@
       </w:rPr>
     </w:lvl>
   </w:abstractNum>
-  <w:abstractNum w:abstractNumId="16" w15:restartNumberingAfterBreak="0">
+  <w:abstractNum w:abstractNumId="17" w15:restartNumberingAfterBreak="0">
     <w:nsid w:val="57E47E6E"/>
     <w:multiLevelType w:val="multilevel"/>
     <w:tmpl w:val="259667AE"/>
@@ -19792,7 +18631,7 @@
       </w:pPr>
     </w:lvl>
   </w:abstractNum>
-  <w:abstractNum w:abstractNumId="17" w15:restartNumberingAfterBreak="0">
+  <w:abstractNum w:abstractNumId="18" w15:restartNumberingAfterBreak="0">
     <w:nsid w:val="5D041DA7"/>
     <w:multiLevelType w:val="multilevel"/>
     <w:tmpl w:val="88F00958"/>
@@ -19941,7 +18780,120 @@
       </w:rPr>
     </w:lvl>
   </w:abstractNum>
-  <w:abstractNum w:abstractNumId="18" w15:restartNumberingAfterBreak="0">
+  <w:abstractNum w:abstractNumId="19" w15:restartNumberingAfterBreak="0">
+    <w:nsid w:val="63B1522F"/>
+    <w:multiLevelType w:val="multilevel"/>
+    <w:tmpl w:val="5C1611E0"/>
+    <w:lvl w:ilvl="0">
+      <w:start w:val="1"/>
+      <w:numFmt w:val="decimal"/>
+      <w:lvlText w:val="%1"/>
+      <w:lvlJc w:val="left"/>
+      <w:pPr>
+        <w:ind w:left="420" w:hanging="420"/>
+      </w:pPr>
+      <w:rPr>
+        <w:rFonts w:hint="default"/>
+      </w:rPr>
+    </w:lvl>
+    <w:lvl w:ilvl="1">
+      <w:start w:val="1"/>
+      <w:numFmt w:val="decimal"/>
+      <w:lvlText w:val="%1.%2"/>
+      <w:lvlJc w:val="left"/>
+      <w:pPr>
+        <w:ind w:left="1129" w:hanging="420"/>
+      </w:pPr>
+      <w:rPr>
+        <w:rFonts w:hint="default"/>
+      </w:rPr>
+    </w:lvl>
+    <w:lvl w:ilvl="2">
+      <w:start w:val="1"/>
+      <w:numFmt w:val="decimal"/>
+      <w:lvlText w:val="%1.%2.%3"/>
+      <w:lvlJc w:val="left"/>
+      <w:pPr>
+        <w:ind w:left="2138" w:hanging="720"/>
+      </w:pPr>
+      <w:rPr>
+        <w:rFonts w:hint="default"/>
+      </w:rPr>
+    </w:lvl>
+    <w:lvl w:ilvl="3">
+      <w:start w:val="1"/>
+      <w:numFmt w:val="decimal"/>
+      <w:lvlText w:val="%1.%2.%3.%4"/>
+      <w:lvlJc w:val="left"/>
+      <w:pPr>
+        <w:ind w:left="3207" w:hanging="1080"/>
+      </w:pPr>
+      <w:rPr>
+        <w:rFonts w:hint="default"/>
+      </w:rPr>
+    </w:lvl>
+    <w:lvl w:ilvl="4">
+      <w:start w:val="1"/>
+      <w:numFmt w:val="decimal"/>
+      <w:lvlText w:val="%1.%2.%3.%4.%5"/>
+      <w:lvlJc w:val="left"/>
+      <w:pPr>
+        <w:ind w:left="3916" w:hanging="1080"/>
+      </w:pPr>
+      <w:rPr>
+        <w:rFonts w:hint="default"/>
+      </w:rPr>
+    </w:lvl>
+    <w:lvl w:ilvl="5">
+      <w:start w:val="1"/>
+      <w:numFmt w:val="decimal"/>
+      <w:lvlText w:val="%1.%2.%3.%4.%5.%6"/>
+      <w:lvlJc w:val="left"/>
+      <w:pPr>
+        <w:ind w:left="4985" w:hanging="1440"/>
+      </w:pPr>
+      <w:rPr>
+        <w:rFonts w:hint="default"/>
+      </w:rPr>
+    </w:lvl>
+    <w:lvl w:ilvl="6">
+      <w:start w:val="1"/>
+      <w:numFmt w:val="decimal"/>
+      <w:lvlText w:val="%1.%2.%3.%4.%5.%6.%7"/>
+      <w:lvlJc w:val="left"/>
+      <w:pPr>
+        <w:ind w:left="5694" w:hanging="1440"/>
+      </w:pPr>
+      <w:rPr>
+        <w:rFonts w:hint="default"/>
+      </w:rPr>
+    </w:lvl>
+    <w:lvl w:ilvl="7">
+      <w:start w:val="1"/>
+      <w:numFmt w:val="decimal"/>
+      <w:lvlText w:val="%1.%2.%3.%4.%5.%6.%7.%8"/>
+      <w:lvlJc w:val="left"/>
+      <w:pPr>
+        <w:ind w:left="6763" w:hanging="1800"/>
+      </w:pPr>
+      <w:rPr>
+        <w:rFonts w:hint="default"/>
+      </w:rPr>
+    </w:lvl>
+    <w:lvl w:ilvl="8">
+      <w:start w:val="1"/>
+      <w:numFmt w:val="decimal"/>
+      <w:lvlText w:val="%1.%2.%3.%4.%5.%6.%7.%8.%9"/>
+      <w:lvlJc w:val="left"/>
+      <w:pPr>
+        <w:ind w:left="7832" w:hanging="2160"/>
+      </w:pPr>
+      <w:rPr>
+        <w:rFonts w:hint="default"/>
+      </w:rPr>
+    </w:lvl>
+  </w:abstractNum>
+  <w:abstractNum w:abstractNumId="20" w15:restartNumberingAfterBreak="0">
     <w:nsid w:val="679453C0"/>
     <w:multiLevelType w:val="multilevel"/>
     <w:tmpl w:val="662AC184"/>
@@ -20090,7 +19042,120 @@
       </w:rPr>
     </w:lvl>
   </w:abstractNum>
-  <w:abstractNum w:abstractNumId="19" w15:restartNumberingAfterBreak="0">
+  <w:abstractNum w:abstractNumId="21" w15:restartNumberingAfterBreak="0">
+    <w:nsid w:val="70EC5BA0"/>
+    <w:multiLevelType w:val="multilevel"/>
+    <w:tmpl w:val="87A2C05A"/>
+    <w:lvl w:ilvl="0">
+      <w:start w:val="1"/>
+      <w:numFmt w:val="decimal"/>
+      <w:lvlText w:val="%1"/>
+      <w:lvlJc w:val="left"/>
+      <w:pPr>
+        <w:ind w:left="645" w:hanging="645"/>
+      </w:pPr>
+      <w:rPr>
+        <w:rFonts w:hint="default"/>
+      </w:rPr>
+    </w:lvl>
+    <w:lvl w:ilvl="1">
+      <w:start w:val="1"/>
+      <w:numFmt w:val="decimal"/>
+      <w:lvlText w:val="%1.%2"/>
+      <w:lvlJc w:val="left"/>
+      <w:pPr>
+        <w:ind w:left="1070" w:hanging="645"/>
+      </w:pPr>
+      <w:rPr>
+        <w:rFonts w:hint="default"/>
+      </w:rPr>
+    </w:lvl>
+    <w:lvl w:ilvl="2">
+      <w:start w:val="1"/>
+      <w:numFmt w:val="decimal"/>
+      <w:lvlText w:val="%1.%2.%3"/>
+      <w:lvlJc w:val="left"/>
+      <w:pPr>
+        <w:ind w:left="1570" w:hanging="720"/>
+      </w:pPr>
+      <w:rPr>
+        <w:rFonts w:hint="default"/>
+      </w:rPr>
+    </w:lvl>
+    <w:lvl w:ilvl="3">
+      <w:start w:val="1"/>
+      <w:numFmt w:val="decimal"/>
+      <w:lvlText w:val="%1.%2.%3.%4"/>
+      <w:lvlJc w:val="left"/>
+      <w:pPr>
+        <w:ind w:left="2355" w:hanging="1080"/>
+      </w:pPr>
+      <w:rPr>
+        <w:rFonts w:hint="default"/>
+      </w:rPr>
+    </w:lvl>
+    <w:lvl w:ilvl="4">
+      <w:start w:val="1"/>
+      <w:numFmt w:val="decimal"/>
+      <w:lvlText w:val="%1.%2.%3.%4.%5"/>
+      <w:lvlJc w:val="left"/>
+      <w:pPr>
+        <w:ind w:left="2780" w:hanging="1080"/>
+      </w:pPr>
+      <w:rPr>
+        <w:rFonts w:hint="default"/>
+      </w:rPr>
+    </w:lvl>
+    <w:lvl w:ilvl="5">
+      <w:start w:val="1"/>
+      <w:numFmt w:val="decimal"/>
+      <w:lvlText w:val="%1.%2.%3.%4.%5.%6"/>
+      <w:lvlJc w:val="left"/>
+      <w:pPr>
+        <w:ind w:left="3565" w:hanging="1440"/>
+      </w:pPr>
+      <w:rPr>
+        <w:rFonts w:hint="default"/>
+      </w:rPr>
+    </w:lvl>
+    <w:lvl w:ilvl="6">
+      <w:start w:val="1"/>
+      <w:numFmt w:val="decimal"/>
+      <w:lvlText w:val="%1.%2.%3.%4.%5.%6.%7"/>
+      <w:lvlJc w:val="left"/>
+      <w:pPr>
+        <w:ind w:left="3990" w:hanging="1440"/>
+      </w:pPr>
+      <w:rPr>
+        <w:rFonts w:hint="default"/>
+      </w:rPr>
+    </w:lvl>
+    <w:lvl w:ilvl="7">
+      <w:start w:val="1"/>
+      <w:numFmt w:val="decimal"/>
+      <w:lvlText w:val="%1.%2.%3.%4.%5.%6.%7.%8"/>
+      <w:lvlJc w:val="left"/>
+      <w:pPr>
+        <w:ind w:left="4775" w:hanging="1800"/>
+      </w:pPr>
+      <w:rPr>
+        <w:rFonts w:hint="default"/>
+      </w:rPr>
+    </w:lvl>
+    <w:lvl w:ilvl="8">
+      <w:start w:val="1"/>
+      <w:numFmt w:val="decimal"/>
+      <w:lvlText w:val="%1.%2.%3.%4.%5.%6.%7.%8.%9"/>
+      <w:lvlJc w:val="left"/>
+      <w:pPr>
+        <w:ind w:left="5560" w:hanging="2160"/>
+      </w:pPr>
+      <w:rPr>
+        <w:rFonts w:hint="default"/>
+      </w:rPr>
+    </w:lvl>
+  </w:abstractNum>
+  <w:abstractNum w:abstractNumId="22" w15:restartNumberingAfterBreak="0">
     <w:nsid w:val="72B00B4A"/>
     <w:multiLevelType w:val="multilevel"/>
     <w:tmpl w:val="9CAE446E"/>
@@ -20239,7 +19304,7 @@
       </w:rPr>
     </w:lvl>
   </w:abstractNum>
-  <w:abstractNum w:abstractNumId="20" w15:restartNumberingAfterBreak="0">
+  <w:abstractNum w:abstractNumId="23" w15:restartNumberingAfterBreak="0">
     <w:nsid w:val="72ED4115"/>
     <w:multiLevelType w:val="hybridMultilevel"/>
     <w:tmpl w:val="8780DEBC"/>
@@ -20328,7 +19393,7 @@
       </w:pPr>
     </w:lvl>
   </w:abstractNum>
-  <w:abstractNum w:abstractNumId="21" w15:restartNumberingAfterBreak="0">
+  <w:abstractNum w:abstractNumId="24" w15:restartNumberingAfterBreak="0">
     <w:nsid w:val="79063673"/>
     <w:multiLevelType w:val="hybridMultilevel"/>
     <w:tmpl w:val="1042F7A4"/>
@@ -20441,8 +19506,8 @@
       </w:rPr>
     </w:lvl>
   </w:abstractNum>
-  <w:num w:numId="1" w16cid:durableId="642270872">
-    <w:abstractNumId w:val="16"/>
+  <w:num w:numId="1" w16cid:durableId="792480592">
+    <w:abstractNumId w:val="17"/>
     <w:lvlOverride w:ilvl="0">
       <w:startOverride w:val="1"/>
     </w:lvlOverride>
@@ -20471,8 +19536,8 @@
       <w:startOverride w:val="1"/>
     </w:lvlOverride>
   </w:num>
-  <w:num w:numId="2" w16cid:durableId="187106269">
-    <w:abstractNumId w:val="20"/>
+  <w:num w:numId="2" w16cid:durableId="1331714082">
+    <w:abstractNumId w:val="23"/>
     <w:lvlOverride w:ilvl="0"/>
     <w:lvlOverride w:ilvl="1">
       <w:startOverride w:val="1"/>
@@ -20499,8 +19564,8 @@
       <w:startOverride w:val="1"/>
     </w:lvlOverride>
   </w:num>
-  <w:num w:numId="3" w16cid:durableId="663363132">
-    <w:abstractNumId w:val="13"/>
+  <w:num w:numId="3" w16cid:durableId="1361199500">
+    <w:abstractNumId w:val="14"/>
     <w:lvlOverride w:ilvl="0">
       <w:startOverride w:val="1"/>
     </w:lvlOverride>
@@ -20529,68 +19594,77 @@
       <w:startOverride w:val="1"/>
     </w:lvlOverride>
   </w:num>
-  <w:num w:numId="4" w16cid:durableId="1359889586">
+  <w:num w:numId="4" w16cid:durableId="1711566217">
+    <w:abstractNumId w:val="14"/>
+  </w:num>
+  <w:num w:numId="5" w16cid:durableId="1411612029">
+    <w:abstractNumId w:val="10"/>
+  </w:num>
+  <w:num w:numId="6" w16cid:durableId="614560148">
+    <w:abstractNumId w:val="23"/>
+  </w:num>
+  <w:num w:numId="7" w16cid:durableId="829369775">
+    <w:abstractNumId w:val="12"/>
+  </w:num>
+  <w:num w:numId="8" w16cid:durableId="285427106">
+    <w:abstractNumId w:val="24"/>
+  </w:num>
+  <w:num w:numId="9" w16cid:durableId="689792325">
+    <w:abstractNumId w:val="22"/>
+  </w:num>
+  <w:num w:numId="10" w16cid:durableId="389614975">
+    <w:abstractNumId w:val="18"/>
+  </w:num>
+  <w:num w:numId="11" w16cid:durableId="434978819">
+    <w:abstractNumId w:val="4"/>
+  </w:num>
+  <w:num w:numId="12" w16cid:durableId="1758818878">
+    <w:abstractNumId w:val="7"/>
+  </w:num>
+  <w:num w:numId="13" w16cid:durableId="2010868092">
+    <w:abstractNumId w:val="0"/>
+  </w:num>
+  <w:num w:numId="14" w16cid:durableId="842597186">
+    <w:abstractNumId w:val="15"/>
+  </w:num>
+  <w:num w:numId="15" w16cid:durableId="695276559">
+    <w:abstractNumId w:val="11"/>
+  </w:num>
+  <w:num w:numId="16" w16cid:durableId="568345091">
+    <w:abstractNumId w:val="20"/>
+  </w:num>
+  <w:num w:numId="17" w16cid:durableId="1066760932">
+    <w:abstractNumId w:val="16"/>
+  </w:num>
+  <w:num w:numId="18" w16cid:durableId="1236358857">
+    <w:abstractNumId w:val="5"/>
+  </w:num>
+  <w:num w:numId="19" w16cid:durableId="2122914145">
+    <w:abstractNumId w:val="9"/>
+  </w:num>
+  <w:num w:numId="20" w16cid:durableId="1916237116">
+    <w:abstractNumId w:val="6"/>
+  </w:num>
+  <w:num w:numId="21" w16cid:durableId="1587618259">
+    <w:abstractNumId w:val="2"/>
+  </w:num>
+  <w:num w:numId="22" w16cid:durableId="191191452">
+    <w:abstractNumId w:val="3"/>
+  </w:num>
+  <w:num w:numId="23" w16cid:durableId="891233358">
+    <w:abstractNumId w:val="8"/>
+  </w:num>
+  <w:num w:numId="24" w16cid:durableId="1004087944">
     <w:abstractNumId w:val="13"/>
   </w:num>
-  <w:num w:numId="5" w16cid:durableId="1360545044">
-    <w:abstractNumId w:val="9"/>
+  <w:num w:numId="25" w16cid:durableId="704983790">
+    <w:abstractNumId w:val="19"/>
   </w:num>
-  <w:num w:numId="6" w16cid:durableId="597099913">
-    <w:abstractNumId w:val="20"/>
-  </w:num>
-  <w:num w:numId="7" w16cid:durableId="879590765">
-    <w:abstractNumId w:val="11"/>
-  </w:num>
-  <w:num w:numId="8" w16cid:durableId="286006650">
+  <w:num w:numId="26" w16cid:durableId="62141613">
     <w:abstractNumId w:val="21"/>
   </w:num>
-  <w:num w:numId="9" w16cid:durableId="1203863118">
-    <w:abstractNumId w:val="19"/>
-  </w:num>
-  <w:num w:numId="10" w16cid:durableId="1992322338">
-    <w:abstractNumId w:val="17"/>
-  </w:num>
-  <w:num w:numId="11" w16cid:durableId="1902405716">
-    <w:abstractNumId w:val="3"/>
-  </w:num>
-  <w:num w:numId="12" w16cid:durableId="1739983428">
-    <w:abstractNumId w:val="6"/>
-  </w:num>
-  <w:num w:numId="13" w16cid:durableId="197477802">
-    <w:abstractNumId w:val="0"/>
-  </w:num>
-  <w:num w:numId="14" w16cid:durableId="979724829">
-    <w:abstractNumId w:val="14"/>
-  </w:num>
-  <w:num w:numId="15" w16cid:durableId="170293952">
-    <w:abstractNumId w:val="10"/>
-  </w:num>
-  <w:num w:numId="16" w16cid:durableId="922909195">
-    <w:abstractNumId w:val="18"/>
-  </w:num>
-  <w:num w:numId="17" w16cid:durableId="593709941">
-    <w:abstractNumId w:val="15"/>
-  </w:num>
-  <w:num w:numId="18" w16cid:durableId="1547914479">
-    <w:abstractNumId w:val="4"/>
-  </w:num>
-  <w:num w:numId="19" w16cid:durableId="1454789748">
-    <w:abstractNumId w:val="8"/>
-  </w:num>
-  <w:num w:numId="20" w16cid:durableId="458110830">
-    <w:abstractNumId w:val="5"/>
-  </w:num>
-  <w:num w:numId="21" w16cid:durableId="1876772067">
+  <w:num w:numId="27" w16cid:durableId="607586516">
     <w:abstractNumId w:val="1"/>
-  </w:num>
-  <w:num w:numId="22" w16cid:durableId="970944442">
-    <w:abstractNumId w:val="2"/>
-  </w:num>
-  <w:num w:numId="23" w16cid:durableId="2083487156">
-    <w:abstractNumId w:val="7"/>
-  </w:num>
-  <w:num w:numId="24" w16cid:durableId="1700162792">
-    <w:abstractNumId w:val="12"/>
   </w:num>
 </w:numbering>
 </file>
@@ -21013,11 +20087,12 @@
     <w:autoRedefine/>
     <w:uiPriority w:val="9"/>
     <w:qFormat/>
-    <w:rsid w:val="00E66058"/>
+    <w:rsid w:val="00373AA5"/>
     <w:pPr>
       <w:keepNext/>
       <w:keepLines/>
       <w:spacing w:before="360" w:after="80"/>
+      <w:jc w:val="both"/>
       <w:outlineLvl w:val="0"/>
     </w:pPr>
     <w:rPr>
@@ -21025,7 +20100,8 @@
       <w:b/>
       <w:bCs/>
       <w:color w:val="000000" w:themeColor="text1"/>
-      <w:szCs w:val="28"/>
+      <w:sz w:val="32"/>
+      <w:szCs w:val="32"/>
     </w:rPr>
   </w:style>
   <w:style w:type="paragraph" w:styleId="2">
@@ -21203,6 +20279,7 @@
   <w:style w:type="character" w:default="1" w:styleId="a0">
     <w:name w:val="Default Paragraph Font"/>
     <w:uiPriority w:val="1"/>
+    <w:semiHidden/>
     <w:unhideWhenUsed/>
   </w:style>
   <w:style w:type="table" w:default="1" w:styleId="a1">
@@ -21231,14 +20308,14 @@
     <w:basedOn w:val="a0"/>
     <w:link w:val="1"/>
     <w:uiPriority w:val="9"/>
-    <w:rsid w:val="00424278"/>
+    <w:rsid w:val="00373AA5"/>
     <w:rPr>
       <w:rFonts w:ascii="Times New Roman" w:eastAsiaTheme="majorEastAsia" w:hAnsi="Times New Roman" w:cs="Times New Roman"/>
       <w:b/>
       <w:bCs/>
       <w:color w:val="000000" w:themeColor="text1"/>
-      <w:sz w:val="28"/>
-      <w:szCs w:val="28"/>
+      <w:sz w:val="32"/>
+      <w:szCs w:val="32"/>
     </w:rPr>
   </w:style>
   <w:style w:type="character" w:customStyle="1" w:styleId="20">
